--- a/Backend/Director_Disclosure/Output_Disclosures/2024-25/ADANI_HEALTHCARE_AND_RESEARCH__DL__FOUNDATION/MBP-1/MBP1_MALAY_RAMESH_MAHADEVIA_00064110.docx
+++ b/Backend/Director_Disclosure/Output_Disclosures/2024-25/ADANI_HEALTHCARE_AND_RESEARCH__DL__FOUNDATION/MBP-1/MBP1_MALAY_RAMESH_MAHADEVIA_00064110.docx
@@ -93,467 +93,17 @@
     </w:p>
     <w:p>
       <w:pPr>
-        <w:spacing w:before="0" w:after="0"/>
-        <w:jc w:val="left"/>
-      </w:pPr>
-      <w:r>
-        <w:rPr>
-          <w:rFonts w:ascii="Adani" w:hAnsi="Adani"/>
-          <w:b w:val="0"/>
-          <w:sz w:val="20"/>
-          <w:u w:val="none"/>
-        </w:rPr>
-        <w:t>ADANI HEALTHCARE AND RESEARCH (MH) FOUNDATION</w:t>
-      </w:r>
-    </w:p>
-    <w:p>
-      <w:pPr>
-        <w:spacing w:before="0" w:after="0"/>
-        <w:jc w:val="left"/>
-      </w:pPr>
-      <w:r>
-        <w:rPr>
-          <w:rFonts w:ascii="Adani" w:hAnsi="Adani"/>
-          <w:b w:val="0"/>
-          <w:sz w:val="20"/>
-          <w:u w:val="none"/>
-        </w:rPr>
-        <w:t>ADANI HEALTHCARE AND RESEARCH (DL) FOUNDATION</w:t>
-      </w:r>
-    </w:p>
-    <w:p>
-      <w:pPr>
-        <w:spacing w:before="0" w:after="0"/>
-        <w:jc w:val="left"/>
-      </w:pPr>
-      <w:r>
-        <w:rPr>
-          <w:rFonts w:ascii="Adani" w:hAnsi="Adani"/>
-          <w:b w:val="0"/>
-          <w:sz w:val="20"/>
-          <w:u w:val="none"/>
-        </w:rPr>
-        <w:t>BETHECHANGE ENTERTAINMENT LLP</w:t>
-      </w:r>
-    </w:p>
-    <w:p>
-      <w:pPr>
-        <w:spacing w:before="0" w:after="0"/>
-        <w:jc w:val="left"/>
-      </w:pPr>
-      <w:r>
-        <w:rPr>
-          <w:rFonts w:ascii="Adani" w:hAnsi="Adani"/>
-          <w:b w:val="0"/>
-          <w:sz w:val="20"/>
-          <w:u w:val="none"/>
-        </w:rPr>
-        <w:t>ADANI SKILLS AND EDUCATION FOUNDATION</w:t>
-      </w:r>
-    </w:p>
-    <w:p>
-      <w:pPr>
-        <w:spacing w:before="0" w:after="0"/>
-        <w:jc w:val="left"/>
-      </w:pPr>
-      <w:r>
-        <w:rPr>
-          <w:rFonts w:ascii="Adani" w:hAnsi="Adani"/>
-          <w:b w:val="0"/>
-          <w:sz w:val="20"/>
-          <w:u w:val="none"/>
-        </w:rPr>
-        <w:t>CEMINDIA PROJECTS LIMITED</w:t>
-      </w:r>
-    </w:p>
-    <w:p>
-      <w:pPr>
-        <w:spacing w:before="0" w:after="0"/>
-        <w:jc w:val="left"/>
-      </w:pPr>
-      <w:r>
-        <w:rPr>
-          <w:rFonts w:ascii="Adani" w:hAnsi="Adani"/>
-          <w:b w:val="0"/>
-          <w:sz w:val="20"/>
-          <w:u w:val="none"/>
-        </w:rPr>
-        <w:t>LIFESTYLE AUSHADHI FOUNDATION</w:t>
-      </w:r>
-    </w:p>
-    <w:p>
-      <w:pPr>
-        <w:spacing w:before="0" w:after="0"/>
-        <w:jc w:val="left"/>
-      </w:pPr>
-      <w:r>
-        <w:rPr>
-          <w:rFonts w:ascii="Adani" w:hAnsi="Adani"/>
-          <w:b w:val="0"/>
-          <w:sz w:val="20"/>
-          <w:u w:val="none"/>
-        </w:rPr>
-        <w:t>ADANI HOSPITALS FOUNDATION</w:t>
-      </w:r>
-    </w:p>
-    <w:p>
-      <w:pPr>
-        <w:spacing w:before="0" w:after="0"/>
-        <w:jc w:val="left"/>
-      </w:pPr>
-      <w:r>
-        <w:rPr>
-          <w:rFonts w:ascii="Adani" w:hAnsi="Adani"/>
-          <w:b w:val="0"/>
-          <w:sz w:val="20"/>
-          <w:u w:val="none"/>
-        </w:rPr>
-        <w:t>ADANI SOCIAL DEVELOPMENT FOUNDATION</w:t>
-      </w:r>
-    </w:p>
-    <w:p>
-      <w:pPr>
-        <w:spacing w:before="0" w:after="0"/>
-        <w:jc w:val="left"/>
-      </w:pPr>
-      <w:r>
-        <w:rPr>
-          <w:rFonts w:ascii="Adani" w:hAnsi="Adani"/>
-          <w:b w:val="0"/>
-          <w:sz w:val="20"/>
-          <w:u w:val="none"/>
-        </w:rPr>
-        <w:t>ADANI FOUNDATION</w:t>
-      </w:r>
-    </w:p>
-    <w:p>
-      <w:pPr>
-        <w:spacing w:before="0" w:after="0"/>
-        <w:jc w:val="left"/>
-      </w:pPr>
-      <w:r>
-        <w:rPr>
-          <w:rFonts w:ascii="Adani" w:hAnsi="Adani"/>
-          <w:b w:val="0"/>
-          <w:sz w:val="20"/>
-          <w:u w:val="none"/>
-        </w:rPr>
-        <w:t>ADANI SPECIAL SITUATIONS PRIVATE LIMITED</w:t>
-      </w:r>
-    </w:p>
-    <w:p>
-      <w:pPr>
-        <w:spacing w:before="0" w:after="0"/>
-        <w:jc w:val="left"/>
-      </w:pPr>
-      <w:r>
-        <w:rPr>
-          <w:rFonts w:ascii="Adani" w:hAnsi="Adani"/>
-          <w:b w:val="0"/>
-          <w:sz w:val="20"/>
-          <w:u w:val="none"/>
-        </w:rPr>
-        <w:t>KARNAVATI AVIATION PRIVATE LIMITED</w:t>
-      </w:r>
-    </w:p>
-    <w:p>
-      <w:pPr>
-        <w:spacing w:before="0" w:after="0"/>
-        <w:jc w:val="left"/>
-      </w:pPr>
-      <w:r>
-        <w:rPr>
-          <w:rFonts w:ascii="Adani" w:hAnsi="Adani"/>
-          <w:b w:val="0"/>
-          <w:sz w:val="20"/>
-          <w:u w:val="none"/>
-        </w:rPr>
-        <w:t>ADANI MEDICITY AND RESEARCH CENTER</w:t>
-      </w:r>
-    </w:p>
-    <w:p>
-      <w:pPr>
-        <w:spacing w:before="0" w:after="0"/>
-        <w:jc w:val="left"/>
-      </w:pPr>
-      <w:r>
-        <w:rPr>
-          <w:rFonts w:ascii="Adani" w:hAnsi="Adani"/>
-          <w:b w:val="0"/>
-          <w:sz w:val="20"/>
-          <w:u w:val="none"/>
-        </w:rPr>
-        <w:t>ADANI GCC LIMITED</w:t>
-      </w:r>
-    </w:p>
-    <w:p>
-      <w:pPr>
-        <w:spacing w:before="0" w:after="0"/>
-        <w:jc w:val="left"/>
-      </w:pPr>
-      <w:r>
-        <w:rPr>
-          <w:rFonts w:ascii="Adani" w:hAnsi="Adani"/>
-          <w:b w:val="0"/>
-          <w:sz w:val="20"/>
-          <w:u w:val="none"/>
-        </w:rPr>
-        <w:t>NORTH STAR MEDICAL AID FOUNDATION</w:t>
-      </w:r>
-    </w:p>
-    <w:p>
-      <w:pPr>
-        <w:spacing w:before="0" w:after="0"/>
-        <w:jc w:val="left"/>
-      </w:pPr>
-      <w:r>
-        <w:rPr>
-          <w:rFonts w:ascii="Adani" w:hAnsi="Adani"/>
-          <w:b w:val="0"/>
-          <w:sz w:val="20"/>
-          <w:u w:val="none"/>
-        </w:rPr>
-        <w:t>KARNAVATI MUSEUM OF LEADERSHIP FOUNDATION</w:t>
-      </w:r>
-    </w:p>
-    <w:p>
-      <w:pPr>
-        <w:spacing w:before="0" w:after="0"/>
-        <w:jc w:val="left"/>
-      </w:pPr>
-      <w:r>
-        <w:rPr>
-          <w:rFonts w:ascii="Adani" w:hAnsi="Adani"/>
-          <w:b w:val="0"/>
-          <w:sz w:val="20"/>
-          <w:u w:val="none"/>
-        </w:rPr>
-        <w:t>ADANI HEALTH VENTURES LIMITED</w:t>
-      </w:r>
-    </w:p>
-    <w:p>
-      <w:pPr>
-        <w:spacing w:before="0" w:after="0"/>
-        <w:jc w:val="left"/>
-      </w:pPr>
-      <w:r>
-        <w:rPr>
-          <w:rFonts w:ascii="Adani" w:hAnsi="Adani"/>
-          <w:b w:val="0"/>
-          <w:sz w:val="20"/>
-          <w:u w:val="none"/>
-        </w:rPr>
-        <w:t>NORTH STAR CORPCON LLP</w:t>
-      </w:r>
-    </w:p>
-    <w:p>
-      <w:pPr>
-        <w:spacing w:before="0" w:after="0"/>
-        <w:jc w:val="left"/>
-      </w:pPr>
-      <w:r>
-        <w:rPr>
-          <w:rFonts w:ascii="Adani" w:hAnsi="Adani"/>
-          <w:b w:val="0"/>
-          <w:sz w:val="20"/>
-          <w:u w:val="none"/>
-        </w:rPr>
-        <w:t>NORTH STAR B2B MARKETING LLP</w:t>
-      </w:r>
-    </w:p>
-    <w:p>
-      <w:pPr>
-        <w:spacing w:before="0" w:after="0"/>
-        <w:jc w:val="left"/>
-      </w:pPr>
-      <w:r>
-        <w:rPr>
-          <w:rFonts w:ascii="Adani" w:hAnsi="Adani"/>
-          <w:b w:val="0"/>
-          <w:sz w:val="20"/>
-          <w:u w:val="none"/>
-        </w:rPr>
-        <w:t>NORTH STAR DIAGNOSTICS PRIVATE LIMITED</w:t>
-      </w:r>
-    </w:p>
-    <w:p>
-      <w:pPr>
-        <w:spacing w:before="0" w:after="0"/>
-        <w:jc w:val="left"/>
-      </w:pPr>
-      <w:r>
-        <w:rPr>
-          <w:rFonts w:ascii="Adani" w:hAnsi="Adani"/>
-          <w:b w:val="0"/>
-          <w:sz w:val="20"/>
-          <w:u w:val="none"/>
-        </w:rPr>
-        <w:t>NORTH STAR ENTITIES PRIVATE LIMITED</w:t>
-      </w:r>
-    </w:p>
-    <w:p>
-      <w:pPr>
-        <w:spacing w:before="0" w:after="0"/>
-        <w:jc w:val="left"/>
-      </w:pPr>
-      <w:r>
-        <w:rPr>
-          <w:rFonts w:ascii="Adani" w:hAnsi="Adani"/>
-          <w:b w:val="0"/>
-          <w:sz w:val="20"/>
-          <w:u w:val="none"/>
-        </w:rPr>
-        <w:t>ADANI TOTAL PRIVATE LIMITED</w:t>
-      </w:r>
-    </w:p>
-    <w:p>
-      <w:pPr>
-        <w:spacing w:before="0" w:after="0"/>
-        <w:jc w:val="left"/>
-      </w:pPr>
-      <w:r>
-        <w:rPr>
-          <w:rFonts w:ascii="Adani" w:hAnsi="Adani"/>
-          <w:b w:val="0"/>
-          <w:sz w:val="20"/>
-          <w:u w:val="none"/>
-        </w:rPr>
-        <w:t>ADANI AIRPORT HOLDINGS LIMITED</w:t>
-      </w:r>
-    </w:p>
-    <w:p>
-      <w:pPr>
-        <w:spacing w:before="0" w:after="0"/>
-        <w:jc w:val="left"/>
-      </w:pPr>
-      <w:r>
-        <w:rPr>
-          <w:rFonts w:ascii="Adani" w:hAnsi="Adani"/>
-          <w:b w:val="0"/>
-          <w:sz w:val="20"/>
-          <w:u w:val="none"/>
-        </w:rPr>
-        <w:t>AWL AGRI BUSINESS LIMITED</w:t>
-      </w:r>
-    </w:p>
-    <w:p>
-      <w:pPr>
-        <w:spacing w:before="0" w:after="0"/>
-        <w:jc w:val="left"/>
-      </w:pPr>
-      <w:r>
-        <w:rPr>
-          <w:rFonts w:ascii="Adani" w:hAnsi="Adani"/>
-          <w:b w:val="0"/>
-          <w:sz w:val="20"/>
-          <w:u w:val="none"/>
-        </w:rPr>
-        <w:t>ADANI SKILL DEVELOPMENT CENTRE</w:t>
-      </w:r>
-    </w:p>
-    <w:p>
-      <w:pPr>
-        <w:spacing w:before="0" w:after="0"/>
-        <w:jc w:val="left"/>
-      </w:pPr>
-      <w:r>
-        <w:rPr>
-          <w:rFonts w:ascii="Adani" w:hAnsi="Adani"/>
-          <w:b w:val="0"/>
-          <w:sz w:val="20"/>
-          <w:u w:val="none"/>
-        </w:rPr>
-        <w:t>ADANI GAS HOLDINGS LIMITED</w:t>
-      </w:r>
-    </w:p>
-    <w:p>
-      <w:pPr>
-        <w:spacing w:before="0" w:after="0"/>
-        <w:jc w:val="left"/>
-      </w:pPr>
-      <w:r>
-        <w:rPr>
-          <w:rFonts w:ascii="Adani" w:hAnsi="Adani"/>
-          <w:b w:val="0"/>
-          <w:sz w:val="20"/>
-          <w:u w:val="none"/>
-        </w:rPr>
-        <w:t>ADANI VIZHINJAM PORT PRIVATE LIMITED</w:t>
-      </w:r>
-    </w:p>
-    <w:p>
-      <w:pPr>
-        <w:spacing w:before="0" w:after="0"/>
-        <w:jc w:val="left"/>
-      </w:pPr>
-      <w:r>
-        <w:rPr>
-          <w:rFonts w:ascii="Adani" w:hAnsi="Adani"/>
-          <w:b w:val="0"/>
-          <w:sz w:val="20"/>
-          <w:u w:val="none"/>
-        </w:rPr>
-        <w:t>ADANI INFRASTRUCTURE PRIVATE LIMITED</w:t>
-      </w:r>
-    </w:p>
-    <w:p>
-      <w:pPr>
-        <w:spacing w:before="0" w:after="0"/>
-        <w:jc w:val="left"/>
-      </w:pPr>
-      <w:r>
-        <w:rPr>
-          <w:rFonts w:ascii="Adani" w:hAnsi="Adani"/>
-          <w:b w:val="0"/>
-          <w:sz w:val="20"/>
-          <w:u w:val="none"/>
-        </w:rPr>
-        <w:t>ADANI INSTITUTE FOR EDUCATION AND RESEARCH</w:t>
-      </w:r>
-    </w:p>
-    <w:p>
-      <w:pPr>
-        <w:spacing w:before="0" w:after="0"/>
-        <w:jc w:val="left"/>
-      </w:pPr>
-      <w:r>
-        <w:rPr>
-          <w:rFonts w:ascii="Adani" w:hAnsi="Adani"/>
-          <w:b w:val="0"/>
-          <w:sz w:val="20"/>
-          <w:u w:val="none"/>
-        </w:rPr>
-        <w:t>GSPC LNG LIMITED</w:t>
-      </w:r>
-    </w:p>
-    <w:p>
-      <w:pPr>
-        <w:spacing w:before="0" w:after="0"/>
-        <w:jc w:val="left"/>
-      </w:pPr>
-      <w:r>
-        <w:rPr>
-          <w:rFonts w:ascii="Adani" w:hAnsi="Adani"/>
-          <w:b w:val="0"/>
-          <w:sz w:val="20"/>
-          <w:u w:val="none"/>
-        </w:rPr>
-        <w:t>ADANI PORTS AND SPECIAL ECONOMIC ZONE LIMITED</w:t>
-      </w:r>
-    </w:p>
-    <w:p>
-      <w:pPr>
         <w:spacing w:before="0" w:after="160"/>
         <w:jc w:val="left"/>
       </w:pPr>
       <w:r>
         <w:rPr>
           <w:rFonts w:ascii="Adani" w:hAnsi="Adani"/>
-          <w:b w:val="0"/>
+          <w:b/>
           <w:sz w:val="20"/>
           <w:u w:val="none"/>
         </w:rPr>
-        <w:t>MAHADEVIA DENTAL HOSPITAL PRIVATE LIMITED</w:t>
+        <w:t>ADANI HEALTHCARE AND RESEARCH (DL) FOUNDATION</w:t>
       </w:r>
     </w:p>
     <w:p>
@@ -3963,148 +3513,6 @@
                 <w:sz w:val="18"/>
                 <w:u w:val="none"/>
               </w:rPr>
-              <w:t>AWL AGRI BUSINESS LIMITED</w:t>
-            </w:r>
-          </w:p>
-        </w:tc>
-        <w:tc>
-          <w:tcPr>
-            <w:tcW w:type="dxa" w:w="1814"/>
-            <w:shd w:val="clear" w:color="auto" w:fill="FFFFFF"/>
-            <w:tcBorders>
-              <w:top w:val="single" w:sz="4" w:space="0" w:color="000000"/>
-              <w:left w:val="single" w:sz="4" w:space="0" w:color="000000"/>
-              <w:bottom w:val="single" w:sz="4" w:space="0" w:color="000000"/>
-              <w:right w:val="single" w:sz="4" w:space="0" w:color="000000"/>
-            </w:tcBorders>
-            <w:vAlign w:val="center"/>
-          </w:tcPr>
-          <w:p>
-            <w:pPr>
-              <w:spacing w:before="40" w:after="40"/>
-              <w:jc w:val="left"/>
-            </w:pPr>
-            <w:r>
-              <w:rPr>
-                <w:rFonts w:ascii="Adani" w:hAnsi="Adani"/>
-                <w:b w:val="0"/>
-                <w:sz w:val="18"/>
-                <w:u w:val="none"/>
-              </w:rPr>
-              <w:t>Director</w:t>
-            </w:r>
-          </w:p>
-        </w:tc>
-        <w:tc>
-          <w:tcPr>
-            <w:tcW w:type="dxa" w:w="1020"/>
-            <w:shd w:val="clear" w:color="auto" w:fill="FFFFFF"/>
-            <w:tcBorders>
-              <w:top w:val="single" w:sz="4" w:space="0" w:color="000000"/>
-              <w:left w:val="single" w:sz="4" w:space="0" w:color="000000"/>
-              <w:bottom w:val="single" w:sz="4" w:space="0" w:color="000000"/>
-              <w:right w:val="single" w:sz="4" w:space="0" w:color="000000"/>
-            </w:tcBorders>
-            <w:vAlign w:val="center"/>
-          </w:tcPr>
-          <w:p>
-            <w:pPr>
-              <w:spacing w:before="40" w:after="40"/>
-              <w:jc w:val="left"/>
-            </w:pPr>
-            <w:r>
-              <w:rPr>
-                <w:rFonts w:ascii="Adani" w:hAnsi="Adani"/>
-                <w:b w:val="0"/>
-                <w:sz w:val="18"/>
-                <w:u w:val="none"/>
-              </w:rPr>
-              <w:t>NIL</w:t>
-            </w:r>
-          </w:p>
-        </w:tc>
-        <w:tc>
-          <w:tcPr>
-            <w:tcW w:type="dxa" w:w="1247"/>
-            <w:shd w:val="clear" w:color="auto" w:fill="FFFFFF"/>
-            <w:tcBorders>
-              <w:top w:val="single" w:sz="4" w:space="0" w:color="000000"/>
-              <w:left w:val="single" w:sz="4" w:space="0" w:color="000000"/>
-              <w:bottom w:val="single" w:sz="4" w:space="0" w:color="000000"/>
-              <w:right w:val="single" w:sz="4" w:space="0" w:color="000000"/>
-            </w:tcBorders>
-            <w:vAlign w:val="center"/>
-          </w:tcPr>
-          <w:p>
-            <w:pPr>
-              <w:spacing w:before="40" w:after="40"/>
-              <w:jc w:val="left"/>
-            </w:pPr>
-            <w:r>
-              <w:rPr>
-                <w:rFonts w:ascii="Adani" w:hAnsi="Adani"/>
-                <w:b w:val="0"/>
-                <w:sz w:val="18"/>
-                <w:u w:val="none"/>
-              </w:rPr>
-              <w:t>17/06/2019</w:t>
-            </w:r>
-          </w:p>
-        </w:tc>
-      </w:tr>
-      <w:tr>
-        <w:tc>
-          <w:tcPr>
-            <w:tcW w:type="dxa" w:w="680"/>
-            <w:shd w:val="clear" w:color="auto" w:fill="FFFFFF"/>
-            <w:tcBorders>
-              <w:top w:val="single" w:sz="4" w:space="0" w:color="000000"/>
-              <w:left w:val="single" w:sz="4" w:space="0" w:color="000000"/>
-              <w:bottom w:val="single" w:sz="4" w:space="0" w:color="000000"/>
-              <w:right w:val="single" w:sz="4" w:space="0" w:color="000000"/>
-            </w:tcBorders>
-            <w:vAlign w:val="center"/>
-          </w:tcPr>
-          <w:p>
-            <w:pPr>
-              <w:spacing w:before="40" w:after="40"/>
-              <w:jc w:val="left"/>
-            </w:pPr>
-            <w:r>
-              <w:rPr>
-                <w:rFonts w:ascii="Adani" w:hAnsi="Adani"/>
-                <w:b w:val="0"/>
-                <w:sz w:val="18"/>
-                <w:u w:val="none"/>
-              </w:rPr>
-              <w:t>24</w:t>
-            </w:r>
-          </w:p>
-        </w:tc>
-        <w:tc>
-          <w:tcPr>
-            <w:tcW w:type="dxa" w:w="3969"/>
-            <w:shd w:val="clear" w:color="auto" w:fill="FFFFFF"/>
-            <w:tcBorders>
-              <w:top w:val="single" w:sz="4" w:space="0" w:color="000000"/>
-              <w:left w:val="single" w:sz="4" w:space="0" w:color="000000"/>
-              <w:bottom w:val="single" w:sz="4" w:space="0" w:color="000000"/>
-              <w:right w:val="single" w:sz="4" w:space="0" w:color="000000"/>
-            </w:tcBorders>
-            <w:vAlign w:val="center"/>
-          </w:tcPr>
-          <w:p>
-            <w:pPr>
-              <w:spacing w:before="40" w:after="40"/>
-              <w:jc w:val="left"/>
-            </w:pPr>
-            <w:r>
-              <w:rPr>
-                <w:rFonts w:ascii="Adani" w:hAnsi="Adani"/>
-                <w:b w:val="0"/>
-                <w:sz w:val="18"/>
-                <w:u w:val="none"/>
-              </w:rPr>
               <w:t>ADANI SKILL DEVELOPMENT CENTRE</w:t>
             </w:r>
           </w:p>
@@ -4219,7 +3627,7 @@
                 <w:sz w:val="18"/>
                 <w:u w:val="none"/>
               </w:rPr>
-              <w:t>25</w:t>
+              <w:t>24</w:t>
             </w:r>
           </w:p>
         </w:tc>
@@ -4361,291 +3769,7 @@
                 <w:sz w:val="18"/>
                 <w:u w:val="none"/>
               </w:rPr>
-              <w:t>26</w:t>
-            </w:r>
-          </w:p>
-        </w:tc>
-        <w:tc>
-          <w:tcPr>
-            <w:tcW w:type="dxa" w:w="3969"/>
-            <w:shd w:val="clear" w:color="auto" w:fill="FFFFFF"/>
-            <w:tcBorders>
-              <w:top w:val="single" w:sz="4" w:space="0" w:color="000000"/>
-              <w:left w:val="single" w:sz="4" w:space="0" w:color="000000"/>
-              <w:bottom w:val="single" w:sz="4" w:space="0" w:color="000000"/>
-              <w:right w:val="single" w:sz="4" w:space="0" w:color="000000"/>
-            </w:tcBorders>
-            <w:vAlign w:val="center"/>
-          </w:tcPr>
-          <w:p>
-            <w:pPr>
-              <w:spacing w:before="40" w:after="40"/>
-              <w:jc w:val="left"/>
-            </w:pPr>
-            <w:r>
-              <w:rPr>
-                <w:rFonts w:ascii="Adani" w:hAnsi="Adani"/>
-                <w:b w:val="0"/>
-                <w:sz w:val="18"/>
-                <w:u w:val="none"/>
-              </w:rPr>
-              <w:t>ADANI VIZHINJAM PORT PRIVATE LIMITED</w:t>
-            </w:r>
-          </w:p>
-        </w:tc>
-        <w:tc>
-          <w:tcPr>
-            <w:tcW w:type="dxa" w:w="1814"/>
-            <w:shd w:val="clear" w:color="auto" w:fill="FFFFFF"/>
-            <w:tcBorders>
-              <w:top w:val="single" w:sz="4" w:space="0" w:color="000000"/>
-              <w:left w:val="single" w:sz="4" w:space="0" w:color="000000"/>
-              <w:bottom w:val="single" w:sz="4" w:space="0" w:color="000000"/>
-              <w:right w:val="single" w:sz="4" w:space="0" w:color="000000"/>
-            </w:tcBorders>
-            <w:vAlign w:val="center"/>
-          </w:tcPr>
-          <w:p>
-            <w:pPr>
-              <w:spacing w:before="40" w:after="40"/>
-              <w:jc w:val="left"/>
-            </w:pPr>
-            <w:r>
-              <w:rPr>
-                <w:rFonts w:ascii="Adani" w:hAnsi="Adani"/>
-                <w:b w:val="0"/>
-                <w:sz w:val="18"/>
-                <w:u w:val="none"/>
-              </w:rPr>
-              <w:t>Director</w:t>
-            </w:r>
-          </w:p>
-        </w:tc>
-        <w:tc>
-          <w:tcPr>
-            <w:tcW w:type="dxa" w:w="1020"/>
-            <w:shd w:val="clear" w:color="auto" w:fill="FFFFFF"/>
-            <w:tcBorders>
-              <w:top w:val="single" w:sz="4" w:space="0" w:color="000000"/>
-              <w:left w:val="single" w:sz="4" w:space="0" w:color="000000"/>
-              <w:bottom w:val="single" w:sz="4" w:space="0" w:color="000000"/>
-              <w:right w:val="single" w:sz="4" w:space="0" w:color="000000"/>
-            </w:tcBorders>
-            <w:vAlign w:val="center"/>
-          </w:tcPr>
-          <w:p>
-            <w:pPr>
-              <w:spacing w:before="40" w:after="40"/>
-              <w:jc w:val="left"/>
-            </w:pPr>
-            <w:r>
-              <w:rPr>
-                <w:rFonts w:ascii="Adani" w:hAnsi="Adani"/>
-                <w:b w:val="0"/>
-                <w:sz w:val="18"/>
-                <w:u w:val="none"/>
-              </w:rPr>
-              <w:t>NIL</w:t>
-            </w:r>
-          </w:p>
-        </w:tc>
-        <w:tc>
-          <w:tcPr>
-            <w:tcW w:type="dxa" w:w="1247"/>
-            <w:shd w:val="clear" w:color="auto" w:fill="FFFFFF"/>
-            <w:tcBorders>
-              <w:top w:val="single" w:sz="4" w:space="0" w:color="000000"/>
-              <w:left w:val="single" w:sz="4" w:space="0" w:color="000000"/>
-              <w:bottom w:val="single" w:sz="4" w:space="0" w:color="000000"/>
-              <w:right w:val="single" w:sz="4" w:space="0" w:color="000000"/>
-            </w:tcBorders>
-            <w:vAlign w:val="center"/>
-          </w:tcPr>
-          <w:p>
-            <w:pPr>
-              <w:spacing w:before="40" w:after="40"/>
-              <w:jc w:val="left"/>
-            </w:pPr>
-            <w:r>
-              <w:rPr>
-                <w:rFonts w:ascii="Adani" w:hAnsi="Adani"/>
-                <w:b w:val="0"/>
-                <w:sz w:val="18"/>
-                <w:u w:val="none"/>
-              </w:rPr>
-              <w:t>09/11/2015</w:t>
-            </w:r>
-          </w:p>
-        </w:tc>
-      </w:tr>
-      <w:tr>
-        <w:tc>
-          <w:tcPr>
-            <w:tcW w:type="dxa" w:w="680"/>
-            <w:shd w:val="clear" w:color="auto" w:fill="FFFFFF"/>
-            <w:tcBorders>
-              <w:top w:val="single" w:sz="4" w:space="0" w:color="000000"/>
-              <w:left w:val="single" w:sz="4" w:space="0" w:color="000000"/>
-              <w:bottom w:val="single" w:sz="4" w:space="0" w:color="000000"/>
-              <w:right w:val="single" w:sz="4" w:space="0" w:color="000000"/>
-            </w:tcBorders>
-            <w:vAlign w:val="center"/>
-          </w:tcPr>
-          <w:p>
-            <w:pPr>
-              <w:spacing w:before="40" w:after="40"/>
-              <w:jc w:val="left"/>
-            </w:pPr>
-            <w:r>
-              <w:rPr>
-                <w:rFonts w:ascii="Adani" w:hAnsi="Adani"/>
-                <w:b w:val="0"/>
-                <w:sz w:val="18"/>
-                <w:u w:val="none"/>
-              </w:rPr>
-              <w:t>27</w:t>
-            </w:r>
-          </w:p>
-        </w:tc>
-        <w:tc>
-          <w:tcPr>
-            <w:tcW w:type="dxa" w:w="3969"/>
-            <w:shd w:val="clear" w:color="auto" w:fill="FFFFFF"/>
-            <w:tcBorders>
-              <w:top w:val="single" w:sz="4" w:space="0" w:color="000000"/>
-              <w:left w:val="single" w:sz="4" w:space="0" w:color="000000"/>
-              <w:bottom w:val="single" w:sz="4" w:space="0" w:color="000000"/>
-              <w:right w:val="single" w:sz="4" w:space="0" w:color="000000"/>
-            </w:tcBorders>
-            <w:vAlign w:val="center"/>
-          </w:tcPr>
-          <w:p>
-            <w:pPr>
-              <w:spacing w:before="40" w:after="40"/>
-              <w:jc w:val="left"/>
-            </w:pPr>
-            <w:r>
-              <w:rPr>
-                <w:rFonts w:ascii="Adani" w:hAnsi="Adani"/>
-                <w:b w:val="0"/>
-                <w:sz w:val="18"/>
-                <w:u w:val="none"/>
-              </w:rPr>
-              <w:t>ADANI INFRASTRUCTURE PRIVATE LIMITED</w:t>
-            </w:r>
-          </w:p>
-        </w:tc>
-        <w:tc>
-          <w:tcPr>
-            <w:tcW w:type="dxa" w:w="1814"/>
-            <w:shd w:val="clear" w:color="auto" w:fill="FFFFFF"/>
-            <w:tcBorders>
-              <w:top w:val="single" w:sz="4" w:space="0" w:color="000000"/>
-              <w:left w:val="single" w:sz="4" w:space="0" w:color="000000"/>
-              <w:bottom w:val="single" w:sz="4" w:space="0" w:color="000000"/>
-              <w:right w:val="single" w:sz="4" w:space="0" w:color="000000"/>
-            </w:tcBorders>
-            <w:vAlign w:val="center"/>
-          </w:tcPr>
-          <w:p>
-            <w:pPr>
-              <w:spacing w:before="40" w:after="40"/>
-              <w:jc w:val="left"/>
-            </w:pPr>
-            <w:r>
-              <w:rPr>
-                <w:rFonts w:ascii="Adani" w:hAnsi="Adani"/>
-                <w:b w:val="0"/>
-                <w:sz w:val="18"/>
-                <w:u w:val="none"/>
-              </w:rPr>
-              <w:t>Director</w:t>
-            </w:r>
-          </w:p>
-        </w:tc>
-        <w:tc>
-          <w:tcPr>
-            <w:tcW w:type="dxa" w:w="1020"/>
-            <w:shd w:val="clear" w:color="auto" w:fill="FFFFFF"/>
-            <w:tcBorders>
-              <w:top w:val="single" w:sz="4" w:space="0" w:color="000000"/>
-              <w:left w:val="single" w:sz="4" w:space="0" w:color="000000"/>
-              <w:bottom w:val="single" w:sz="4" w:space="0" w:color="000000"/>
-              <w:right w:val="single" w:sz="4" w:space="0" w:color="000000"/>
-            </w:tcBorders>
-            <w:vAlign w:val="center"/>
-          </w:tcPr>
-          <w:p>
-            <w:pPr>
-              <w:spacing w:before="40" w:after="40"/>
-              <w:jc w:val="left"/>
-            </w:pPr>
-            <w:r>
-              <w:rPr>
-                <w:rFonts w:ascii="Adani" w:hAnsi="Adani"/>
-                <w:b w:val="0"/>
-                <w:sz w:val="18"/>
-                <w:u w:val="none"/>
-              </w:rPr>
-              <w:t>NIL</w:t>
-            </w:r>
-          </w:p>
-        </w:tc>
-        <w:tc>
-          <w:tcPr>
-            <w:tcW w:type="dxa" w:w="1247"/>
-            <w:shd w:val="clear" w:color="auto" w:fill="FFFFFF"/>
-            <w:tcBorders>
-              <w:top w:val="single" w:sz="4" w:space="0" w:color="000000"/>
-              <w:left w:val="single" w:sz="4" w:space="0" w:color="000000"/>
-              <w:bottom w:val="single" w:sz="4" w:space="0" w:color="000000"/>
-              <w:right w:val="single" w:sz="4" w:space="0" w:color="000000"/>
-            </w:tcBorders>
-            <w:vAlign w:val="center"/>
-          </w:tcPr>
-          <w:p>
-            <w:pPr>
-              <w:spacing w:before="40" w:after="40"/>
-              <w:jc w:val="left"/>
-            </w:pPr>
-            <w:r>
-              <w:rPr>
-                <w:rFonts w:ascii="Adani" w:hAnsi="Adani"/>
-                <w:b w:val="0"/>
-                <w:sz w:val="18"/>
-                <w:u w:val="none"/>
-              </w:rPr>
-              <w:t>05/11/2015</w:t>
-            </w:r>
-          </w:p>
-        </w:tc>
-      </w:tr>
-      <w:tr>
-        <w:tc>
-          <w:tcPr>
-            <w:tcW w:type="dxa" w:w="680"/>
-            <w:shd w:val="clear" w:color="auto" w:fill="FFFFFF"/>
-            <w:tcBorders>
-              <w:top w:val="single" w:sz="4" w:space="0" w:color="000000"/>
-              <w:left w:val="single" w:sz="4" w:space="0" w:color="000000"/>
-              <w:bottom w:val="single" w:sz="4" w:space="0" w:color="000000"/>
-              <w:right w:val="single" w:sz="4" w:space="0" w:color="000000"/>
-            </w:tcBorders>
-            <w:vAlign w:val="center"/>
-          </w:tcPr>
-          <w:p>
-            <w:pPr>
-              <w:spacing w:before="40" w:after="40"/>
-              <w:jc w:val="left"/>
-            </w:pPr>
-            <w:r>
-              <w:rPr>
-                <w:rFonts w:ascii="Adani" w:hAnsi="Adani"/>
-                <w:b w:val="0"/>
-                <w:sz w:val="18"/>
-                <w:u w:val="none"/>
-              </w:rPr>
-              <w:t>28</w:t>
+              <w:t>25</w:t>
             </w:r>
           </w:p>
         </w:tc>
@@ -4787,7 +3911,7 @@
                 <w:sz w:val="18"/>
                 <w:u w:val="none"/>
               </w:rPr>
-              <w:t>29</w:t>
+              <w:t>26</w:t>
             </w:r>
           </w:p>
         </w:tc>
@@ -4929,7 +4053,7 @@
                 <w:sz w:val="18"/>
                 <w:u w:val="none"/>
               </w:rPr>
-              <w:t>30</w:t>
+              <w:t>27</w:t>
             </w:r>
           </w:p>
         </w:tc>
@@ -4957,7 +4081,7 @@
                 <w:sz w:val="18"/>
                 <w:u w:val="none"/>
               </w:rPr>
-              <w:t>ADANI PORTS AND SPECIAL ECONOMIC ZONE LIMITED</w:t>
+              <w:t>RAJASTHAN SEZ PRIVATE LIMITED</w:t>
             </w:r>
           </w:p>
         </w:tc>
@@ -4985,7 +4109,7 @@
                 <w:sz w:val="18"/>
                 <w:u w:val="none"/>
               </w:rPr>
-              <w:t>Wholetime Director</w:t>
+              <w:t>Director</w:t>
             </w:r>
           </w:p>
         </w:tc>
@@ -5041,7 +4165,7 @@
                 <w:sz w:val="18"/>
                 <w:u w:val="none"/>
               </w:rPr>
-              <w:t>20/05/2009</w:t>
+              <w:t>01/06/2009</w:t>
             </w:r>
           </w:p>
         </w:tc>
@@ -5071,7 +4195,149 @@
                 <w:sz w:val="18"/>
                 <w:u w:val="none"/>
               </w:rPr>
-              <w:t>31</w:t>
+              <w:t>28</w:t>
+            </w:r>
+          </w:p>
+        </w:tc>
+        <w:tc>
+          <w:tcPr>
+            <w:tcW w:type="dxa" w:w="3969"/>
+            <w:shd w:val="clear" w:color="auto" w:fill="FFFFFF"/>
+            <w:tcBorders>
+              <w:top w:val="single" w:sz="4" w:space="0" w:color="000000"/>
+              <w:left w:val="single" w:sz="4" w:space="0" w:color="000000"/>
+              <w:bottom w:val="single" w:sz="4" w:space="0" w:color="000000"/>
+              <w:right w:val="single" w:sz="4" w:space="0" w:color="000000"/>
+            </w:tcBorders>
+            <w:vAlign w:val="center"/>
+          </w:tcPr>
+          <w:p>
+            <w:pPr>
+              <w:spacing w:before="40" w:after="40"/>
+              <w:jc w:val="left"/>
+            </w:pPr>
+            <w:r>
+              <w:rPr>
+                <w:rFonts w:ascii="Adani" w:hAnsi="Adani"/>
+                <w:b w:val="0"/>
+                <w:sz w:val="18"/>
+                <w:u w:val="none"/>
+              </w:rPr>
+              <w:t>INLAND CONWARE (LUDHIANA) PRIVATE LIMITED</w:t>
+            </w:r>
+          </w:p>
+        </w:tc>
+        <w:tc>
+          <w:tcPr>
+            <w:tcW w:type="dxa" w:w="1814"/>
+            <w:shd w:val="clear" w:color="auto" w:fill="FFFFFF"/>
+            <w:tcBorders>
+              <w:top w:val="single" w:sz="4" w:space="0" w:color="000000"/>
+              <w:left w:val="single" w:sz="4" w:space="0" w:color="000000"/>
+              <w:bottom w:val="single" w:sz="4" w:space="0" w:color="000000"/>
+              <w:right w:val="single" w:sz="4" w:space="0" w:color="000000"/>
+            </w:tcBorders>
+            <w:vAlign w:val="center"/>
+          </w:tcPr>
+          <w:p>
+            <w:pPr>
+              <w:spacing w:before="40" w:after="40"/>
+              <w:jc w:val="left"/>
+            </w:pPr>
+            <w:r>
+              <w:rPr>
+                <w:rFonts w:ascii="Adani" w:hAnsi="Adani"/>
+                <w:b w:val="0"/>
+                <w:sz w:val="18"/>
+                <w:u w:val="none"/>
+              </w:rPr>
+              <w:t>Director</w:t>
+            </w:r>
+          </w:p>
+        </w:tc>
+        <w:tc>
+          <w:tcPr>
+            <w:tcW w:type="dxa" w:w="1020"/>
+            <w:shd w:val="clear" w:color="auto" w:fill="FFFFFF"/>
+            <w:tcBorders>
+              <w:top w:val="single" w:sz="4" w:space="0" w:color="000000"/>
+              <w:left w:val="single" w:sz="4" w:space="0" w:color="000000"/>
+              <w:bottom w:val="single" w:sz="4" w:space="0" w:color="000000"/>
+              <w:right w:val="single" w:sz="4" w:space="0" w:color="000000"/>
+            </w:tcBorders>
+            <w:vAlign w:val="center"/>
+          </w:tcPr>
+          <w:p>
+            <w:pPr>
+              <w:spacing w:before="40" w:after="40"/>
+              <w:jc w:val="left"/>
+            </w:pPr>
+            <w:r>
+              <w:rPr>
+                <w:rFonts w:ascii="Adani" w:hAnsi="Adani"/>
+                <w:b w:val="0"/>
+                <w:sz w:val="18"/>
+                <w:u w:val="none"/>
+              </w:rPr>
+              <w:t>NIL</w:t>
+            </w:r>
+          </w:p>
+        </w:tc>
+        <w:tc>
+          <w:tcPr>
+            <w:tcW w:type="dxa" w:w="1247"/>
+            <w:shd w:val="clear" w:color="auto" w:fill="FFFFFF"/>
+            <w:tcBorders>
+              <w:top w:val="single" w:sz="4" w:space="0" w:color="000000"/>
+              <w:left w:val="single" w:sz="4" w:space="0" w:color="000000"/>
+              <w:bottom w:val="single" w:sz="4" w:space="0" w:color="000000"/>
+              <w:right w:val="single" w:sz="4" w:space="0" w:color="000000"/>
+            </w:tcBorders>
+            <w:vAlign w:val="center"/>
+          </w:tcPr>
+          <w:p>
+            <w:pPr>
+              <w:spacing w:before="40" w:after="40"/>
+              <w:jc w:val="left"/>
+            </w:pPr>
+            <w:r>
+              <w:rPr>
+                <w:rFonts w:ascii="Adani" w:hAnsi="Adani"/>
+                <w:b w:val="0"/>
+                <w:sz w:val="18"/>
+                <w:u w:val="none"/>
+              </w:rPr>
+              <w:t>21/08/2008</w:t>
+            </w:r>
+          </w:p>
+        </w:tc>
+      </w:tr>
+      <w:tr>
+        <w:tc>
+          <w:tcPr>
+            <w:tcW w:type="dxa" w:w="680"/>
+            <w:shd w:val="clear" w:color="auto" w:fill="FFFFFF"/>
+            <w:tcBorders>
+              <w:top w:val="single" w:sz="4" w:space="0" w:color="000000"/>
+              <w:left w:val="single" w:sz="4" w:space="0" w:color="000000"/>
+              <w:bottom w:val="single" w:sz="4" w:space="0" w:color="000000"/>
+              <w:right w:val="single" w:sz="4" w:space="0" w:color="000000"/>
+            </w:tcBorders>
+            <w:vAlign w:val="center"/>
+          </w:tcPr>
+          <w:p>
+            <w:pPr>
+              <w:spacing w:before="40" w:after="40"/>
+              <w:jc w:val="left"/>
+            </w:pPr>
+            <w:r>
+              <w:rPr>
+                <w:rFonts w:ascii="Adani" w:hAnsi="Adani"/>
+                <w:b w:val="0"/>
+                <w:sz w:val="18"/>
+                <w:u w:val="none"/>
+              </w:rPr>
+              <w:t>29</w:t>
             </w:r>
           </w:p>
         </w:tc>
@@ -5420,7 +4686,7 @@
                 <w:sz w:val="18"/>
                 <w:u w:val="none"/>
               </w:rPr>
-              <w:t>Date:   07th May, 2026</w:t>
+              <w:t>Date:   15th May, 2026</w:t>
             </w:r>
           </w:p>
         </w:tc>
@@ -5686,174 +4952,441 @@
         <w:t>:</w:t>
       </w:r>
     </w:p>
-    <w:p>
-      <w:pPr>
-        <w:pStyle w:val="ListNumber"/>
-        <w:spacing w:before="0" w:after="40"/>
-        <w:ind w:left="720"/>
-      </w:pPr>
-      <w:r>
-        <w:rPr>
-          <w:rFonts w:ascii="Adani" w:hAnsi="Adani"/>
-          <w:b w:val="0"/>
-          <w:sz w:val="20"/>
-          <w:u w:val="none"/>
-        </w:rPr>
-        <w:t>Father</w:t>
-        <w:tab/>
-        <w:tab/>
-        <w:t>:</w:t>
-        <w:tab/>
-        <w:t>NIL</w:t>
-      </w:r>
-    </w:p>
-    <w:p>
-      <w:pPr>
-        <w:pStyle w:val="ListNumber"/>
-        <w:spacing w:before="0" w:after="40"/>
-        <w:ind w:left="720"/>
-      </w:pPr>
-      <w:r>
-        <w:rPr>
-          <w:rFonts w:ascii="Adani" w:hAnsi="Adani"/>
-          <w:b w:val="0"/>
-          <w:sz w:val="20"/>
-          <w:u w:val="none"/>
-        </w:rPr>
-        <w:t>Mother</w:t>
-        <w:tab/>
-        <w:tab/>
-        <w:t>:</w:t>
-        <w:tab/>
-        <w:t>NIL</w:t>
-      </w:r>
-    </w:p>
-    <w:p>
-      <w:pPr>
-        <w:pStyle w:val="ListNumber"/>
-        <w:spacing w:before="0" w:after="40"/>
-        <w:ind w:left="720"/>
-      </w:pPr>
-      <w:r>
-        <w:rPr>
-          <w:rFonts w:ascii="Adani" w:hAnsi="Adani"/>
-          <w:b w:val="0"/>
-          <w:sz w:val="20"/>
-          <w:u w:val="none"/>
-        </w:rPr>
-        <w:t>Son</w:t>
-        <w:tab/>
-        <w:tab/>
-        <w:t>:</w:t>
-        <w:tab/>
-        <w:t>NIL</w:t>
-      </w:r>
-    </w:p>
-    <w:p>
-      <w:pPr>
-        <w:pStyle w:val="ListNumber"/>
-        <w:spacing w:before="0" w:after="40"/>
-        <w:ind w:left="720"/>
-      </w:pPr>
-      <w:r>
-        <w:rPr>
-          <w:rFonts w:ascii="Adani" w:hAnsi="Adani"/>
-          <w:b w:val="0"/>
-          <w:sz w:val="20"/>
-          <w:u w:val="none"/>
-        </w:rPr>
-        <w:t>Son's Wife</w:t>
-        <w:tab/>
-        <w:tab/>
-        <w:t>:</w:t>
-        <w:tab/>
-        <w:t>NIL</w:t>
-      </w:r>
-    </w:p>
-    <w:p>
-      <w:pPr>
-        <w:pStyle w:val="ListNumber"/>
-        <w:spacing w:before="0" w:after="40"/>
-        <w:ind w:left="720"/>
-      </w:pPr>
-      <w:r>
-        <w:rPr>
-          <w:rFonts w:ascii="Adani" w:hAnsi="Adani"/>
-          <w:b w:val="0"/>
-          <w:sz w:val="20"/>
-          <w:u w:val="none"/>
-        </w:rPr>
-        <w:t>Daughter</w:t>
-        <w:tab/>
-        <w:tab/>
-        <w:t>:</w:t>
-        <w:tab/>
-        <w:t>NIL</w:t>
-      </w:r>
-    </w:p>
-    <w:p>
-      <w:pPr>
-        <w:pStyle w:val="ListNumber"/>
-        <w:spacing w:before="0" w:after="40"/>
-        <w:ind w:left="720"/>
-      </w:pPr>
-      <w:r>
-        <w:rPr>
-          <w:rFonts w:ascii="Adani" w:hAnsi="Adani"/>
-          <w:b w:val="0"/>
-          <w:sz w:val="20"/>
-          <w:u w:val="none"/>
-        </w:rPr>
-        <w:t>Daughter's Husband</w:t>
-        <w:tab/>
-        <w:tab/>
-        <w:t>:</w:t>
-        <w:tab/>
-        <w:t>NIL</w:t>
-      </w:r>
-    </w:p>
-    <w:p>
-      <w:pPr>
-        <w:pStyle w:val="ListNumber"/>
-        <w:spacing w:before="0" w:after="40"/>
-        <w:ind w:left="720"/>
-      </w:pPr>
-      <w:r>
-        <w:rPr>
-          <w:rFonts w:ascii="Adani" w:hAnsi="Adani"/>
-          <w:b w:val="0"/>
-          <w:sz w:val="20"/>
-          <w:u w:val="none"/>
-        </w:rPr>
-        <w:t>Brother</w:t>
-        <w:tab/>
-        <w:tab/>
-        <w:t>:</w:t>
-        <w:tab/>
-        <w:t>NIL</w:t>
-      </w:r>
-    </w:p>
-    <w:p>
-      <w:pPr>
-        <w:pStyle w:val="ListNumber"/>
-        <w:spacing w:before="0" w:after="40"/>
-        <w:ind w:left="720"/>
-      </w:pPr>
-      <w:r>
-        <w:rPr>
-          <w:rFonts w:ascii="Adani" w:hAnsi="Adani"/>
-          <w:b w:val="0"/>
-          <w:sz w:val="20"/>
-          <w:u w:val="none"/>
-        </w:rPr>
-        <w:t>Sister</w:t>
-        <w:tab/>
-        <w:tab/>
-        <w:t>:</w:t>
-        <w:tab/>
-        <w:t>NIL</w:t>
-      </w:r>
-    </w:p>
+    <w:tbl>
+      <w:tblPr>
+        <w:tblW w:type="auto" w:w="0"/>
+        <w:jc w:val="left"/>
+        <w:tblLook w:firstColumn="1" w:firstRow="1" w:lastColumn="0" w:lastRow="0" w:noHBand="0" w:noVBand="1" w:val="04A0"/>
+      </w:tblPr>
+      <w:tblGrid>
+        <w:gridCol w:w="4536"/>
+        <w:gridCol w:w="4536"/>
+      </w:tblGrid>
+      <w:tr>
+        <w:tc>
+          <w:tcPr>
+            <w:tcW w:type="dxa" w:w="4536"/>
+            <w:tcBorders>
+              <w:top w:val="none"/>
+              <w:bottom w:val="none"/>
+              <w:left w:val="none"/>
+              <w:right w:val="none"/>
+            </w:tcBorders>
+          </w:tcPr>
+          <w:p>
+            <w:pPr>
+              <w:ind w:left="720"/>
+            </w:pPr>
+            <w:r>
+              <w:rPr>
+                <w:rFonts w:ascii="Adani" w:hAnsi="Adani"/>
+                <w:b w:val="0"/>
+                <w:sz w:val="20"/>
+                <w:u w:val="none"/>
+              </w:rPr>
+              <w:t>1.</w:t>
+              <w:tab/>
+              <w:t>Father</w:t>
+              <w:tab/>
+              <w:t>:</w:t>
+            </w:r>
+          </w:p>
+        </w:tc>
+        <w:tc>
+          <w:tcPr>
+            <w:tcW w:type="dxa" w:w="4536"/>
+            <w:tcBorders>
+              <w:top w:val="none"/>
+              <w:bottom w:val="none"/>
+              <w:left w:val="none"/>
+              <w:right w:val="none"/>
+            </w:tcBorders>
+          </w:tcPr>
+          <w:p>
+            <w:r>
+              <w:rPr>
+                <w:rFonts w:ascii="Adani" w:hAnsi="Adani"/>
+                <w:b w:val="0"/>
+                <w:sz w:val="20"/>
+                <w:u w:val="none"/>
+              </w:rPr>
+              <w:t>NIL</w:t>
+            </w:r>
+          </w:p>
+        </w:tc>
+      </w:tr>
+      <w:tr>
+        <w:tc>
+          <w:tcPr>
+            <w:tcW w:type="dxa" w:w="4536"/>
+            <w:tcBorders>
+              <w:top w:val="none"/>
+              <w:bottom w:val="none"/>
+              <w:left w:val="none"/>
+              <w:right w:val="none"/>
+            </w:tcBorders>
+          </w:tcPr>
+          <w:p>
+            <w:pPr>
+              <w:ind w:left="720"/>
+            </w:pPr>
+            <w:r>
+              <w:rPr>
+                <w:rFonts w:ascii="Adani" w:hAnsi="Adani"/>
+                <w:b w:val="0"/>
+                <w:sz w:val="20"/>
+                <w:u w:val="none"/>
+              </w:rPr>
+              <w:t>2.</w:t>
+              <w:tab/>
+              <w:t>Mother</w:t>
+              <w:tab/>
+              <w:t>:</w:t>
+            </w:r>
+          </w:p>
+        </w:tc>
+        <w:tc>
+          <w:tcPr>
+            <w:tcW w:type="dxa" w:w="4536"/>
+            <w:tcBorders>
+              <w:top w:val="none"/>
+              <w:bottom w:val="none"/>
+              <w:left w:val="none"/>
+              <w:right w:val="none"/>
+            </w:tcBorders>
+          </w:tcPr>
+          <w:p>
+            <w:r>
+              <w:rPr>
+                <w:rFonts w:ascii="Adani" w:hAnsi="Adani"/>
+                <w:b w:val="0"/>
+                <w:sz w:val="20"/>
+                <w:u w:val="none"/>
+              </w:rPr>
+              <w:t>NIL</w:t>
+            </w:r>
+          </w:p>
+        </w:tc>
+      </w:tr>
+      <w:tr>
+        <w:tc>
+          <w:tcPr>
+            <w:tcW w:type="dxa" w:w="4536"/>
+            <w:tcBorders>
+              <w:top w:val="none"/>
+              <w:bottom w:val="none"/>
+              <w:left w:val="none"/>
+              <w:right w:val="none"/>
+            </w:tcBorders>
+          </w:tcPr>
+          <w:p>
+            <w:pPr>
+              <w:ind w:left="720"/>
+            </w:pPr>
+            <w:r>
+              <w:rPr>
+                <w:rFonts w:ascii="Adani" w:hAnsi="Adani"/>
+                <w:b w:val="0"/>
+                <w:sz w:val="20"/>
+                <w:u w:val="none"/>
+              </w:rPr>
+              <w:t>3.</w:t>
+              <w:tab/>
+              <w:t>Son</w:t>
+              <w:tab/>
+              <w:t>:</w:t>
+            </w:r>
+          </w:p>
+        </w:tc>
+        <w:tc>
+          <w:tcPr>
+            <w:tcW w:type="dxa" w:w="4536"/>
+            <w:tcBorders>
+              <w:top w:val="none"/>
+              <w:bottom w:val="none"/>
+              <w:left w:val="none"/>
+              <w:right w:val="none"/>
+            </w:tcBorders>
+          </w:tcPr>
+          <w:p>
+            <w:r>
+              <w:rPr>
+                <w:rFonts w:ascii="Adani" w:hAnsi="Adani"/>
+                <w:b w:val="0"/>
+                <w:sz w:val="20"/>
+                <w:u w:val="none"/>
+              </w:rPr>
+              <w:t>NIL</w:t>
+            </w:r>
+          </w:p>
+        </w:tc>
+      </w:tr>
+      <w:tr>
+        <w:tc>
+          <w:tcPr>
+            <w:tcW w:type="dxa" w:w="4536"/>
+            <w:tcBorders>
+              <w:top w:val="none"/>
+              <w:bottom w:val="none"/>
+              <w:left w:val="none"/>
+              <w:right w:val="none"/>
+            </w:tcBorders>
+          </w:tcPr>
+          <w:p>
+            <w:pPr>
+              <w:ind w:left="720"/>
+            </w:pPr>
+            <w:r>
+              <w:rPr>
+                <w:rFonts w:ascii="Adani" w:hAnsi="Adani"/>
+                <w:b w:val="0"/>
+                <w:sz w:val="20"/>
+                <w:u w:val="none"/>
+              </w:rPr>
+              <w:t>4.</w:t>
+              <w:tab/>
+              <w:t>Son's Wife</w:t>
+              <w:tab/>
+              <w:t>:</w:t>
+            </w:r>
+          </w:p>
+        </w:tc>
+        <w:tc>
+          <w:tcPr>
+            <w:tcW w:type="dxa" w:w="4536"/>
+            <w:tcBorders>
+              <w:top w:val="none"/>
+              <w:bottom w:val="none"/>
+              <w:left w:val="none"/>
+              <w:right w:val="none"/>
+            </w:tcBorders>
+          </w:tcPr>
+          <w:p>
+            <w:r>
+              <w:rPr>
+                <w:rFonts w:ascii="Adani" w:hAnsi="Adani"/>
+                <w:b w:val="0"/>
+                <w:sz w:val="20"/>
+                <w:u w:val="none"/>
+              </w:rPr>
+              <w:t>NIL</w:t>
+            </w:r>
+          </w:p>
+        </w:tc>
+      </w:tr>
+      <w:tr>
+        <w:tc>
+          <w:tcPr>
+            <w:tcW w:type="dxa" w:w="4536"/>
+            <w:tcBorders>
+              <w:top w:val="none"/>
+              <w:bottom w:val="none"/>
+              <w:left w:val="none"/>
+              <w:right w:val="none"/>
+            </w:tcBorders>
+          </w:tcPr>
+          <w:p>
+            <w:pPr>
+              <w:ind w:left="720"/>
+            </w:pPr>
+            <w:r>
+              <w:rPr>
+                <w:rFonts w:ascii="Adani" w:hAnsi="Adani"/>
+                <w:b w:val="0"/>
+                <w:sz w:val="20"/>
+                <w:u w:val="none"/>
+              </w:rPr>
+              <w:t>5.</w:t>
+              <w:tab/>
+              <w:t>Daughter</w:t>
+              <w:tab/>
+              <w:t>:</w:t>
+            </w:r>
+          </w:p>
+        </w:tc>
+        <w:tc>
+          <w:tcPr>
+            <w:tcW w:type="dxa" w:w="4536"/>
+            <w:tcBorders>
+              <w:top w:val="none"/>
+              <w:bottom w:val="none"/>
+              <w:left w:val="none"/>
+              <w:right w:val="none"/>
+            </w:tcBorders>
+          </w:tcPr>
+          <w:p>
+            <w:r>
+              <w:rPr>
+                <w:rFonts w:ascii="Adani" w:hAnsi="Adani"/>
+                <w:b w:val="0"/>
+                <w:sz w:val="20"/>
+                <w:u w:val="none"/>
+              </w:rPr>
+              <w:t>NIL</w:t>
+            </w:r>
+          </w:p>
+        </w:tc>
+      </w:tr>
+      <w:tr>
+        <w:tc>
+          <w:tcPr>
+            <w:tcW w:type="dxa" w:w="4536"/>
+            <w:tcBorders>
+              <w:top w:val="none"/>
+              <w:bottom w:val="none"/>
+              <w:left w:val="none"/>
+              <w:right w:val="none"/>
+            </w:tcBorders>
+          </w:tcPr>
+          <w:p>
+            <w:pPr>
+              <w:ind w:left="720"/>
+            </w:pPr>
+            <w:r>
+              <w:rPr>
+                <w:rFonts w:ascii="Adani" w:hAnsi="Adani"/>
+                <w:b w:val="0"/>
+                <w:sz w:val="20"/>
+                <w:u w:val="none"/>
+              </w:rPr>
+              <w:t>6.</w:t>
+              <w:tab/>
+              <w:t>Daughter's Husband</w:t>
+              <w:tab/>
+              <w:t>:</w:t>
+            </w:r>
+          </w:p>
+        </w:tc>
+        <w:tc>
+          <w:tcPr>
+            <w:tcW w:type="dxa" w:w="4536"/>
+            <w:tcBorders>
+              <w:top w:val="none"/>
+              <w:bottom w:val="none"/>
+              <w:left w:val="none"/>
+              <w:right w:val="none"/>
+            </w:tcBorders>
+          </w:tcPr>
+          <w:p>
+            <w:r>
+              <w:rPr>
+                <w:rFonts w:ascii="Adani" w:hAnsi="Adani"/>
+                <w:b w:val="0"/>
+                <w:sz w:val="20"/>
+                <w:u w:val="none"/>
+              </w:rPr>
+              <w:t>NIL</w:t>
+            </w:r>
+          </w:p>
+        </w:tc>
+      </w:tr>
+      <w:tr>
+        <w:tc>
+          <w:tcPr>
+            <w:tcW w:type="dxa" w:w="4536"/>
+            <w:tcBorders>
+              <w:top w:val="none"/>
+              <w:bottom w:val="none"/>
+              <w:left w:val="none"/>
+              <w:right w:val="none"/>
+            </w:tcBorders>
+          </w:tcPr>
+          <w:p>
+            <w:pPr>
+              <w:ind w:left="720"/>
+            </w:pPr>
+            <w:r>
+              <w:rPr>
+                <w:rFonts w:ascii="Adani" w:hAnsi="Adani"/>
+                <w:b w:val="0"/>
+                <w:sz w:val="20"/>
+                <w:u w:val="none"/>
+              </w:rPr>
+              <w:t>7.</w:t>
+              <w:tab/>
+              <w:t>Brother</w:t>
+              <w:tab/>
+              <w:t>:</w:t>
+            </w:r>
+          </w:p>
+        </w:tc>
+        <w:tc>
+          <w:tcPr>
+            <w:tcW w:type="dxa" w:w="4536"/>
+            <w:tcBorders>
+              <w:top w:val="none"/>
+              <w:bottom w:val="none"/>
+              <w:left w:val="none"/>
+              <w:right w:val="none"/>
+            </w:tcBorders>
+          </w:tcPr>
+          <w:p>
+            <w:r>
+              <w:rPr>
+                <w:rFonts w:ascii="Adani" w:hAnsi="Adani"/>
+                <w:b w:val="0"/>
+                <w:sz w:val="20"/>
+                <w:u w:val="none"/>
+              </w:rPr>
+              <w:t>NIL</w:t>
+            </w:r>
+          </w:p>
+        </w:tc>
+      </w:tr>
+      <w:tr>
+        <w:tc>
+          <w:tcPr>
+            <w:tcW w:type="dxa" w:w="4536"/>
+            <w:tcBorders>
+              <w:top w:val="none"/>
+              <w:bottom w:val="none"/>
+              <w:left w:val="none"/>
+              <w:right w:val="none"/>
+            </w:tcBorders>
+          </w:tcPr>
+          <w:p>
+            <w:pPr>
+              <w:ind w:left="720"/>
+            </w:pPr>
+            <w:r>
+              <w:rPr>
+                <w:rFonts w:ascii="Adani" w:hAnsi="Adani"/>
+                <w:b w:val="0"/>
+                <w:sz w:val="20"/>
+                <w:u w:val="none"/>
+              </w:rPr>
+              <w:t>8.</w:t>
+              <w:tab/>
+              <w:t>Sister</w:t>
+              <w:tab/>
+              <w:t>:</w:t>
+            </w:r>
+          </w:p>
+        </w:tc>
+        <w:tc>
+          <w:tcPr>
+            <w:tcW w:type="dxa" w:w="4536"/>
+            <w:tcBorders>
+              <w:top w:val="none"/>
+              <w:bottom w:val="none"/>
+              <w:left w:val="none"/>
+              <w:right w:val="none"/>
+            </w:tcBorders>
+          </w:tcPr>
+          <w:p>
+            <w:r>
+              <w:rPr>
+                <w:rFonts w:ascii="Adani" w:hAnsi="Adani"/>
+                <w:b w:val="0"/>
+                <w:sz w:val="20"/>
+                <w:u w:val="none"/>
+              </w:rPr>
+              <w:t>NIL</w:t>
+            </w:r>
+          </w:p>
+        </w:tc>
+      </w:tr>
+    </w:tbl>
     <w:p/>
     <w:p>
       <w:pPr>
@@ -6190,7 +5723,7 @@
                 <w:sz w:val="18"/>
                 <w:u w:val="none"/>
               </w:rPr>
-              <w:t>Date:   07th May, 2026</w:t>
+              <w:t>Date:   15th May, 2026</w:t>
             </w:r>
           </w:p>
         </w:tc>
@@ -6351,7 +5884,7 @@
           <w:sz w:val="20"/>
           <w:u w:val="none"/>
         </w:rPr>
-        <w:t>07th May, 2026</w:t>
+        <w:t>15th May, 2026</w:t>
       </w:r>
     </w:p>
     <w:p>
@@ -6726,21 +6259,6 @@
           <w:sz w:val="20"/>
           <w:u w:val="none"/>
         </w:rPr>
-        <w:t>AWL AGRI BUSINESS LIMITED</w:t>
-      </w:r>
-    </w:p>
-    <w:p>
-      <w:pPr>
-        <w:spacing w:before="0" w:after="20"/>
-        <w:jc w:val="left"/>
-      </w:pPr>
-      <w:r>
-        <w:rPr>
-          <w:rFonts w:ascii="Adani" w:hAnsi="Adani"/>
-          <w:b/>
-          <w:sz w:val="20"/>
-          <w:u w:val="none"/>
-        </w:rPr>
         <w:t>ADANI SKILL DEVELOPMENT CENTRE</w:t>
       </w:r>
     </w:p>
@@ -6757,36 +6275,6 @@
           <w:u w:val="none"/>
         </w:rPr>
         <w:t>ADANI GAS HOLDINGS LIMITED</w:t>
-      </w:r>
-    </w:p>
-    <w:p>
-      <w:pPr>
-        <w:spacing w:before="0" w:after="20"/>
-        <w:jc w:val="left"/>
-      </w:pPr>
-      <w:r>
-        <w:rPr>
-          <w:rFonts w:ascii="Adani" w:hAnsi="Adani"/>
-          <w:b/>
-          <w:sz w:val="20"/>
-          <w:u w:val="none"/>
-        </w:rPr>
-        <w:t>ADANI VIZHINJAM PORT PRIVATE LIMITED</w:t>
-      </w:r>
-    </w:p>
-    <w:p>
-      <w:pPr>
-        <w:spacing w:before="0" w:after="20"/>
-        <w:jc w:val="left"/>
-      </w:pPr>
-      <w:r>
-        <w:rPr>
-          <w:rFonts w:ascii="Adani" w:hAnsi="Adani"/>
-          <w:b/>
-          <w:sz w:val="20"/>
-          <w:u w:val="none"/>
-        </w:rPr>
-        <w:t>ADANI INFRASTRUCTURE PRIVATE LIMITED</w:t>
       </w:r>
     </w:p>
     <w:p>
@@ -6831,7 +6319,22 @@
           <w:sz w:val="20"/>
           <w:u w:val="none"/>
         </w:rPr>
-        <w:t>ADANI PORTS AND SPECIAL ECONOMIC ZONE LIMITED</w:t>
+        <w:t>RAJASTHAN SEZ PRIVATE LIMITED</w:t>
+      </w:r>
+    </w:p>
+    <w:p>
+      <w:pPr>
+        <w:spacing w:before="0" w:after="20"/>
+        <w:jc w:val="left"/>
+      </w:pPr>
+      <w:r>
+        <w:rPr>
+          <w:rFonts w:ascii="Adani" w:hAnsi="Adani"/>
+          <w:b/>
+          <w:sz w:val="20"/>
+          <w:u w:val="none"/>
+        </w:rPr>
+        <w:t>INLAND CONWARE (LUDHIANA) PRIVATE LIMITED</w:t>
       </w:r>
     </w:p>
     <w:p>
@@ -7162,21 +6665,6 @@
           <w:sz w:val="20"/>
           <w:u w:val="none"/>
         </w:rPr>
-        <w:t>AWL AGRI BUSINESS LIMITED</w:t>
-      </w:r>
-    </w:p>
-    <w:p>
-      <w:pPr>
-        <w:spacing w:before="0" w:after="20"/>
-        <w:jc w:val="left"/>
-      </w:pPr>
-      <w:r>
-        <w:rPr>
-          <w:rFonts w:ascii="Adani" w:hAnsi="Adani"/>
-          <w:b w:val="0"/>
-          <w:sz w:val="20"/>
-          <w:u w:val="none"/>
-        </w:rPr>
         <w:t>ADANI SKILL DEVELOPMENT CENTRE</w:t>
       </w:r>
     </w:p>
@@ -7223,21 +6711,6 @@
           <w:u w:val="none"/>
         </w:rPr>
         <w:t>GSPC LNG LIMITED</w:t>
-      </w:r>
-    </w:p>
-    <w:p>
-      <w:pPr>
-        <w:spacing w:before="0" w:after="20"/>
-        <w:jc w:val="left"/>
-      </w:pPr>
-      <w:r>
-        <w:rPr>
-          <w:rFonts w:ascii="Adani" w:hAnsi="Adani"/>
-          <w:b w:val="0"/>
-          <w:sz w:val="20"/>
-          <w:u w:val="none"/>
-        </w:rPr>
-        <w:t>ADANI PORTS AND SPECIAL ECONOMIC ZONE LIMITED</w:t>
       </w:r>
     </w:p>
     <w:p/>
@@ -7377,7 +6850,7 @@
           <w:sz w:val="20"/>
           <w:u w:val="none"/>
         </w:rPr>
-        <w:t>ADANI VIZHINJAM PORT PRIVATE LIMITED</w:t>
+        <w:t>RAJASTHAN SEZ PRIVATE LIMITED</w:t>
       </w:r>
     </w:p>
     <w:p>
@@ -7392,7 +6865,7 @@
           <w:sz w:val="20"/>
           <w:u w:val="none"/>
         </w:rPr>
-        <w:t>ADANI INFRASTRUCTURE PRIVATE LIMITED</w:t>
+        <w:t>INLAND CONWARE (LUDHIANA) PRIVATE LIMITED</w:t>
       </w:r>
     </w:p>
     <w:p>
@@ -8165,7 +7638,7 @@
                 <w:sz w:val="18"/>
                 <w:u w:val="none"/>
               </w:rPr>
-              <w:t>31</w:t>
+              <w:t>29</w:t>
             </w:r>
           </w:p>
         </w:tc>
@@ -10844,120 +10317,6 @@
                 <w:sz w:val="18"/>
                 <w:u w:val="none"/>
               </w:rPr>
-              <w:t>L15146GJ1999PLC035320</w:t>
-            </w:r>
-          </w:p>
-        </w:tc>
-        <w:tc>
-          <w:tcPr>
-            <w:tcW w:type="dxa" w:w="4252"/>
-            <w:shd w:val="clear" w:color="auto" w:fill="FFFFFF"/>
-            <w:tcBorders>
-              <w:top w:val="single" w:sz="4" w:space="0" w:color="000000"/>
-              <w:left w:val="single" w:sz="4" w:space="0" w:color="000000"/>
-              <w:bottom w:val="single" w:sz="4" w:space="0" w:color="000000"/>
-              <w:right w:val="single" w:sz="4" w:space="0" w:color="000000"/>
-            </w:tcBorders>
-            <w:vAlign w:val="center"/>
-          </w:tcPr>
-          <w:p>
-            <w:pPr>
-              <w:spacing w:before="40" w:after="40"/>
-              <w:jc w:val="left"/>
-            </w:pPr>
-            <w:r>
-              <w:rPr>
-                <w:rFonts w:ascii="Adani" w:hAnsi="Adani"/>
-                <w:b w:val="0"/>
-                <w:sz w:val="18"/>
-                <w:u w:val="none"/>
-              </w:rPr>
-              <w:t>AWL AGRI BUSINESS LIMITED</w:t>
-            </w:r>
-          </w:p>
-        </w:tc>
-        <w:tc>
-          <w:tcPr>
-            <w:tcW w:type="dxa" w:w="1587"/>
-            <w:shd w:val="clear" w:color="auto" w:fill="FFFFFF"/>
-            <w:tcBorders>
-              <w:top w:val="single" w:sz="4" w:space="0" w:color="000000"/>
-              <w:left w:val="single" w:sz="4" w:space="0" w:color="000000"/>
-              <w:bottom w:val="single" w:sz="4" w:space="0" w:color="000000"/>
-              <w:right w:val="single" w:sz="4" w:space="0" w:color="000000"/>
-            </w:tcBorders>
-            <w:vAlign w:val="center"/>
-          </w:tcPr>
-          <w:p>
-            <w:pPr>
-              <w:spacing w:before="40" w:after="40"/>
-              <w:jc w:val="left"/>
-            </w:pPr>
-            <w:r>
-              <w:rPr>
-                <w:rFonts w:ascii="Adani" w:hAnsi="Adani"/>
-                <w:b w:val="0"/>
-                <w:sz w:val="18"/>
-                <w:u w:val="none"/>
-              </w:rPr>
-              <w:t>Director</w:t>
-            </w:r>
-          </w:p>
-        </w:tc>
-        <w:tc>
-          <w:tcPr>
-            <w:tcW w:type="dxa" w:w="1304"/>
-            <w:shd w:val="clear" w:color="auto" w:fill="FFFFFF"/>
-            <w:tcBorders>
-              <w:top w:val="single" w:sz="4" w:space="0" w:color="000000"/>
-              <w:left w:val="single" w:sz="4" w:space="0" w:color="000000"/>
-              <w:bottom w:val="single" w:sz="4" w:space="0" w:color="000000"/>
-              <w:right w:val="single" w:sz="4" w:space="0" w:color="000000"/>
-            </w:tcBorders>
-            <w:vAlign w:val="center"/>
-          </w:tcPr>
-          <w:p>
-            <w:pPr>
-              <w:spacing w:before="40" w:after="40"/>
-              <w:jc w:val="left"/>
-            </w:pPr>
-            <w:r>
-              <w:rPr>
-                <w:rFonts w:ascii="Adani" w:hAnsi="Adani"/>
-                <w:b w:val="0"/>
-                <w:sz w:val="18"/>
-                <w:u w:val="none"/>
-              </w:rPr>
-              <w:t>17/06/2019</w:t>
-            </w:r>
-          </w:p>
-        </w:tc>
-      </w:tr>
-      <w:tr>
-        <w:tc>
-          <w:tcPr>
-            <w:tcW w:type="dxa" w:w="2268"/>
-            <w:shd w:val="clear" w:color="auto" w:fill="FFFFFF"/>
-            <w:tcBorders>
-              <w:top w:val="single" w:sz="4" w:space="0" w:color="000000"/>
-              <w:left w:val="single" w:sz="4" w:space="0" w:color="000000"/>
-              <w:bottom w:val="single" w:sz="4" w:space="0" w:color="000000"/>
-              <w:right w:val="single" w:sz="4" w:space="0" w:color="000000"/>
-            </w:tcBorders>
-            <w:vAlign w:val="center"/>
-          </w:tcPr>
-          <w:p>
-            <w:pPr>
-              <w:spacing w:before="40" w:after="40"/>
-              <w:jc w:val="left"/>
-            </w:pPr>
-            <w:r>
-              <w:rPr>
-                <w:rFonts w:ascii="Adani" w:hAnsi="Adani"/>
-                <w:b w:val="0"/>
-                <w:sz w:val="18"/>
-                <w:u w:val="none"/>
-              </w:rPr>
               <w:t>U74999GJ2016NPL092026</w:t>
             </w:r>
           </w:p>
@@ -11186,234 +10545,6 @@
                 <w:sz w:val="18"/>
                 <w:u w:val="none"/>
               </w:rPr>
-              <w:t>U61200GJ2015PTC083954</w:t>
-            </w:r>
-          </w:p>
-        </w:tc>
-        <w:tc>
-          <w:tcPr>
-            <w:tcW w:type="dxa" w:w="4252"/>
-            <w:shd w:val="clear" w:color="auto" w:fill="FFFFFF"/>
-            <w:tcBorders>
-              <w:top w:val="single" w:sz="4" w:space="0" w:color="000000"/>
-              <w:left w:val="single" w:sz="4" w:space="0" w:color="000000"/>
-              <w:bottom w:val="single" w:sz="4" w:space="0" w:color="000000"/>
-              <w:right w:val="single" w:sz="4" w:space="0" w:color="000000"/>
-            </w:tcBorders>
-            <w:vAlign w:val="center"/>
-          </w:tcPr>
-          <w:p>
-            <w:pPr>
-              <w:spacing w:before="40" w:after="40"/>
-              <w:jc w:val="left"/>
-            </w:pPr>
-            <w:r>
-              <w:rPr>
-                <w:rFonts w:ascii="Adani" w:hAnsi="Adani"/>
-                <w:b w:val="0"/>
-                <w:sz w:val="18"/>
-                <w:u w:val="none"/>
-              </w:rPr>
-              <w:t>ADANI VIZHINJAM PORT PRIVATE LIMITED</w:t>
-            </w:r>
-          </w:p>
-        </w:tc>
-        <w:tc>
-          <w:tcPr>
-            <w:tcW w:type="dxa" w:w="1587"/>
-            <w:shd w:val="clear" w:color="auto" w:fill="FFFFFF"/>
-            <w:tcBorders>
-              <w:top w:val="single" w:sz="4" w:space="0" w:color="000000"/>
-              <w:left w:val="single" w:sz="4" w:space="0" w:color="000000"/>
-              <w:bottom w:val="single" w:sz="4" w:space="0" w:color="000000"/>
-              <w:right w:val="single" w:sz="4" w:space="0" w:color="000000"/>
-            </w:tcBorders>
-            <w:vAlign w:val="center"/>
-          </w:tcPr>
-          <w:p>
-            <w:pPr>
-              <w:spacing w:before="40" w:after="40"/>
-              <w:jc w:val="left"/>
-            </w:pPr>
-            <w:r>
-              <w:rPr>
-                <w:rFonts w:ascii="Adani" w:hAnsi="Adani"/>
-                <w:b w:val="0"/>
-                <w:sz w:val="18"/>
-                <w:u w:val="none"/>
-              </w:rPr>
-              <w:t>Director</w:t>
-            </w:r>
-          </w:p>
-        </w:tc>
-        <w:tc>
-          <w:tcPr>
-            <w:tcW w:type="dxa" w:w="1304"/>
-            <w:shd w:val="clear" w:color="auto" w:fill="FFFFFF"/>
-            <w:tcBorders>
-              <w:top w:val="single" w:sz="4" w:space="0" w:color="000000"/>
-              <w:left w:val="single" w:sz="4" w:space="0" w:color="000000"/>
-              <w:bottom w:val="single" w:sz="4" w:space="0" w:color="000000"/>
-              <w:right w:val="single" w:sz="4" w:space="0" w:color="000000"/>
-            </w:tcBorders>
-            <w:vAlign w:val="center"/>
-          </w:tcPr>
-          <w:p>
-            <w:pPr>
-              <w:spacing w:before="40" w:after="40"/>
-              <w:jc w:val="left"/>
-            </w:pPr>
-            <w:r>
-              <w:rPr>
-                <w:rFonts w:ascii="Adani" w:hAnsi="Adani"/>
-                <w:b w:val="0"/>
-                <w:sz w:val="18"/>
-                <w:u w:val="none"/>
-              </w:rPr>
-              <w:t>09/11/2015</w:t>
-            </w:r>
-          </w:p>
-        </w:tc>
-      </w:tr>
-      <w:tr>
-        <w:tc>
-          <w:tcPr>
-            <w:tcW w:type="dxa" w:w="2268"/>
-            <w:shd w:val="clear" w:color="auto" w:fill="FFFFFF"/>
-            <w:tcBorders>
-              <w:top w:val="single" w:sz="4" w:space="0" w:color="000000"/>
-              <w:left w:val="single" w:sz="4" w:space="0" w:color="000000"/>
-              <w:bottom w:val="single" w:sz="4" w:space="0" w:color="000000"/>
-              <w:right w:val="single" w:sz="4" w:space="0" w:color="000000"/>
-            </w:tcBorders>
-            <w:vAlign w:val="center"/>
-          </w:tcPr>
-          <w:p>
-            <w:pPr>
-              <w:spacing w:before="40" w:after="40"/>
-              <w:jc w:val="left"/>
-            </w:pPr>
-            <w:r>
-              <w:rPr>
-                <w:rFonts w:ascii="Adani" w:hAnsi="Adani"/>
-                <w:b w:val="0"/>
-                <w:sz w:val="18"/>
-                <w:u w:val="none"/>
-              </w:rPr>
-              <w:t>U74140GJ2015PTC084995</w:t>
-            </w:r>
-          </w:p>
-        </w:tc>
-        <w:tc>
-          <w:tcPr>
-            <w:tcW w:type="dxa" w:w="4252"/>
-            <w:shd w:val="clear" w:color="auto" w:fill="FFFFFF"/>
-            <w:tcBorders>
-              <w:top w:val="single" w:sz="4" w:space="0" w:color="000000"/>
-              <w:left w:val="single" w:sz="4" w:space="0" w:color="000000"/>
-              <w:bottom w:val="single" w:sz="4" w:space="0" w:color="000000"/>
-              <w:right w:val="single" w:sz="4" w:space="0" w:color="000000"/>
-            </w:tcBorders>
-            <w:vAlign w:val="center"/>
-          </w:tcPr>
-          <w:p>
-            <w:pPr>
-              <w:spacing w:before="40" w:after="40"/>
-              <w:jc w:val="left"/>
-            </w:pPr>
-            <w:r>
-              <w:rPr>
-                <w:rFonts w:ascii="Adani" w:hAnsi="Adani"/>
-                <w:b w:val="0"/>
-                <w:sz w:val="18"/>
-                <w:u w:val="none"/>
-              </w:rPr>
-              <w:t>ADANI INFRASTRUCTURE PRIVATE LIMITED</w:t>
-            </w:r>
-          </w:p>
-        </w:tc>
-        <w:tc>
-          <w:tcPr>
-            <w:tcW w:type="dxa" w:w="1587"/>
-            <w:shd w:val="clear" w:color="auto" w:fill="FFFFFF"/>
-            <w:tcBorders>
-              <w:top w:val="single" w:sz="4" w:space="0" w:color="000000"/>
-              <w:left w:val="single" w:sz="4" w:space="0" w:color="000000"/>
-              <w:bottom w:val="single" w:sz="4" w:space="0" w:color="000000"/>
-              <w:right w:val="single" w:sz="4" w:space="0" w:color="000000"/>
-            </w:tcBorders>
-            <w:vAlign w:val="center"/>
-          </w:tcPr>
-          <w:p>
-            <w:pPr>
-              <w:spacing w:before="40" w:after="40"/>
-              <w:jc w:val="left"/>
-            </w:pPr>
-            <w:r>
-              <w:rPr>
-                <w:rFonts w:ascii="Adani" w:hAnsi="Adani"/>
-                <w:b w:val="0"/>
-                <w:sz w:val="18"/>
-                <w:u w:val="none"/>
-              </w:rPr>
-              <w:t>Director</w:t>
-            </w:r>
-          </w:p>
-        </w:tc>
-        <w:tc>
-          <w:tcPr>
-            <w:tcW w:type="dxa" w:w="1304"/>
-            <w:shd w:val="clear" w:color="auto" w:fill="FFFFFF"/>
-            <w:tcBorders>
-              <w:top w:val="single" w:sz="4" w:space="0" w:color="000000"/>
-              <w:left w:val="single" w:sz="4" w:space="0" w:color="000000"/>
-              <w:bottom w:val="single" w:sz="4" w:space="0" w:color="000000"/>
-              <w:right w:val="single" w:sz="4" w:space="0" w:color="000000"/>
-            </w:tcBorders>
-            <w:vAlign w:val="center"/>
-          </w:tcPr>
-          <w:p>
-            <w:pPr>
-              <w:spacing w:before="40" w:after="40"/>
-              <w:jc w:val="left"/>
-            </w:pPr>
-            <w:r>
-              <w:rPr>
-                <w:rFonts w:ascii="Adani" w:hAnsi="Adani"/>
-                <w:b w:val="0"/>
-                <w:sz w:val="18"/>
-                <w:u w:val="none"/>
-              </w:rPr>
-              <w:t>05/11/2015</w:t>
-            </w:r>
-          </w:p>
-        </w:tc>
-      </w:tr>
-      <w:tr>
-        <w:tc>
-          <w:tcPr>
-            <w:tcW w:type="dxa" w:w="2268"/>
-            <w:shd w:val="clear" w:color="auto" w:fill="FFFFFF"/>
-            <w:tcBorders>
-              <w:top w:val="single" w:sz="4" w:space="0" w:color="000000"/>
-              <w:left w:val="single" w:sz="4" w:space="0" w:color="000000"/>
-              <w:bottom w:val="single" w:sz="4" w:space="0" w:color="000000"/>
-              <w:right w:val="single" w:sz="4" w:space="0" w:color="000000"/>
-            </w:tcBorders>
-            <w:vAlign w:val="center"/>
-          </w:tcPr>
-          <w:p>
-            <w:pPr>
-              <w:spacing w:before="40" w:after="40"/>
-              <w:jc w:val="left"/>
-            </w:pPr>
-            <w:r>
-              <w:rPr>
-                <w:rFonts w:ascii="Adani" w:hAnsi="Adani"/>
-                <w:b w:val="0"/>
-                <w:sz w:val="18"/>
-                <w:u w:val="none"/>
-              </w:rPr>
               <w:t>U80903GJ2014NPL081534</w:t>
             </w:r>
           </w:p>
@@ -11642,7 +10773,7 @@
                 <w:sz w:val="18"/>
                 <w:u w:val="none"/>
               </w:rPr>
-              <w:t>L63090GJ1998PLC034182</w:t>
+              <w:t>U45209GJ2008PTC052722</w:t>
             </w:r>
           </w:p>
         </w:tc>
@@ -11670,7 +10801,7 @@
                 <w:sz w:val="18"/>
                 <w:u w:val="none"/>
               </w:rPr>
-              <w:t>ADANI PORTS AND SPECIAL ECONOMIC ZONE LIMITED</w:t>
+              <w:t>RAJASTHAN SEZ PRIVATE LIMITED</w:t>
             </w:r>
           </w:p>
         </w:tc>
@@ -11698,7 +10829,7 @@
                 <w:sz w:val="18"/>
                 <w:u w:val="none"/>
               </w:rPr>
-              <w:t>Wholetime Director</w:t>
+              <w:t>Director</w:t>
             </w:r>
           </w:p>
         </w:tc>
@@ -11726,7 +10857,121 @@
                 <w:sz w:val="18"/>
                 <w:u w:val="none"/>
               </w:rPr>
-              <w:t>20/05/2009</w:t>
+              <w:t>01/06/2009</w:t>
+            </w:r>
+          </w:p>
+        </w:tc>
+      </w:tr>
+      <w:tr>
+        <w:tc>
+          <w:tcPr>
+            <w:tcW w:type="dxa" w:w="2268"/>
+            <w:shd w:val="clear" w:color="auto" w:fill="FFFFFF"/>
+            <w:tcBorders>
+              <w:top w:val="single" w:sz="4" w:space="0" w:color="000000"/>
+              <w:left w:val="single" w:sz="4" w:space="0" w:color="000000"/>
+              <w:bottom w:val="single" w:sz="4" w:space="0" w:color="000000"/>
+              <w:right w:val="single" w:sz="4" w:space="0" w:color="000000"/>
+            </w:tcBorders>
+            <w:vAlign w:val="center"/>
+          </w:tcPr>
+          <w:p>
+            <w:pPr>
+              <w:spacing w:before="40" w:after="40"/>
+              <w:jc w:val="left"/>
+            </w:pPr>
+            <w:r>
+              <w:rPr>
+                <w:rFonts w:ascii="Adani" w:hAnsi="Adani"/>
+                <w:b w:val="0"/>
+                <w:sz w:val="18"/>
+                <w:u w:val="none"/>
+              </w:rPr>
+              <w:t>U63010GJ2005PTC046720</w:t>
+            </w:r>
+          </w:p>
+        </w:tc>
+        <w:tc>
+          <w:tcPr>
+            <w:tcW w:type="dxa" w:w="4252"/>
+            <w:shd w:val="clear" w:color="auto" w:fill="FFFFFF"/>
+            <w:tcBorders>
+              <w:top w:val="single" w:sz="4" w:space="0" w:color="000000"/>
+              <w:left w:val="single" w:sz="4" w:space="0" w:color="000000"/>
+              <w:bottom w:val="single" w:sz="4" w:space="0" w:color="000000"/>
+              <w:right w:val="single" w:sz="4" w:space="0" w:color="000000"/>
+            </w:tcBorders>
+            <w:vAlign w:val="center"/>
+          </w:tcPr>
+          <w:p>
+            <w:pPr>
+              <w:spacing w:before="40" w:after="40"/>
+              <w:jc w:val="left"/>
+            </w:pPr>
+            <w:r>
+              <w:rPr>
+                <w:rFonts w:ascii="Adani" w:hAnsi="Adani"/>
+                <w:b w:val="0"/>
+                <w:sz w:val="18"/>
+                <w:u w:val="none"/>
+              </w:rPr>
+              <w:t>INLAND CONWARE (LUDHIANA) PRIVATE LIMITED</w:t>
+            </w:r>
+          </w:p>
+        </w:tc>
+        <w:tc>
+          <w:tcPr>
+            <w:tcW w:type="dxa" w:w="1587"/>
+            <w:shd w:val="clear" w:color="auto" w:fill="FFFFFF"/>
+            <w:tcBorders>
+              <w:top w:val="single" w:sz="4" w:space="0" w:color="000000"/>
+              <w:left w:val="single" w:sz="4" w:space="0" w:color="000000"/>
+              <w:bottom w:val="single" w:sz="4" w:space="0" w:color="000000"/>
+              <w:right w:val="single" w:sz="4" w:space="0" w:color="000000"/>
+            </w:tcBorders>
+            <w:vAlign w:val="center"/>
+          </w:tcPr>
+          <w:p>
+            <w:pPr>
+              <w:spacing w:before="40" w:after="40"/>
+              <w:jc w:val="left"/>
+            </w:pPr>
+            <w:r>
+              <w:rPr>
+                <w:rFonts w:ascii="Adani" w:hAnsi="Adani"/>
+                <w:b w:val="0"/>
+                <w:sz w:val="18"/>
+                <w:u w:val="none"/>
+              </w:rPr>
+              <w:t>Director</w:t>
+            </w:r>
+          </w:p>
+        </w:tc>
+        <w:tc>
+          <w:tcPr>
+            <w:tcW w:type="dxa" w:w="1304"/>
+            <w:shd w:val="clear" w:color="auto" w:fill="FFFFFF"/>
+            <w:tcBorders>
+              <w:top w:val="single" w:sz="4" w:space="0" w:color="000000"/>
+              <w:left w:val="single" w:sz="4" w:space="0" w:color="000000"/>
+              <w:bottom w:val="single" w:sz="4" w:space="0" w:color="000000"/>
+              <w:right w:val="single" w:sz="4" w:space="0" w:color="000000"/>
+            </w:tcBorders>
+            <w:vAlign w:val="center"/>
+          </w:tcPr>
+          <w:p>
+            <w:pPr>
+              <w:spacing w:before="40" w:after="40"/>
+              <w:jc w:val="left"/>
+            </w:pPr>
+            <w:r>
+              <w:rPr>
+                <w:rFonts w:ascii="Adani" w:hAnsi="Adani"/>
+                <w:b w:val="0"/>
+                <w:sz w:val="18"/>
+                <w:u w:val="none"/>
+              </w:rPr>
+              <w:t>21/08/2008</w:t>
             </w:r>
           </w:p>
         </w:tc>

--- a/Backend/Director_Disclosure/Output_Disclosures/2024-25/ADANI_HEALTHCARE_AND_RESEARCH__DL__FOUNDATION/MBP-1/MBP1_MALAY_RAMESH_MAHADEVIA_00064110.docx
+++ b/Backend/Director_Disclosure/Output_Disclosures/2024-25/ADANI_HEALTHCARE_AND_RESEARCH__DL__FOUNDATION/MBP-1/MBP1_MALAY_RAMESH_MAHADEVIA_00064110.docx
@@ -4686,7 +4686,7 @@
                 <w:sz w:val="18"/>
                 <w:u w:val="none"/>
               </w:rPr>
-              <w:t>Date:   15th May, 2026</w:t>
+              <w:t>Date:   27th May, 2026</w:t>
             </w:r>
           </w:p>
         </w:tc>
@@ -5723,7 +5723,7 @@
                 <w:sz w:val="18"/>
                 <w:u w:val="none"/>
               </w:rPr>
-              <w:t>Date:   15th May, 2026</w:t>
+              <w:t>Date:   27th May, 2026</w:t>
             </w:r>
           </w:p>
         </w:tc>
@@ -5884,7 +5884,7 @@
           <w:sz w:val="20"/>
           <w:u w:val="none"/>
         </w:rPr>
-        <w:t>15th May, 2026</w:t>
+        <w:t>27th May, 2026</w:t>
       </w:r>
     </w:p>
     <w:p>

--- a/Backend/Director_Disclosure/Output_Disclosures/2024-25/ADANI_HEALTHCARE_AND_RESEARCH__DL__FOUNDATION/MBP-1/MBP1_MALAY_RAMESH_MAHADEVIA_00064110.docx
+++ b/Backend/Director_Disclosure/Output_Disclosures/2024-25/ADANI_HEALTHCARE_AND_RESEARCH__DL__FOUNDATION/MBP-1/MBP1_MALAY_RAMESH_MAHADEVIA_00064110.docx
@@ -815,6 +815,290 @@
                 <w:sz w:val="18"/>
                 <w:u w:val="none"/>
               </w:rPr>
+              <w:t>ADANI SOCIAL DEVELOPMENT FOUNDATION</w:t>
+            </w:r>
+          </w:p>
+        </w:tc>
+        <w:tc>
+          <w:tcPr>
+            <w:tcW w:type="dxa" w:w="1814"/>
+            <w:shd w:val="clear" w:color="auto" w:fill="FFFFFF"/>
+            <w:tcBorders>
+              <w:top w:val="single" w:sz="4" w:space="0" w:color="000000"/>
+              <w:left w:val="single" w:sz="4" w:space="0" w:color="000000"/>
+              <w:bottom w:val="single" w:sz="4" w:space="0" w:color="000000"/>
+              <w:right w:val="single" w:sz="4" w:space="0" w:color="000000"/>
+            </w:tcBorders>
+            <w:vAlign w:val="center"/>
+          </w:tcPr>
+          <w:p>
+            <w:pPr>
+              <w:spacing w:before="40" w:after="40"/>
+              <w:jc w:val="left"/>
+            </w:pPr>
+            <w:r>
+              <w:rPr>
+                <w:rFonts w:ascii="Adani" w:hAnsi="Adani"/>
+                <w:b w:val="0"/>
+                <w:sz w:val="18"/>
+                <w:u w:val="none"/>
+              </w:rPr>
+              <w:t>Director</w:t>
+            </w:r>
+          </w:p>
+        </w:tc>
+        <w:tc>
+          <w:tcPr>
+            <w:tcW w:type="dxa" w:w="1020"/>
+            <w:shd w:val="clear" w:color="auto" w:fill="FFFFFF"/>
+            <w:tcBorders>
+              <w:top w:val="single" w:sz="4" w:space="0" w:color="000000"/>
+              <w:left w:val="single" w:sz="4" w:space="0" w:color="000000"/>
+              <w:bottom w:val="single" w:sz="4" w:space="0" w:color="000000"/>
+              <w:right w:val="single" w:sz="4" w:space="0" w:color="000000"/>
+            </w:tcBorders>
+            <w:vAlign w:val="center"/>
+          </w:tcPr>
+          <w:p>
+            <w:pPr>
+              <w:spacing w:before="40" w:after="40"/>
+              <w:jc w:val="left"/>
+            </w:pPr>
+            <w:r>
+              <w:rPr>
+                <w:rFonts w:ascii="Adani" w:hAnsi="Adani"/>
+                <w:b w:val="0"/>
+                <w:sz w:val="18"/>
+                <w:u w:val="none"/>
+              </w:rPr>
+              <w:t>NIL</w:t>
+            </w:r>
+          </w:p>
+        </w:tc>
+        <w:tc>
+          <w:tcPr>
+            <w:tcW w:type="dxa" w:w="1247"/>
+            <w:shd w:val="clear" w:color="auto" w:fill="FFFFFF"/>
+            <w:tcBorders>
+              <w:top w:val="single" w:sz="4" w:space="0" w:color="000000"/>
+              <w:left w:val="single" w:sz="4" w:space="0" w:color="000000"/>
+              <w:bottom w:val="single" w:sz="4" w:space="0" w:color="000000"/>
+              <w:right w:val="single" w:sz="4" w:space="0" w:color="000000"/>
+            </w:tcBorders>
+            <w:vAlign w:val="center"/>
+          </w:tcPr>
+          <w:p>
+            <w:pPr>
+              <w:spacing w:before="40" w:after="40"/>
+              <w:jc w:val="left"/>
+            </w:pPr>
+            <w:r>
+              <w:rPr>
+                <w:rFonts w:ascii="Adani" w:hAnsi="Adani"/>
+                <w:b w:val="0"/>
+                <w:sz w:val="18"/>
+                <w:u w:val="none"/>
+              </w:rPr>
+              <w:t>30/09/2025</w:t>
+            </w:r>
+          </w:p>
+        </w:tc>
+      </w:tr>
+      <w:tr>
+        <w:tc>
+          <w:tcPr>
+            <w:tcW w:type="dxa" w:w="680"/>
+            <w:shd w:val="clear" w:color="auto" w:fill="FFFFFF"/>
+            <w:tcBorders>
+              <w:top w:val="single" w:sz="4" w:space="0" w:color="000000"/>
+              <w:left w:val="single" w:sz="4" w:space="0" w:color="000000"/>
+              <w:bottom w:val="single" w:sz="4" w:space="0" w:color="000000"/>
+              <w:right w:val="single" w:sz="4" w:space="0" w:color="000000"/>
+            </w:tcBorders>
+            <w:vAlign w:val="center"/>
+          </w:tcPr>
+          <w:p>
+            <w:pPr>
+              <w:spacing w:before="40" w:after="40"/>
+              <w:jc w:val="left"/>
+            </w:pPr>
+            <w:r>
+              <w:rPr>
+                <w:rFonts w:ascii="Adani" w:hAnsi="Adani"/>
+                <w:b w:val="0"/>
+                <w:sz w:val="18"/>
+                <w:u w:val="none"/>
+              </w:rPr>
+              <w:t>5</w:t>
+            </w:r>
+          </w:p>
+        </w:tc>
+        <w:tc>
+          <w:tcPr>
+            <w:tcW w:type="dxa" w:w="3969"/>
+            <w:shd w:val="clear" w:color="auto" w:fill="FFFFFF"/>
+            <w:tcBorders>
+              <w:top w:val="single" w:sz="4" w:space="0" w:color="000000"/>
+              <w:left w:val="single" w:sz="4" w:space="0" w:color="000000"/>
+              <w:bottom w:val="single" w:sz="4" w:space="0" w:color="000000"/>
+              <w:right w:val="single" w:sz="4" w:space="0" w:color="000000"/>
+            </w:tcBorders>
+            <w:vAlign w:val="center"/>
+          </w:tcPr>
+          <w:p>
+            <w:pPr>
+              <w:spacing w:before="40" w:after="40"/>
+              <w:jc w:val="left"/>
+            </w:pPr>
+            <w:r>
+              <w:rPr>
+                <w:rFonts w:ascii="Adani" w:hAnsi="Adani"/>
+                <w:b w:val="0"/>
+                <w:sz w:val="18"/>
+                <w:u w:val="none"/>
+              </w:rPr>
+              <w:t>ADANI MEDICITY AND RESEARCH CENTER</w:t>
+            </w:r>
+          </w:p>
+        </w:tc>
+        <w:tc>
+          <w:tcPr>
+            <w:tcW w:type="dxa" w:w="1814"/>
+            <w:shd w:val="clear" w:color="auto" w:fill="FFFFFF"/>
+            <w:tcBorders>
+              <w:top w:val="single" w:sz="4" w:space="0" w:color="000000"/>
+              <w:left w:val="single" w:sz="4" w:space="0" w:color="000000"/>
+              <w:bottom w:val="single" w:sz="4" w:space="0" w:color="000000"/>
+              <w:right w:val="single" w:sz="4" w:space="0" w:color="000000"/>
+            </w:tcBorders>
+            <w:vAlign w:val="center"/>
+          </w:tcPr>
+          <w:p>
+            <w:pPr>
+              <w:spacing w:before="40" w:after="40"/>
+              <w:jc w:val="left"/>
+            </w:pPr>
+            <w:r>
+              <w:rPr>
+                <w:rFonts w:ascii="Adani" w:hAnsi="Adani"/>
+                <w:b w:val="0"/>
+                <w:sz w:val="18"/>
+                <w:u w:val="none"/>
+              </w:rPr>
+              <w:t>Director</w:t>
+            </w:r>
+          </w:p>
+        </w:tc>
+        <w:tc>
+          <w:tcPr>
+            <w:tcW w:type="dxa" w:w="1020"/>
+            <w:shd w:val="clear" w:color="auto" w:fill="FFFFFF"/>
+            <w:tcBorders>
+              <w:top w:val="single" w:sz="4" w:space="0" w:color="000000"/>
+              <w:left w:val="single" w:sz="4" w:space="0" w:color="000000"/>
+              <w:bottom w:val="single" w:sz="4" w:space="0" w:color="000000"/>
+              <w:right w:val="single" w:sz="4" w:space="0" w:color="000000"/>
+            </w:tcBorders>
+            <w:vAlign w:val="center"/>
+          </w:tcPr>
+          <w:p>
+            <w:pPr>
+              <w:spacing w:before="40" w:after="40"/>
+              <w:jc w:val="left"/>
+            </w:pPr>
+            <w:r>
+              <w:rPr>
+                <w:rFonts w:ascii="Adani" w:hAnsi="Adani"/>
+                <w:b w:val="0"/>
+                <w:sz w:val="18"/>
+                <w:u w:val="none"/>
+              </w:rPr>
+              <w:t>NIL</w:t>
+            </w:r>
+          </w:p>
+        </w:tc>
+        <w:tc>
+          <w:tcPr>
+            <w:tcW w:type="dxa" w:w="1247"/>
+            <w:shd w:val="clear" w:color="auto" w:fill="FFFFFF"/>
+            <w:tcBorders>
+              <w:top w:val="single" w:sz="4" w:space="0" w:color="000000"/>
+              <w:left w:val="single" w:sz="4" w:space="0" w:color="000000"/>
+              <w:bottom w:val="single" w:sz="4" w:space="0" w:color="000000"/>
+              <w:right w:val="single" w:sz="4" w:space="0" w:color="000000"/>
+            </w:tcBorders>
+            <w:vAlign w:val="center"/>
+          </w:tcPr>
+          <w:p>
+            <w:pPr>
+              <w:spacing w:before="40" w:after="40"/>
+              <w:jc w:val="left"/>
+            </w:pPr>
+            <w:r>
+              <w:rPr>
+                <w:rFonts w:ascii="Adani" w:hAnsi="Adani"/>
+                <w:b w:val="0"/>
+                <w:sz w:val="18"/>
+                <w:u w:val="none"/>
+              </w:rPr>
+              <w:t>29/09/2025</w:t>
+            </w:r>
+          </w:p>
+        </w:tc>
+      </w:tr>
+      <w:tr>
+        <w:tc>
+          <w:tcPr>
+            <w:tcW w:type="dxa" w:w="680"/>
+            <w:shd w:val="clear" w:color="auto" w:fill="FFFFFF"/>
+            <w:tcBorders>
+              <w:top w:val="single" w:sz="4" w:space="0" w:color="000000"/>
+              <w:left w:val="single" w:sz="4" w:space="0" w:color="000000"/>
+              <w:bottom w:val="single" w:sz="4" w:space="0" w:color="000000"/>
+              <w:right w:val="single" w:sz="4" w:space="0" w:color="000000"/>
+            </w:tcBorders>
+            <w:vAlign w:val="center"/>
+          </w:tcPr>
+          <w:p>
+            <w:pPr>
+              <w:spacing w:before="40" w:after="40"/>
+              <w:jc w:val="left"/>
+            </w:pPr>
+            <w:r>
+              <w:rPr>
+                <w:rFonts w:ascii="Adani" w:hAnsi="Adani"/>
+                <w:b w:val="0"/>
+                <w:sz w:val="18"/>
+                <w:u w:val="none"/>
+              </w:rPr>
+              <w:t>6</w:t>
+            </w:r>
+          </w:p>
+        </w:tc>
+        <w:tc>
+          <w:tcPr>
+            <w:tcW w:type="dxa" w:w="3969"/>
+            <w:shd w:val="clear" w:color="auto" w:fill="FFFFFF"/>
+            <w:tcBorders>
+              <w:top w:val="single" w:sz="4" w:space="0" w:color="000000"/>
+              <w:left w:val="single" w:sz="4" w:space="0" w:color="000000"/>
+              <w:bottom w:val="single" w:sz="4" w:space="0" w:color="000000"/>
+              <w:right w:val="single" w:sz="4" w:space="0" w:color="000000"/>
+            </w:tcBorders>
+            <w:vAlign w:val="center"/>
+          </w:tcPr>
+          <w:p>
+            <w:pPr>
+              <w:spacing w:before="40" w:after="40"/>
+              <w:jc w:val="left"/>
+            </w:pPr>
+            <w:r>
+              <w:rPr>
+                <w:rFonts w:ascii="Adani" w:hAnsi="Adani"/>
+                <w:b w:val="0"/>
+                <w:sz w:val="18"/>
+                <w:u w:val="none"/>
+              </w:rPr>
               <w:t>ADANI SKILLS AND EDUCATION FOUNDATION</w:t>
             </w:r>
           </w:p>
@@ -929,7 +1213,7 @@
                 <w:sz w:val="18"/>
                 <w:u w:val="none"/>
               </w:rPr>
-              <w:t>5</w:t>
+              <w:t>7</w:t>
             </w:r>
           </w:p>
         </w:tc>
@@ -1071,7 +1355,7 @@
                 <w:sz w:val="18"/>
                 <w:u w:val="none"/>
               </w:rPr>
-              <w:t>6</w:t>
+              <w:t>8</w:t>
             </w:r>
           </w:p>
         </w:tc>
@@ -1213,7 +1497,7 @@
                 <w:sz w:val="18"/>
                 <w:u w:val="none"/>
               </w:rPr>
-              <w:t>7</w:t>
+              <w:t>9</w:t>
             </w:r>
           </w:p>
         </w:tc>
@@ -1355,7 +1639,7 @@
                 <w:sz w:val="18"/>
                 <w:u w:val="none"/>
               </w:rPr>
-              <w:t>8</w:t>
+              <w:t>10</w:t>
             </w:r>
           </w:p>
         </w:tc>
@@ -1383,7 +1667,7 @@
                 <w:sz w:val="18"/>
                 <w:u w:val="none"/>
               </w:rPr>
-              <w:t>ADANI SOCIAL DEVELOPMENT FOUNDATION</w:t>
+              <w:t>ADANI SPECIAL SITUATIONS PRIVATE LIMITED</w:t>
             </w:r>
           </w:p>
         </w:tc>
@@ -1411,7 +1695,7 @@
                 <w:sz w:val="18"/>
                 <w:u w:val="none"/>
               </w:rPr>
-              <w:t>Additional Director</w:t>
+              <w:t>Director</w:t>
             </w:r>
           </w:p>
         </w:tc>
@@ -1467,7 +1751,7 @@
                 <w:sz w:val="18"/>
                 <w:u w:val="none"/>
               </w:rPr>
-              <w:t>06/03/2025</w:t>
+              <w:t>21/06/2025</w:t>
             </w:r>
           </w:p>
         </w:tc>
@@ -1497,7 +1781,149 @@
                 <w:sz w:val="18"/>
                 <w:u w:val="none"/>
               </w:rPr>
-              <w:t>9</w:t>
+              <w:t>11</w:t>
+            </w:r>
+          </w:p>
+        </w:tc>
+        <w:tc>
+          <w:tcPr>
+            <w:tcW w:type="dxa" w:w="3969"/>
+            <w:shd w:val="clear" w:color="auto" w:fill="FFFFFF"/>
+            <w:tcBorders>
+              <w:top w:val="single" w:sz="4" w:space="0" w:color="000000"/>
+              <w:left w:val="single" w:sz="4" w:space="0" w:color="000000"/>
+              <w:bottom w:val="single" w:sz="4" w:space="0" w:color="000000"/>
+              <w:right w:val="single" w:sz="4" w:space="0" w:color="000000"/>
+            </w:tcBorders>
+            <w:vAlign w:val="center"/>
+          </w:tcPr>
+          <w:p>
+            <w:pPr>
+              <w:spacing w:before="40" w:after="40"/>
+              <w:jc w:val="left"/>
+            </w:pPr>
+            <w:r>
+              <w:rPr>
+                <w:rFonts w:ascii="Adani" w:hAnsi="Adani"/>
+                <w:b w:val="0"/>
+                <w:sz w:val="18"/>
+                <w:u w:val="none"/>
+              </w:rPr>
+              <w:t>KARNAVATI AVIATION PRIVATE LIMITED</w:t>
+            </w:r>
+          </w:p>
+        </w:tc>
+        <w:tc>
+          <w:tcPr>
+            <w:tcW w:type="dxa" w:w="1814"/>
+            <w:shd w:val="clear" w:color="auto" w:fill="FFFFFF"/>
+            <w:tcBorders>
+              <w:top w:val="single" w:sz="4" w:space="0" w:color="000000"/>
+              <w:left w:val="single" w:sz="4" w:space="0" w:color="000000"/>
+              <w:bottom w:val="single" w:sz="4" w:space="0" w:color="000000"/>
+              <w:right w:val="single" w:sz="4" w:space="0" w:color="000000"/>
+            </w:tcBorders>
+            <w:vAlign w:val="center"/>
+          </w:tcPr>
+          <w:p>
+            <w:pPr>
+              <w:spacing w:before="40" w:after="40"/>
+              <w:jc w:val="left"/>
+            </w:pPr>
+            <w:r>
+              <w:rPr>
+                <w:rFonts w:ascii="Adani" w:hAnsi="Adani"/>
+                <w:b w:val="0"/>
+                <w:sz w:val="18"/>
+                <w:u w:val="none"/>
+              </w:rPr>
+              <w:t>Director</w:t>
+            </w:r>
+          </w:p>
+        </w:tc>
+        <w:tc>
+          <w:tcPr>
+            <w:tcW w:type="dxa" w:w="1020"/>
+            <w:shd w:val="clear" w:color="auto" w:fill="FFFFFF"/>
+            <w:tcBorders>
+              <w:top w:val="single" w:sz="4" w:space="0" w:color="000000"/>
+              <w:left w:val="single" w:sz="4" w:space="0" w:color="000000"/>
+              <w:bottom w:val="single" w:sz="4" w:space="0" w:color="000000"/>
+              <w:right w:val="single" w:sz="4" w:space="0" w:color="000000"/>
+            </w:tcBorders>
+            <w:vAlign w:val="center"/>
+          </w:tcPr>
+          <w:p>
+            <w:pPr>
+              <w:spacing w:before="40" w:after="40"/>
+              <w:jc w:val="left"/>
+            </w:pPr>
+            <w:r>
+              <w:rPr>
+                <w:rFonts w:ascii="Adani" w:hAnsi="Adani"/>
+                <w:b w:val="0"/>
+                <w:sz w:val="18"/>
+                <w:u w:val="none"/>
+              </w:rPr>
+              <w:t>NIL</w:t>
+            </w:r>
+          </w:p>
+        </w:tc>
+        <w:tc>
+          <w:tcPr>
+            <w:tcW w:type="dxa" w:w="1247"/>
+            <w:shd w:val="clear" w:color="auto" w:fill="FFFFFF"/>
+            <w:tcBorders>
+              <w:top w:val="single" w:sz="4" w:space="0" w:color="000000"/>
+              <w:left w:val="single" w:sz="4" w:space="0" w:color="000000"/>
+              <w:bottom w:val="single" w:sz="4" w:space="0" w:color="000000"/>
+              <w:right w:val="single" w:sz="4" w:space="0" w:color="000000"/>
+            </w:tcBorders>
+            <w:vAlign w:val="center"/>
+          </w:tcPr>
+          <w:p>
+            <w:pPr>
+              <w:spacing w:before="40" w:after="40"/>
+              <w:jc w:val="left"/>
+            </w:pPr>
+            <w:r>
+              <w:rPr>
+                <w:rFonts w:ascii="Adani" w:hAnsi="Adani"/>
+                <w:b w:val="0"/>
+                <w:sz w:val="18"/>
+                <w:u w:val="none"/>
+              </w:rPr>
+              <w:t>16/06/2025</w:t>
+            </w:r>
+          </w:p>
+        </w:tc>
+      </w:tr>
+      <w:tr>
+        <w:tc>
+          <w:tcPr>
+            <w:tcW w:type="dxa" w:w="680"/>
+            <w:shd w:val="clear" w:color="auto" w:fill="FFFFFF"/>
+            <w:tcBorders>
+              <w:top w:val="single" w:sz="4" w:space="0" w:color="000000"/>
+              <w:left w:val="single" w:sz="4" w:space="0" w:color="000000"/>
+              <w:bottom w:val="single" w:sz="4" w:space="0" w:color="000000"/>
+              <w:right w:val="single" w:sz="4" w:space="0" w:color="000000"/>
+            </w:tcBorders>
+            <w:vAlign w:val="center"/>
+          </w:tcPr>
+          <w:p>
+            <w:pPr>
+              <w:spacing w:before="40" w:after="40"/>
+              <w:jc w:val="left"/>
+            </w:pPr>
+            <w:r>
+              <w:rPr>
+                <w:rFonts w:ascii="Adani" w:hAnsi="Adani"/>
+                <w:b w:val="0"/>
+                <w:sz w:val="18"/>
+                <w:u w:val="none"/>
+              </w:rPr>
+              <w:t>12</w:t>
             </w:r>
           </w:p>
         </w:tc>
@@ -1610,432 +2036,6 @@
                 <w:u w:val="none"/>
               </w:rPr>
               <w:t>28/02/2025</w:t>
-            </w:r>
-          </w:p>
-        </w:tc>
-      </w:tr>
-      <w:tr>
-        <w:tc>
-          <w:tcPr>
-            <w:tcW w:type="dxa" w:w="680"/>
-            <w:shd w:val="clear" w:color="auto" w:fill="FFFFFF"/>
-            <w:tcBorders>
-              <w:top w:val="single" w:sz="4" w:space="0" w:color="000000"/>
-              <w:left w:val="single" w:sz="4" w:space="0" w:color="000000"/>
-              <w:bottom w:val="single" w:sz="4" w:space="0" w:color="000000"/>
-              <w:right w:val="single" w:sz="4" w:space="0" w:color="000000"/>
-            </w:tcBorders>
-            <w:vAlign w:val="center"/>
-          </w:tcPr>
-          <w:p>
-            <w:pPr>
-              <w:spacing w:before="40" w:after="40"/>
-              <w:jc w:val="left"/>
-            </w:pPr>
-            <w:r>
-              <w:rPr>
-                <w:rFonts w:ascii="Adani" w:hAnsi="Adani"/>
-                <w:b w:val="0"/>
-                <w:sz w:val="18"/>
-                <w:u w:val="none"/>
-              </w:rPr>
-              <w:t>10</w:t>
-            </w:r>
-          </w:p>
-        </w:tc>
-        <w:tc>
-          <w:tcPr>
-            <w:tcW w:type="dxa" w:w="3969"/>
-            <w:shd w:val="clear" w:color="auto" w:fill="FFFFFF"/>
-            <w:tcBorders>
-              <w:top w:val="single" w:sz="4" w:space="0" w:color="000000"/>
-              <w:left w:val="single" w:sz="4" w:space="0" w:color="000000"/>
-              <w:bottom w:val="single" w:sz="4" w:space="0" w:color="000000"/>
-              <w:right w:val="single" w:sz="4" w:space="0" w:color="000000"/>
-            </w:tcBorders>
-            <w:vAlign w:val="center"/>
-          </w:tcPr>
-          <w:p>
-            <w:pPr>
-              <w:spacing w:before="40" w:after="40"/>
-              <w:jc w:val="left"/>
-            </w:pPr>
-            <w:r>
-              <w:rPr>
-                <w:rFonts w:ascii="Adani" w:hAnsi="Adani"/>
-                <w:b w:val="0"/>
-                <w:sz w:val="18"/>
-                <w:u w:val="none"/>
-              </w:rPr>
-              <w:t>ADANI SPECIAL SITUATIONS PRIVATE LIMITED</w:t>
-            </w:r>
-          </w:p>
-        </w:tc>
-        <w:tc>
-          <w:tcPr>
-            <w:tcW w:type="dxa" w:w="1814"/>
-            <w:shd w:val="clear" w:color="auto" w:fill="FFFFFF"/>
-            <w:tcBorders>
-              <w:top w:val="single" w:sz="4" w:space="0" w:color="000000"/>
-              <w:left w:val="single" w:sz="4" w:space="0" w:color="000000"/>
-              <w:bottom w:val="single" w:sz="4" w:space="0" w:color="000000"/>
-              <w:right w:val="single" w:sz="4" w:space="0" w:color="000000"/>
-            </w:tcBorders>
-            <w:vAlign w:val="center"/>
-          </w:tcPr>
-          <w:p>
-            <w:pPr>
-              <w:spacing w:before="40" w:after="40"/>
-              <w:jc w:val="left"/>
-            </w:pPr>
-            <w:r>
-              <w:rPr>
-                <w:rFonts w:ascii="Adani" w:hAnsi="Adani"/>
-                <w:b w:val="0"/>
-                <w:sz w:val="18"/>
-                <w:u w:val="none"/>
-              </w:rPr>
-              <w:t>Additional Director</w:t>
-            </w:r>
-          </w:p>
-        </w:tc>
-        <w:tc>
-          <w:tcPr>
-            <w:tcW w:type="dxa" w:w="1020"/>
-            <w:shd w:val="clear" w:color="auto" w:fill="FFFFFF"/>
-            <w:tcBorders>
-              <w:top w:val="single" w:sz="4" w:space="0" w:color="000000"/>
-              <w:left w:val="single" w:sz="4" w:space="0" w:color="000000"/>
-              <w:bottom w:val="single" w:sz="4" w:space="0" w:color="000000"/>
-              <w:right w:val="single" w:sz="4" w:space="0" w:color="000000"/>
-            </w:tcBorders>
-            <w:vAlign w:val="center"/>
-          </w:tcPr>
-          <w:p>
-            <w:pPr>
-              <w:spacing w:before="40" w:after="40"/>
-              <w:jc w:val="left"/>
-            </w:pPr>
-            <w:r>
-              <w:rPr>
-                <w:rFonts w:ascii="Adani" w:hAnsi="Adani"/>
-                <w:b w:val="0"/>
-                <w:sz w:val="18"/>
-                <w:u w:val="none"/>
-              </w:rPr>
-              <w:t>NIL</w:t>
-            </w:r>
-          </w:p>
-        </w:tc>
-        <w:tc>
-          <w:tcPr>
-            <w:tcW w:type="dxa" w:w="1247"/>
-            <w:shd w:val="clear" w:color="auto" w:fill="FFFFFF"/>
-            <w:tcBorders>
-              <w:top w:val="single" w:sz="4" w:space="0" w:color="000000"/>
-              <w:left w:val="single" w:sz="4" w:space="0" w:color="000000"/>
-              <w:bottom w:val="single" w:sz="4" w:space="0" w:color="000000"/>
-              <w:right w:val="single" w:sz="4" w:space="0" w:color="000000"/>
-            </w:tcBorders>
-            <w:vAlign w:val="center"/>
-          </w:tcPr>
-          <w:p>
-            <w:pPr>
-              <w:spacing w:before="40" w:after="40"/>
-              <w:jc w:val="left"/>
-            </w:pPr>
-            <w:r>
-              <w:rPr>
-                <w:rFonts w:ascii="Adani" w:hAnsi="Adani"/>
-                <w:b w:val="0"/>
-                <w:sz w:val="18"/>
-                <w:u w:val="none"/>
-              </w:rPr>
-              <w:t>01/01/2025</w:t>
-            </w:r>
-          </w:p>
-        </w:tc>
-      </w:tr>
-      <w:tr>
-        <w:tc>
-          <w:tcPr>
-            <w:tcW w:type="dxa" w:w="680"/>
-            <w:shd w:val="clear" w:color="auto" w:fill="FFFFFF"/>
-            <w:tcBorders>
-              <w:top w:val="single" w:sz="4" w:space="0" w:color="000000"/>
-              <w:left w:val="single" w:sz="4" w:space="0" w:color="000000"/>
-              <w:bottom w:val="single" w:sz="4" w:space="0" w:color="000000"/>
-              <w:right w:val="single" w:sz="4" w:space="0" w:color="000000"/>
-            </w:tcBorders>
-            <w:vAlign w:val="center"/>
-          </w:tcPr>
-          <w:p>
-            <w:pPr>
-              <w:spacing w:before="40" w:after="40"/>
-              <w:jc w:val="left"/>
-            </w:pPr>
-            <w:r>
-              <w:rPr>
-                <w:rFonts w:ascii="Adani" w:hAnsi="Adani"/>
-                <w:b w:val="0"/>
-                <w:sz w:val="18"/>
-                <w:u w:val="none"/>
-              </w:rPr>
-              <w:t>11</w:t>
-            </w:r>
-          </w:p>
-        </w:tc>
-        <w:tc>
-          <w:tcPr>
-            <w:tcW w:type="dxa" w:w="3969"/>
-            <w:shd w:val="clear" w:color="auto" w:fill="FFFFFF"/>
-            <w:tcBorders>
-              <w:top w:val="single" w:sz="4" w:space="0" w:color="000000"/>
-              <w:left w:val="single" w:sz="4" w:space="0" w:color="000000"/>
-              <w:bottom w:val="single" w:sz="4" w:space="0" w:color="000000"/>
-              <w:right w:val="single" w:sz="4" w:space="0" w:color="000000"/>
-            </w:tcBorders>
-            <w:vAlign w:val="center"/>
-          </w:tcPr>
-          <w:p>
-            <w:pPr>
-              <w:spacing w:before="40" w:after="40"/>
-              <w:jc w:val="left"/>
-            </w:pPr>
-            <w:r>
-              <w:rPr>
-                <w:rFonts w:ascii="Adani" w:hAnsi="Adani"/>
-                <w:b w:val="0"/>
-                <w:sz w:val="18"/>
-                <w:u w:val="none"/>
-              </w:rPr>
-              <w:t>KARNAVATI AVIATION PRIVATE LIMITED</w:t>
-            </w:r>
-          </w:p>
-        </w:tc>
-        <w:tc>
-          <w:tcPr>
-            <w:tcW w:type="dxa" w:w="1814"/>
-            <w:shd w:val="clear" w:color="auto" w:fill="FFFFFF"/>
-            <w:tcBorders>
-              <w:top w:val="single" w:sz="4" w:space="0" w:color="000000"/>
-              <w:left w:val="single" w:sz="4" w:space="0" w:color="000000"/>
-              <w:bottom w:val="single" w:sz="4" w:space="0" w:color="000000"/>
-              <w:right w:val="single" w:sz="4" w:space="0" w:color="000000"/>
-            </w:tcBorders>
-            <w:vAlign w:val="center"/>
-          </w:tcPr>
-          <w:p>
-            <w:pPr>
-              <w:spacing w:before="40" w:after="40"/>
-              <w:jc w:val="left"/>
-            </w:pPr>
-            <w:r>
-              <w:rPr>
-                <w:rFonts w:ascii="Adani" w:hAnsi="Adani"/>
-                <w:b w:val="0"/>
-                <w:sz w:val="18"/>
-                <w:u w:val="none"/>
-              </w:rPr>
-              <w:t>Additional Director</w:t>
-            </w:r>
-          </w:p>
-        </w:tc>
-        <w:tc>
-          <w:tcPr>
-            <w:tcW w:type="dxa" w:w="1020"/>
-            <w:shd w:val="clear" w:color="auto" w:fill="FFFFFF"/>
-            <w:tcBorders>
-              <w:top w:val="single" w:sz="4" w:space="0" w:color="000000"/>
-              <w:left w:val="single" w:sz="4" w:space="0" w:color="000000"/>
-              <w:bottom w:val="single" w:sz="4" w:space="0" w:color="000000"/>
-              <w:right w:val="single" w:sz="4" w:space="0" w:color="000000"/>
-            </w:tcBorders>
-            <w:vAlign w:val="center"/>
-          </w:tcPr>
-          <w:p>
-            <w:pPr>
-              <w:spacing w:before="40" w:after="40"/>
-              <w:jc w:val="left"/>
-            </w:pPr>
-            <w:r>
-              <w:rPr>
-                <w:rFonts w:ascii="Adani" w:hAnsi="Adani"/>
-                <w:b w:val="0"/>
-                <w:sz w:val="18"/>
-                <w:u w:val="none"/>
-              </w:rPr>
-              <w:t>NIL</w:t>
-            </w:r>
-          </w:p>
-        </w:tc>
-        <w:tc>
-          <w:tcPr>
-            <w:tcW w:type="dxa" w:w="1247"/>
-            <w:shd w:val="clear" w:color="auto" w:fill="FFFFFF"/>
-            <w:tcBorders>
-              <w:top w:val="single" w:sz="4" w:space="0" w:color="000000"/>
-              <w:left w:val="single" w:sz="4" w:space="0" w:color="000000"/>
-              <w:bottom w:val="single" w:sz="4" w:space="0" w:color="000000"/>
-              <w:right w:val="single" w:sz="4" w:space="0" w:color="000000"/>
-            </w:tcBorders>
-            <w:vAlign w:val="center"/>
-          </w:tcPr>
-          <w:p>
-            <w:pPr>
-              <w:spacing w:before="40" w:after="40"/>
-              <w:jc w:val="left"/>
-            </w:pPr>
-            <w:r>
-              <w:rPr>
-                <w:rFonts w:ascii="Adani" w:hAnsi="Adani"/>
-                <w:b w:val="0"/>
-                <w:sz w:val="18"/>
-                <w:u w:val="none"/>
-              </w:rPr>
-              <w:t>16/11/2024</w:t>
-            </w:r>
-          </w:p>
-        </w:tc>
-      </w:tr>
-      <w:tr>
-        <w:tc>
-          <w:tcPr>
-            <w:tcW w:type="dxa" w:w="680"/>
-            <w:shd w:val="clear" w:color="auto" w:fill="FFFFFF"/>
-            <w:tcBorders>
-              <w:top w:val="single" w:sz="4" w:space="0" w:color="000000"/>
-              <w:left w:val="single" w:sz="4" w:space="0" w:color="000000"/>
-              <w:bottom w:val="single" w:sz="4" w:space="0" w:color="000000"/>
-              <w:right w:val="single" w:sz="4" w:space="0" w:color="000000"/>
-            </w:tcBorders>
-            <w:vAlign w:val="center"/>
-          </w:tcPr>
-          <w:p>
-            <w:pPr>
-              <w:spacing w:before="40" w:after="40"/>
-              <w:jc w:val="left"/>
-            </w:pPr>
-            <w:r>
-              <w:rPr>
-                <w:rFonts w:ascii="Adani" w:hAnsi="Adani"/>
-                <w:b w:val="0"/>
-                <w:sz w:val="18"/>
-                <w:u w:val="none"/>
-              </w:rPr>
-              <w:t>12</w:t>
-            </w:r>
-          </w:p>
-        </w:tc>
-        <w:tc>
-          <w:tcPr>
-            <w:tcW w:type="dxa" w:w="3969"/>
-            <w:shd w:val="clear" w:color="auto" w:fill="FFFFFF"/>
-            <w:tcBorders>
-              <w:top w:val="single" w:sz="4" w:space="0" w:color="000000"/>
-              <w:left w:val="single" w:sz="4" w:space="0" w:color="000000"/>
-              <w:bottom w:val="single" w:sz="4" w:space="0" w:color="000000"/>
-              <w:right w:val="single" w:sz="4" w:space="0" w:color="000000"/>
-            </w:tcBorders>
-            <w:vAlign w:val="center"/>
-          </w:tcPr>
-          <w:p>
-            <w:pPr>
-              <w:spacing w:before="40" w:after="40"/>
-              <w:jc w:val="left"/>
-            </w:pPr>
-            <w:r>
-              <w:rPr>
-                <w:rFonts w:ascii="Adani" w:hAnsi="Adani"/>
-                <w:b w:val="0"/>
-                <w:sz w:val="18"/>
-                <w:u w:val="none"/>
-              </w:rPr>
-              <w:t>ADANI MEDICITY AND RESEARCH CENTER</w:t>
-            </w:r>
-          </w:p>
-        </w:tc>
-        <w:tc>
-          <w:tcPr>
-            <w:tcW w:type="dxa" w:w="1814"/>
-            <w:shd w:val="clear" w:color="auto" w:fill="FFFFFF"/>
-            <w:tcBorders>
-              <w:top w:val="single" w:sz="4" w:space="0" w:color="000000"/>
-              <w:left w:val="single" w:sz="4" w:space="0" w:color="000000"/>
-              <w:bottom w:val="single" w:sz="4" w:space="0" w:color="000000"/>
-              <w:right w:val="single" w:sz="4" w:space="0" w:color="000000"/>
-            </w:tcBorders>
-            <w:vAlign w:val="center"/>
-          </w:tcPr>
-          <w:p>
-            <w:pPr>
-              <w:spacing w:before="40" w:after="40"/>
-              <w:jc w:val="left"/>
-            </w:pPr>
-            <w:r>
-              <w:rPr>
-                <w:rFonts w:ascii="Adani" w:hAnsi="Adani"/>
-                <w:b w:val="0"/>
-                <w:sz w:val="18"/>
-                <w:u w:val="none"/>
-              </w:rPr>
-              <w:t>Additional Director</w:t>
-            </w:r>
-          </w:p>
-        </w:tc>
-        <w:tc>
-          <w:tcPr>
-            <w:tcW w:type="dxa" w:w="1020"/>
-            <w:shd w:val="clear" w:color="auto" w:fill="FFFFFF"/>
-            <w:tcBorders>
-              <w:top w:val="single" w:sz="4" w:space="0" w:color="000000"/>
-              <w:left w:val="single" w:sz="4" w:space="0" w:color="000000"/>
-              <w:bottom w:val="single" w:sz="4" w:space="0" w:color="000000"/>
-              <w:right w:val="single" w:sz="4" w:space="0" w:color="000000"/>
-            </w:tcBorders>
-            <w:vAlign w:val="center"/>
-          </w:tcPr>
-          <w:p>
-            <w:pPr>
-              <w:spacing w:before="40" w:after="40"/>
-              <w:jc w:val="left"/>
-            </w:pPr>
-            <w:r>
-              <w:rPr>
-                <w:rFonts w:ascii="Adani" w:hAnsi="Adani"/>
-                <w:b w:val="0"/>
-                <w:sz w:val="18"/>
-                <w:u w:val="none"/>
-              </w:rPr>
-              <w:t>NIL</w:t>
-            </w:r>
-          </w:p>
-        </w:tc>
-        <w:tc>
-          <w:tcPr>
-            <w:tcW w:type="dxa" w:w="1247"/>
-            <w:shd w:val="clear" w:color="auto" w:fill="FFFFFF"/>
-            <w:tcBorders>
-              <w:top w:val="single" w:sz="4" w:space="0" w:color="000000"/>
-              <w:left w:val="single" w:sz="4" w:space="0" w:color="000000"/>
-              <w:bottom w:val="single" w:sz="4" w:space="0" w:color="000000"/>
-              <w:right w:val="single" w:sz="4" w:space="0" w:color="000000"/>
-            </w:tcBorders>
-            <w:vAlign w:val="center"/>
-          </w:tcPr>
-          <w:p>
-            <w:pPr>
-              <w:spacing w:before="40" w:after="40"/>
-              <w:jc w:val="left"/>
-            </w:pPr>
-            <w:r>
-              <w:rPr>
-                <w:rFonts w:ascii="Adani" w:hAnsi="Adani"/>
-                <w:b w:val="0"/>
-                <w:sz w:val="18"/>
-                <w:u w:val="none"/>
-              </w:rPr>
-              <w:t>28/10/2024</w:t>
             </w:r>
           </w:p>
         </w:tc>
@@ -2661,6 +2661,148 @@
                 <w:sz w:val="18"/>
                 <w:u w:val="none"/>
               </w:rPr>
+              <w:t>ADANI AIRPORT HOLDINGS LIMITED</w:t>
+            </w:r>
+          </w:p>
+        </w:tc>
+        <w:tc>
+          <w:tcPr>
+            <w:tcW w:type="dxa" w:w="1814"/>
+            <w:shd w:val="clear" w:color="auto" w:fill="FFFFFF"/>
+            <w:tcBorders>
+              <w:top w:val="single" w:sz="4" w:space="0" w:color="000000"/>
+              <w:left w:val="single" w:sz="4" w:space="0" w:color="000000"/>
+              <w:bottom w:val="single" w:sz="4" w:space="0" w:color="000000"/>
+              <w:right w:val="single" w:sz="4" w:space="0" w:color="000000"/>
+            </w:tcBorders>
+            <w:vAlign w:val="center"/>
+          </w:tcPr>
+          <w:p>
+            <w:pPr>
+              <w:spacing w:before="40" w:after="40"/>
+              <w:jc w:val="left"/>
+            </w:pPr>
+            <w:r>
+              <w:rPr>
+                <w:rFonts w:ascii="Adani" w:hAnsi="Adani"/>
+                <w:b w:val="0"/>
+                <w:sz w:val="18"/>
+                <w:u w:val="none"/>
+              </w:rPr>
+              <w:t>Managing Director</w:t>
+            </w:r>
+          </w:p>
+        </w:tc>
+        <w:tc>
+          <w:tcPr>
+            <w:tcW w:type="dxa" w:w="1020"/>
+            <w:shd w:val="clear" w:color="auto" w:fill="FFFFFF"/>
+            <w:tcBorders>
+              <w:top w:val="single" w:sz="4" w:space="0" w:color="000000"/>
+              <w:left w:val="single" w:sz="4" w:space="0" w:color="000000"/>
+              <w:bottom w:val="single" w:sz="4" w:space="0" w:color="000000"/>
+              <w:right w:val="single" w:sz="4" w:space="0" w:color="000000"/>
+            </w:tcBorders>
+            <w:vAlign w:val="center"/>
+          </w:tcPr>
+          <w:p>
+            <w:pPr>
+              <w:spacing w:before="40" w:after="40"/>
+              <w:jc w:val="left"/>
+            </w:pPr>
+            <w:r>
+              <w:rPr>
+                <w:rFonts w:ascii="Adani" w:hAnsi="Adani"/>
+                <w:b w:val="0"/>
+                <w:sz w:val="18"/>
+                <w:u w:val="none"/>
+              </w:rPr>
+              <w:t>NIL</w:t>
+            </w:r>
+          </w:p>
+        </w:tc>
+        <w:tc>
+          <w:tcPr>
+            <w:tcW w:type="dxa" w:w="1247"/>
+            <w:shd w:val="clear" w:color="auto" w:fill="FFFFFF"/>
+            <w:tcBorders>
+              <w:top w:val="single" w:sz="4" w:space="0" w:color="000000"/>
+              <w:left w:val="single" w:sz="4" w:space="0" w:color="000000"/>
+              <w:bottom w:val="single" w:sz="4" w:space="0" w:color="000000"/>
+              <w:right w:val="single" w:sz="4" w:space="0" w:color="000000"/>
+            </w:tcBorders>
+            <w:vAlign w:val="center"/>
+          </w:tcPr>
+          <w:p>
+            <w:pPr>
+              <w:spacing w:before="40" w:after="40"/>
+              <w:jc w:val="left"/>
+            </w:pPr>
+            <w:r>
+              <w:rPr>
+                <w:rFonts w:ascii="Adani" w:hAnsi="Adani"/>
+                <w:b w:val="0"/>
+                <w:sz w:val="18"/>
+                <w:u w:val="none"/>
+              </w:rPr>
+              <w:t>01/01/2022</w:t>
+            </w:r>
+          </w:p>
+        </w:tc>
+      </w:tr>
+      <w:tr>
+        <w:tc>
+          <w:tcPr>
+            <w:tcW w:type="dxa" w:w="680"/>
+            <w:shd w:val="clear" w:color="auto" w:fill="FFFFFF"/>
+            <w:tcBorders>
+              <w:top w:val="single" w:sz="4" w:space="0" w:color="000000"/>
+              <w:left w:val="single" w:sz="4" w:space="0" w:color="000000"/>
+              <w:bottom w:val="single" w:sz="4" w:space="0" w:color="000000"/>
+              <w:right w:val="single" w:sz="4" w:space="0" w:color="000000"/>
+            </w:tcBorders>
+            <w:vAlign w:val="center"/>
+          </w:tcPr>
+          <w:p>
+            <w:pPr>
+              <w:spacing w:before="40" w:after="40"/>
+              <w:jc w:val="left"/>
+            </w:pPr>
+            <w:r>
+              <w:rPr>
+                <w:rFonts w:ascii="Adani" w:hAnsi="Adani"/>
+                <w:b w:val="0"/>
+                <w:sz w:val="18"/>
+                <w:u w:val="none"/>
+              </w:rPr>
+              <w:t>18</w:t>
+            </w:r>
+          </w:p>
+        </w:tc>
+        <w:tc>
+          <w:tcPr>
+            <w:tcW w:type="dxa" w:w="3969"/>
+            <w:shd w:val="clear" w:color="auto" w:fill="FFFFFF"/>
+            <w:tcBorders>
+              <w:top w:val="single" w:sz="4" w:space="0" w:color="000000"/>
+              <w:left w:val="single" w:sz="4" w:space="0" w:color="000000"/>
+              <w:bottom w:val="single" w:sz="4" w:space="0" w:color="000000"/>
+              <w:right w:val="single" w:sz="4" w:space="0" w:color="000000"/>
+            </w:tcBorders>
+            <w:vAlign w:val="center"/>
+          </w:tcPr>
+          <w:p>
+            <w:pPr>
+              <w:spacing w:before="40" w:after="40"/>
+              <w:jc w:val="left"/>
+            </w:pPr>
+            <w:r>
+              <w:rPr>
+                <w:rFonts w:ascii="Adani" w:hAnsi="Adani"/>
+                <w:b w:val="0"/>
+                <w:sz w:val="18"/>
+                <w:u w:val="none"/>
+              </w:rPr>
               <w:t>NORTH STAR CORPCON LLP</w:t>
             </w:r>
           </w:p>
@@ -2775,7 +2917,7 @@
                 <w:sz w:val="18"/>
                 <w:u w:val="none"/>
               </w:rPr>
-              <w:t>18</w:t>
+              <w:t>19</w:t>
             </w:r>
           </w:p>
         </w:tc>
@@ -2917,7 +3059,7 @@
                 <w:sz w:val="18"/>
                 <w:u w:val="none"/>
               </w:rPr>
-              <w:t>19</w:t>
+              <w:t>20</w:t>
             </w:r>
           </w:p>
         </w:tc>
@@ -3059,7 +3201,7 @@
                 <w:sz w:val="18"/>
                 <w:u w:val="none"/>
               </w:rPr>
-              <w:t>20</w:t>
+              <w:t>21</w:t>
             </w:r>
           </w:p>
         </w:tc>
@@ -3201,7 +3343,7 @@
                 <w:sz w:val="18"/>
                 <w:u w:val="none"/>
               </w:rPr>
-              <w:t>21</w:t>
+              <w:t>22</w:t>
             </w:r>
           </w:p>
         </w:tc>
@@ -3314,148 +3456,6 @@
                 <w:u w:val="none"/>
               </w:rPr>
               <w:t>17/02/2021</w:t>
-            </w:r>
-          </w:p>
-        </w:tc>
-      </w:tr>
-      <w:tr>
-        <w:tc>
-          <w:tcPr>
-            <w:tcW w:type="dxa" w:w="680"/>
-            <w:shd w:val="clear" w:color="auto" w:fill="FFFFFF"/>
-            <w:tcBorders>
-              <w:top w:val="single" w:sz="4" w:space="0" w:color="000000"/>
-              <w:left w:val="single" w:sz="4" w:space="0" w:color="000000"/>
-              <w:bottom w:val="single" w:sz="4" w:space="0" w:color="000000"/>
-              <w:right w:val="single" w:sz="4" w:space="0" w:color="000000"/>
-            </w:tcBorders>
-            <w:vAlign w:val="center"/>
-          </w:tcPr>
-          <w:p>
-            <w:pPr>
-              <w:spacing w:before="40" w:after="40"/>
-              <w:jc w:val="left"/>
-            </w:pPr>
-            <w:r>
-              <w:rPr>
-                <w:rFonts w:ascii="Adani" w:hAnsi="Adani"/>
-                <w:b w:val="0"/>
-                <w:sz w:val="18"/>
-                <w:u w:val="none"/>
-              </w:rPr>
-              <w:t>22</w:t>
-            </w:r>
-          </w:p>
-        </w:tc>
-        <w:tc>
-          <w:tcPr>
-            <w:tcW w:type="dxa" w:w="3969"/>
-            <w:shd w:val="clear" w:color="auto" w:fill="FFFFFF"/>
-            <w:tcBorders>
-              <w:top w:val="single" w:sz="4" w:space="0" w:color="000000"/>
-              <w:left w:val="single" w:sz="4" w:space="0" w:color="000000"/>
-              <w:bottom w:val="single" w:sz="4" w:space="0" w:color="000000"/>
-              <w:right w:val="single" w:sz="4" w:space="0" w:color="000000"/>
-            </w:tcBorders>
-            <w:vAlign w:val="center"/>
-          </w:tcPr>
-          <w:p>
-            <w:pPr>
-              <w:spacing w:before="40" w:after="40"/>
-              <w:jc w:val="left"/>
-            </w:pPr>
-            <w:r>
-              <w:rPr>
-                <w:rFonts w:ascii="Adani" w:hAnsi="Adani"/>
-                <w:b w:val="0"/>
-                <w:sz w:val="18"/>
-                <w:u w:val="none"/>
-              </w:rPr>
-              <w:t>ADANI AIRPORT HOLDINGS LIMITED</w:t>
-            </w:r>
-          </w:p>
-        </w:tc>
-        <w:tc>
-          <w:tcPr>
-            <w:tcW w:type="dxa" w:w="1814"/>
-            <w:shd w:val="clear" w:color="auto" w:fill="FFFFFF"/>
-            <w:tcBorders>
-              <w:top w:val="single" w:sz="4" w:space="0" w:color="000000"/>
-              <w:left w:val="single" w:sz="4" w:space="0" w:color="000000"/>
-              <w:bottom w:val="single" w:sz="4" w:space="0" w:color="000000"/>
-              <w:right w:val="single" w:sz="4" w:space="0" w:color="000000"/>
-            </w:tcBorders>
-            <w:vAlign w:val="center"/>
-          </w:tcPr>
-          <w:p>
-            <w:pPr>
-              <w:spacing w:before="40" w:after="40"/>
-              <w:jc w:val="left"/>
-            </w:pPr>
-            <w:r>
-              <w:rPr>
-                <w:rFonts w:ascii="Adani" w:hAnsi="Adani"/>
-                <w:b w:val="0"/>
-                <w:sz w:val="18"/>
-                <w:u w:val="none"/>
-              </w:rPr>
-              <w:t>Additional Director</w:t>
-            </w:r>
-          </w:p>
-        </w:tc>
-        <w:tc>
-          <w:tcPr>
-            <w:tcW w:type="dxa" w:w="1020"/>
-            <w:shd w:val="clear" w:color="auto" w:fill="FFFFFF"/>
-            <w:tcBorders>
-              <w:top w:val="single" w:sz="4" w:space="0" w:color="000000"/>
-              <w:left w:val="single" w:sz="4" w:space="0" w:color="000000"/>
-              <w:bottom w:val="single" w:sz="4" w:space="0" w:color="000000"/>
-              <w:right w:val="single" w:sz="4" w:space="0" w:color="000000"/>
-            </w:tcBorders>
-            <w:vAlign w:val="center"/>
-          </w:tcPr>
-          <w:p>
-            <w:pPr>
-              <w:spacing w:before="40" w:after="40"/>
-              <w:jc w:val="left"/>
-            </w:pPr>
-            <w:r>
-              <w:rPr>
-                <w:rFonts w:ascii="Adani" w:hAnsi="Adani"/>
-                <w:b w:val="0"/>
-                <w:sz w:val="18"/>
-                <w:u w:val="none"/>
-              </w:rPr>
-              <w:t>NIL</w:t>
-            </w:r>
-          </w:p>
-        </w:tc>
-        <w:tc>
-          <w:tcPr>
-            <w:tcW w:type="dxa" w:w="1247"/>
-            <w:shd w:val="clear" w:color="auto" w:fill="FFFFFF"/>
-            <w:tcBorders>
-              <w:top w:val="single" w:sz="4" w:space="0" w:color="000000"/>
-              <w:left w:val="single" w:sz="4" w:space="0" w:color="000000"/>
-              <w:bottom w:val="single" w:sz="4" w:space="0" w:color="000000"/>
-              <w:right w:val="single" w:sz="4" w:space="0" w:color="000000"/>
-            </w:tcBorders>
-            <w:vAlign w:val="center"/>
-          </w:tcPr>
-          <w:p>
-            <w:pPr>
-              <w:spacing w:before="40" w:after="40"/>
-              <w:jc w:val="left"/>
-            </w:pPr>
-            <w:r>
-              <w:rPr>
-                <w:rFonts w:ascii="Adani" w:hAnsi="Adani"/>
-                <w:b w:val="0"/>
-                <w:sz w:val="18"/>
-                <w:u w:val="none"/>
-              </w:rPr>
-              <w:t>27/08/2019</w:t>
             </w:r>
           </w:p>
         </w:tc>
@@ -3655,148 +3655,6 @@
                 <w:sz w:val="18"/>
                 <w:u w:val="none"/>
               </w:rPr>
-              <w:t>ADANI GAS HOLDINGS LIMITED</w:t>
-            </w:r>
-          </w:p>
-        </w:tc>
-        <w:tc>
-          <w:tcPr>
-            <w:tcW w:type="dxa" w:w="1814"/>
-            <w:shd w:val="clear" w:color="auto" w:fill="FFFFFF"/>
-            <w:tcBorders>
-              <w:top w:val="single" w:sz="4" w:space="0" w:color="000000"/>
-              <w:left w:val="single" w:sz="4" w:space="0" w:color="000000"/>
-              <w:bottom w:val="single" w:sz="4" w:space="0" w:color="000000"/>
-              <w:right w:val="single" w:sz="4" w:space="0" w:color="000000"/>
-            </w:tcBorders>
-            <w:vAlign w:val="center"/>
-          </w:tcPr>
-          <w:p>
-            <w:pPr>
-              <w:spacing w:before="40" w:after="40"/>
-              <w:jc w:val="left"/>
-            </w:pPr>
-            <w:r>
-              <w:rPr>
-                <w:rFonts w:ascii="Adani" w:hAnsi="Adani"/>
-                <w:b w:val="0"/>
-                <w:sz w:val="18"/>
-                <w:u w:val="none"/>
-              </w:rPr>
-              <w:t>Director</w:t>
-            </w:r>
-          </w:p>
-        </w:tc>
-        <w:tc>
-          <w:tcPr>
-            <w:tcW w:type="dxa" w:w="1020"/>
-            <w:shd w:val="clear" w:color="auto" w:fill="FFFFFF"/>
-            <w:tcBorders>
-              <w:top w:val="single" w:sz="4" w:space="0" w:color="000000"/>
-              <w:left w:val="single" w:sz="4" w:space="0" w:color="000000"/>
-              <w:bottom w:val="single" w:sz="4" w:space="0" w:color="000000"/>
-              <w:right w:val="single" w:sz="4" w:space="0" w:color="000000"/>
-            </w:tcBorders>
-            <w:vAlign w:val="center"/>
-          </w:tcPr>
-          <w:p>
-            <w:pPr>
-              <w:spacing w:before="40" w:after="40"/>
-              <w:jc w:val="left"/>
-            </w:pPr>
-            <w:r>
-              <w:rPr>
-                <w:rFonts w:ascii="Adani" w:hAnsi="Adani"/>
-                <w:b w:val="0"/>
-                <w:sz w:val="18"/>
-                <w:u w:val="none"/>
-              </w:rPr>
-              <w:t>NIL</w:t>
-            </w:r>
-          </w:p>
-        </w:tc>
-        <w:tc>
-          <w:tcPr>
-            <w:tcW w:type="dxa" w:w="1247"/>
-            <w:shd w:val="clear" w:color="auto" w:fill="FFFFFF"/>
-            <w:tcBorders>
-              <w:top w:val="single" w:sz="4" w:space="0" w:color="000000"/>
-              <w:left w:val="single" w:sz="4" w:space="0" w:color="000000"/>
-              <w:bottom w:val="single" w:sz="4" w:space="0" w:color="000000"/>
-              <w:right w:val="single" w:sz="4" w:space="0" w:color="000000"/>
-            </w:tcBorders>
-            <w:vAlign w:val="center"/>
-          </w:tcPr>
-          <w:p>
-            <w:pPr>
-              <w:spacing w:before="40" w:after="40"/>
-              <w:jc w:val="left"/>
-            </w:pPr>
-            <w:r>
-              <w:rPr>
-                <w:rFonts w:ascii="Adani" w:hAnsi="Adani"/>
-                <w:b w:val="0"/>
-                <w:sz w:val="18"/>
-                <w:u w:val="none"/>
-              </w:rPr>
-              <w:t>22/01/2016</w:t>
-            </w:r>
-          </w:p>
-        </w:tc>
-      </w:tr>
-      <w:tr>
-        <w:tc>
-          <w:tcPr>
-            <w:tcW w:type="dxa" w:w="680"/>
-            <w:shd w:val="clear" w:color="auto" w:fill="FFFFFF"/>
-            <w:tcBorders>
-              <w:top w:val="single" w:sz="4" w:space="0" w:color="000000"/>
-              <w:left w:val="single" w:sz="4" w:space="0" w:color="000000"/>
-              <w:bottom w:val="single" w:sz="4" w:space="0" w:color="000000"/>
-              <w:right w:val="single" w:sz="4" w:space="0" w:color="000000"/>
-            </w:tcBorders>
-            <w:vAlign w:val="center"/>
-          </w:tcPr>
-          <w:p>
-            <w:pPr>
-              <w:spacing w:before="40" w:after="40"/>
-              <w:jc w:val="left"/>
-            </w:pPr>
-            <w:r>
-              <w:rPr>
-                <w:rFonts w:ascii="Adani" w:hAnsi="Adani"/>
-                <w:b w:val="0"/>
-                <w:sz w:val="18"/>
-                <w:u w:val="none"/>
-              </w:rPr>
-              <w:t>25</w:t>
-            </w:r>
-          </w:p>
-        </w:tc>
-        <w:tc>
-          <w:tcPr>
-            <w:tcW w:type="dxa" w:w="3969"/>
-            <w:shd w:val="clear" w:color="auto" w:fill="FFFFFF"/>
-            <w:tcBorders>
-              <w:top w:val="single" w:sz="4" w:space="0" w:color="000000"/>
-              <w:left w:val="single" w:sz="4" w:space="0" w:color="000000"/>
-              <w:bottom w:val="single" w:sz="4" w:space="0" w:color="000000"/>
-              <w:right w:val="single" w:sz="4" w:space="0" w:color="000000"/>
-            </w:tcBorders>
-            <w:vAlign w:val="center"/>
-          </w:tcPr>
-          <w:p>
-            <w:pPr>
-              <w:spacing w:before="40" w:after="40"/>
-              <w:jc w:val="left"/>
-            </w:pPr>
-            <w:r>
-              <w:rPr>
-                <w:rFonts w:ascii="Adani" w:hAnsi="Adani"/>
-                <w:b w:val="0"/>
-                <w:sz w:val="18"/>
-                <w:u w:val="none"/>
-              </w:rPr>
               <w:t>ADANI INSTITUTE FOR EDUCATION AND RESEARCH</w:t>
             </w:r>
           </w:p>
@@ -3911,7 +3769,7 @@
                 <w:sz w:val="18"/>
                 <w:u w:val="none"/>
               </w:rPr>
-              <w:t>26</w:t>
+              <w:t>25</w:t>
             </w:r>
           </w:p>
         </w:tc>
@@ -4053,291 +3911,7 @@
                 <w:sz w:val="18"/>
                 <w:u w:val="none"/>
               </w:rPr>
-              <w:t>27</w:t>
-            </w:r>
-          </w:p>
-        </w:tc>
-        <w:tc>
-          <w:tcPr>
-            <w:tcW w:type="dxa" w:w="3969"/>
-            <w:shd w:val="clear" w:color="auto" w:fill="FFFFFF"/>
-            <w:tcBorders>
-              <w:top w:val="single" w:sz="4" w:space="0" w:color="000000"/>
-              <w:left w:val="single" w:sz="4" w:space="0" w:color="000000"/>
-              <w:bottom w:val="single" w:sz="4" w:space="0" w:color="000000"/>
-              <w:right w:val="single" w:sz="4" w:space="0" w:color="000000"/>
-            </w:tcBorders>
-            <w:vAlign w:val="center"/>
-          </w:tcPr>
-          <w:p>
-            <w:pPr>
-              <w:spacing w:before="40" w:after="40"/>
-              <w:jc w:val="left"/>
-            </w:pPr>
-            <w:r>
-              <w:rPr>
-                <w:rFonts w:ascii="Adani" w:hAnsi="Adani"/>
-                <w:b w:val="0"/>
-                <w:sz w:val="18"/>
-                <w:u w:val="none"/>
-              </w:rPr>
-              <w:t>RAJASTHAN SEZ PRIVATE LIMITED</w:t>
-            </w:r>
-          </w:p>
-        </w:tc>
-        <w:tc>
-          <w:tcPr>
-            <w:tcW w:type="dxa" w:w="1814"/>
-            <w:shd w:val="clear" w:color="auto" w:fill="FFFFFF"/>
-            <w:tcBorders>
-              <w:top w:val="single" w:sz="4" w:space="0" w:color="000000"/>
-              <w:left w:val="single" w:sz="4" w:space="0" w:color="000000"/>
-              <w:bottom w:val="single" w:sz="4" w:space="0" w:color="000000"/>
-              <w:right w:val="single" w:sz="4" w:space="0" w:color="000000"/>
-            </w:tcBorders>
-            <w:vAlign w:val="center"/>
-          </w:tcPr>
-          <w:p>
-            <w:pPr>
-              <w:spacing w:before="40" w:after="40"/>
-              <w:jc w:val="left"/>
-            </w:pPr>
-            <w:r>
-              <w:rPr>
-                <w:rFonts w:ascii="Adani" w:hAnsi="Adani"/>
-                <w:b w:val="0"/>
-                <w:sz w:val="18"/>
-                <w:u w:val="none"/>
-              </w:rPr>
-              <w:t>Director</w:t>
-            </w:r>
-          </w:p>
-        </w:tc>
-        <w:tc>
-          <w:tcPr>
-            <w:tcW w:type="dxa" w:w="1020"/>
-            <w:shd w:val="clear" w:color="auto" w:fill="FFFFFF"/>
-            <w:tcBorders>
-              <w:top w:val="single" w:sz="4" w:space="0" w:color="000000"/>
-              <w:left w:val="single" w:sz="4" w:space="0" w:color="000000"/>
-              <w:bottom w:val="single" w:sz="4" w:space="0" w:color="000000"/>
-              <w:right w:val="single" w:sz="4" w:space="0" w:color="000000"/>
-            </w:tcBorders>
-            <w:vAlign w:val="center"/>
-          </w:tcPr>
-          <w:p>
-            <w:pPr>
-              <w:spacing w:before="40" w:after="40"/>
-              <w:jc w:val="left"/>
-            </w:pPr>
-            <w:r>
-              <w:rPr>
-                <w:rFonts w:ascii="Adani" w:hAnsi="Adani"/>
-                <w:b w:val="0"/>
-                <w:sz w:val="18"/>
-                <w:u w:val="none"/>
-              </w:rPr>
-              <w:t>NIL</w:t>
-            </w:r>
-          </w:p>
-        </w:tc>
-        <w:tc>
-          <w:tcPr>
-            <w:tcW w:type="dxa" w:w="1247"/>
-            <w:shd w:val="clear" w:color="auto" w:fill="FFFFFF"/>
-            <w:tcBorders>
-              <w:top w:val="single" w:sz="4" w:space="0" w:color="000000"/>
-              <w:left w:val="single" w:sz="4" w:space="0" w:color="000000"/>
-              <w:bottom w:val="single" w:sz="4" w:space="0" w:color="000000"/>
-              <w:right w:val="single" w:sz="4" w:space="0" w:color="000000"/>
-            </w:tcBorders>
-            <w:vAlign w:val="center"/>
-          </w:tcPr>
-          <w:p>
-            <w:pPr>
-              <w:spacing w:before="40" w:after="40"/>
-              <w:jc w:val="left"/>
-            </w:pPr>
-            <w:r>
-              <w:rPr>
-                <w:rFonts w:ascii="Adani" w:hAnsi="Adani"/>
-                <w:b w:val="0"/>
-                <w:sz w:val="18"/>
-                <w:u w:val="none"/>
-              </w:rPr>
-              <w:t>01/06/2009</w:t>
-            </w:r>
-          </w:p>
-        </w:tc>
-      </w:tr>
-      <w:tr>
-        <w:tc>
-          <w:tcPr>
-            <w:tcW w:type="dxa" w:w="680"/>
-            <w:shd w:val="clear" w:color="auto" w:fill="FFFFFF"/>
-            <w:tcBorders>
-              <w:top w:val="single" w:sz="4" w:space="0" w:color="000000"/>
-              <w:left w:val="single" w:sz="4" w:space="0" w:color="000000"/>
-              <w:bottom w:val="single" w:sz="4" w:space="0" w:color="000000"/>
-              <w:right w:val="single" w:sz="4" w:space="0" w:color="000000"/>
-            </w:tcBorders>
-            <w:vAlign w:val="center"/>
-          </w:tcPr>
-          <w:p>
-            <w:pPr>
-              <w:spacing w:before="40" w:after="40"/>
-              <w:jc w:val="left"/>
-            </w:pPr>
-            <w:r>
-              <w:rPr>
-                <w:rFonts w:ascii="Adani" w:hAnsi="Adani"/>
-                <w:b w:val="0"/>
-                <w:sz w:val="18"/>
-                <w:u w:val="none"/>
-              </w:rPr>
-              <w:t>28</w:t>
-            </w:r>
-          </w:p>
-        </w:tc>
-        <w:tc>
-          <w:tcPr>
-            <w:tcW w:type="dxa" w:w="3969"/>
-            <w:shd w:val="clear" w:color="auto" w:fill="FFFFFF"/>
-            <w:tcBorders>
-              <w:top w:val="single" w:sz="4" w:space="0" w:color="000000"/>
-              <w:left w:val="single" w:sz="4" w:space="0" w:color="000000"/>
-              <w:bottom w:val="single" w:sz="4" w:space="0" w:color="000000"/>
-              <w:right w:val="single" w:sz="4" w:space="0" w:color="000000"/>
-            </w:tcBorders>
-            <w:vAlign w:val="center"/>
-          </w:tcPr>
-          <w:p>
-            <w:pPr>
-              <w:spacing w:before="40" w:after="40"/>
-              <w:jc w:val="left"/>
-            </w:pPr>
-            <w:r>
-              <w:rPr>
-                <w:rFonts w:ascii="Adani" w:hAnsi="Adani"/>
-                <w:b w:val="0"/>
-                <w:sz w:val="18"/>
-                <w:u w:val="none"/>
-              </w:rPr>
-              <w:t>INLAND CONWARE (LUDHIANA) PRIVATE LIMITED</w:t>
-            </w:r>
-          </w:p>
-        </w:tc>
-        <w:tc>
-          <w:tcPr>
-            <w:tcW w:type="dxa" w:w="1814"/>
-            <w:shd w:val="clear" w:color="auto" w:fill="FFFFFF"/>
-            <w:tcBorders>
-              <w:top w:val="single" w:sz="4" w:space="0" w:color="000000"/>
-              <w:left w:val="single" w:sz="4" w:space="0" w:color="000000"/>
-              <w:bottom w:val="single" w:sz="4" w:space="0" w:color="000000"/>
-              <w:right w:val="single" w:sz="4" w:space="0" w:color="000000"/>
-            </w:tcBorders>
-            <w:vAlign w:val="center"/>
-          </w:tcPr>
-          <w:p>
-            <w:pPr>
-              <w:spacing w:before="40" w:after="40"/>
-              <w:jc w:val="left"/>
-            </w:pPr>
-            <w:r>
-              <w:rPr>
-                <w:rFonts w:ascii="Adani" w:hAnsi="Adani"/>
-                <w:b w:val="0"/>
-                <w:sz w:val="18"/>
-                <w:u w:val="none"/>
-              </w:rPr>
-              <w:t>Director</w:t>
-            </w:r>
-          </w:p>
-        </w:tc>
-        <w:tc>
-          <w:tcPr>
-            <w:tcW w:type="dxa" w:w="1020"/>
-            <w:shd w:val="clear" w:color="auto" w:fill="FFFFFF"/>
-            <w:tcBorders>
-              <w:top w:val="single" w:sz="4" w:space="0" w:color="000000"/>
-              <w:left w:val="single" w:sz="4" w:space="0" w:color="000000"/>
-              <w:bottom w:val="single" w:sz="4" w:space="0" w:color="000000"/>
-              <w:right w:val="single" w:sz="4" w:space="0" w:color="000000"/>
-            </w:tcBorders>
-            <w:vAlign w:val="center"/>
-          </w:tcPr>
-          <w:p>
-            <w:pPr>
-              <w:spacing w:before="40" w:after="40"/>
-              <w:jc w:val="left"/>
-            </w:pPr>
-            <w:r>
-              <w:rPr>
-                <w:rFonts w:ascii="Adani" w:hAnsi="Adani"/>
-                <w:b w:val="0"/>
-                <w:sz w:val="18"/>
-                <w:u w:val="none"/>
-              </w:rPr>
-              <w:t>NIL</w:t>
-            </w:r>
-          </w:p>
-        </w:tc>
-        <w:tc>
-          <w:tcPr>
-            <w:tcW w:type="dxa" w:w="1247"/>
-            <w:shd w:val="clear" w:color="auto" w:fill="FFFFFF"/>
-            <w:tcBorders>
-              <w:top w:val="single" w:sz="4" w:space="0" w:color="000000"/>
-              <w:left w:val="single" w:sz="4" w:space="0" w:color="000000"/>
-              <w:bottom w:val="single" w:sz="4" w:space="0" w:color="000000"/>
-              <w:right w:val="single" w:sz="4" w:space="0" w:color="000000"/>
-            </w:tcBorders>
-            <w:vAlign w:val="center"/>
-          </w:tcPr>
-          <w:p>
-            <w:pPr>
-              <w:spacing w:before="40" w:after="40"/>
-              <w:jc w:val="left"/>
-            </w:pPr>
-            <w:r>
-              <w:rPr>
-                <w:rFonts w:ascii="Adani" w:hAnsi="Adani"/>
-                <w:b w:val="0"/>
-                <w:sz w:val="18"/>
-                <w:u w:val="none"/>
-              </w:rPr>
-              <w:t>21/08/2008</w:t>
-            </w:r>
-          </w:p>
-        </w:tc>
-      </w:tr>
-      <w:tr>
-        <w:tc>
-          <w:tcPr>
-            <w:tcW w:type="dxa" w:w="680"/>
-            <w:shd w:val="clear" w:color="auto" w:fill="FFFFFF"/>
-            <w:tcBorders>
-              <w:top w:val="single" w:sz="4" w:space="0" w:color="000000"/>
-              <w:left w:val="single" w:sz="4" w:space="0" w:color="000000"/>
-              <w:bottom w:val="single" w:sz="4" w:space="0" w:color="000000"/>
-              <w:right w:val="single" w:sz="4" w:space="0" w:color="000000"/>
-            </w:tcBorders>
-            <w:vAlign w:val="center"/>
-          </w:tcPr>
-          <w:p>
-            <w:pPr>
-              <w:spacing w:before="40" w:after="40"/>
-              <w:jc w:val="left"/>
-            </w:pPr>
-            <w:r>
-              <w:rPr>
-                <w:rFonts w:ascii="Adani" w:hAnsi="Adani"/>
-                <w:b w:val="0"/>
-                <w:sz w:val="18"/>
-                <w:u w:val="none"/>
-              </w:rPr>
-              <w:t>29</w:t>
+              <w:t>26</w:t>
             </w:r>
           </w:p>
         </w:tc>
@@ -4686,7 +4260,7 @@
                 <w:sz w:val="18"/>
                 <w:u w:val="none"/>
               </w:rPr>
-              <w:t>Date:   27th May, 2026</w:t>
+              <w:t>Date:   09th June, 2026</w:t>
             </w:r>
           </w:p>
         </w:tc>
@@ -5723,7 +5297,7 @@
                 <w:sz w:val="18"/>
                 <w:u w:val="none"/>
               </w:rPr>
-              <w:t>Date:   27th May, 2026</w:t>
+              <w:t>Date:   09th June, 2026</w:t>
             </w:r>
           </w:p>
         </w:tc>
@@ -5884,7 +5458,7 @@
           <w:sz w:val="20"/>
           <w:u w:val="none"/>
         </w:rPr>
-        <w:t>27th May, 2026</w:t>
+        <w:t>09th June, 2026</w:t>
       </w:r>
     </w:p>
     <w:p>
@@ -5974,6 +5548,36 @@
           <w:sz w:val="20"/>
           <w:u w:val="none"/>
         </w:rPr>
+        <w:t>ADANI SOCIAL DEVELOPMENT FOUNDATION</w:t>
+      </w:r>
+    </w:p>
+    <w:p>
+      <w:pPr>
+        <w:spacing w:before="0" w:after="20"/>
+        <w:jc w:val="left"/>
+      </w:pPr>
+      <w:r>
+        <w:rPr>
+          <w:rFonts w:ascii="Adani" w:hAnsi="Adani"/>
+          <w:b/>
+          <w:sz w:val="20"/>
+          <w:u w:val="none"/>
+        </w:rPr>
+        <w:t>ADANI MEDICITY AND RESEARCH CENTER</w:t>
+      </w:r>
+    </w:p>
+    <w:p>
+      <w:pPr>
+        <w:spacing w:before="0" w:after="20"/>
+        <w:jc w:val="left"/>
+      </w:pPr>
+      <w:r>
+        <w:rPr>
+          <w:rFonts w:ascii="Adani" w:hAnsi="Adani"/>
+          <w:b/>
+          <w:sz w:val="20"/>
+          <w:u w:val="none"/>
+        </w:rPr>
         <w:t>ADANI SKILLS AND EDUCATION FOUNDATION</w:t>
       </w:r>
     </w:p>
@@ -6034,36 +5638,6 @@
           <w:sz w:val="20"/>
           <w:u w:val="none"/>
         </w:rPr>
-        <w:t>ADANI SOCIAL DEVELOPMENT FOUNDATION</w:t>
-      </w:r>
-    </w:p>
-    <w:p>
-      <w:pPr>
-        <w:spacing w:before="0" w:after="20"/>
-        <w:jc w:val="left"/>
-      </w:pPr>
-      <w:r>
-        <w:rPr>
-          <w:rFonts w:ascii="Adani" w:hAnsi="Adani"/>
-          <w:b/>
-          <w:sz w:val="20"/>
-          <w:u w:val="none"/>
-        </w:rPr>
-        <w:t>ADANI FOUNDATION</w:t>
-      </w:r>
-    </w:p>
-    <w:p>
-      <w:pPr>
-        <w:spacing w:before="0" w:after="20"/>
-        <w:jc w:val="left"/>
-      </w:pPr>
-      <w:r>
-        <w:rPr>
-          <w:rFonts w:ascii="Adani" w:hAnsi="Adani"/>
-          <w:b/>
-          <w:sz w:val="20"/>
-          <w:u w:val="none"/>
-        </w:rPr>
         <w:t>ADANI SPECIAL SITUATIONS PRIVATE LIMITED</w:t>
       </w:r>
     </w:p>
@@ -6094,7 +5668,7 @@
           <w:sz w:val="20"/>
           <w:u w:val="none"/>
         </w:rPr>
-        <w:t>ADANI MEDICITY AND RESEARCH CENTER</w:t>
+        <w:t>ADANI FOUNDATION</w:t>
       </w:r>
     </w:p>
     <w:p>
@@ -6155,6 +5729,21 @@
           <w:u w:val="none"/>
         </w:rPr>
         <w:t>ADANI HEALTH VENTURES LIMITED</w:t>
+      </w:r>
+    </w:p>
+    <w:p>
+      <w:pPr>
+        <w:spacing w:before="0" w:after="20"/>
+        <w:jc w:val="left"/>
+      </w:pPr>
+      <w:r>
+        <w:rPr>
+          <w:rFonts w:ascii="Adani" w:hAnsi="Adani"/>
+          <w:b/>
+          <w:sz w:val="20"/>
+          <w:u w:val="none"/>
+        </w:rPr>
+        <w:t>ADANI AIRPORT HOLDINGS LIMITED</w:t>
       </w:r>
     </w:p>
     <w:p>
@@ -6244,37 +5833,7 @@
           <w:sz w:val="20"/>
           <w:u w:val="none"/>
         </w:rPr>
-        <w:t>ADANI AIRPORT HOLDINGS LIMITED</w:t>
-      </w:r>
-    </w:p>
-    <w:p>
-      <w:pPr>
-        <w:spacing w:before="0" w:after="20"/>
-        <w:jc w:val="left"/>
-      </w:pPr>
-      <w:r>
-        <w:rPr>
-          <w:rFonts w:ascii="Adani" w:hAnsi="Adani"/>
-          <w:b/>
-          <w:sz w:val="20"/>
-          <w:u w:val="none"/>
-        </w:rPr>
         <w:t>ADANI SKILL DEVELOPMENT CENTRE</w:t>
-      </w:r>
-    </w:p>
-    <w:p>
-      <w:pPr>
-        <w:spacing w:before="0" w:after="20"/>
-        <w:jc w:val="left"/>
-      </w:pPr>
-      <w:r>
-        <w:rPr>
-          <w:rFonts w:ascii="Adani" w:hAnsi="Adani"/>
-          <w:b/>
-          <w:sz w:val="20"/>
-          <w:u w:val="none"/>
-        </w:rPr>
-        <w:t>ADANI GAS HOLDINGS LIMITED</w:t>
       </w:r>
     </w:p>
     <w:p>
@@ -6305,36 +5864,6 @@
           <w:u w:val="none"/>
         </w:rPr>
         <w:t>GSPC LNG LIMITED</w:t>
-      </w:r>
-    </w:p>
-    <w:p>
-      <w:pPr>
-        <w:spacing w:before="0" w:after="20"/>
-        <w:jc w:val="left"/>
-      </w:pPr>
-      <w:r>
-        <w:rPr>
-          <w:rFonts w:ascii="Adani" w:hAnsi="Adani"/>
-          <w:b/>
-          <w:sz w:val="20"/>
-          <w:u w:val="none"/>
-        </w:rPr>
-        <w:t>RAJASTHAN SEZ PRIVATE LIMITED</w:t>
-      </w:r>
-    </w:p>
-    <w:p>
-      <w:pPr>
-        <w:spacing w:before="0" w:after="20"/>
-        <w:jc w:val="left"/>
-      </w:pPr>
-      <w:r>
-        <w:rPr>
-          <w:rFonts w:ascii="Adani" w:hAnsi="Adani"/>
-          <w:b/>
-          <w:sz w:val="20"/>
-          <w:u w:val="none"/>
-        </w:rPr>
-        <w:t>INLAND CONWARE (LUDHIANA) PRIVATE LIMITED</w:t>
       </w:r>
     </w:p>
     <w:p>
@@ -6455,6 +5984,36 @@
           <w:sz w:val="20"/>
           <w:u w:val="none"/>
         </w:rPr>
+        <w:t>ADANI SOCIAL DEVELOPMENT FOUNDATION</w:t>
+      </w:r>
+    </w:p>
+    <w:p>
+      <w:pPr>
+        <w:spacing w:before="0" w:after="20"/>
+        <w:jc w:val="left"/>
+      </w:pPr>
+      <w:r>
+        <w:rPr>
+          <w:rFonts w:ascii="Adani" w:hAnsi="Adani"/>
+          <w:b w:val="0"/>
+          <w:sz w:val="20"/>
+          <w:u w:val="none"/>
+        </w:rPr>
+        <w:t>ADANI MEDICITY AND RESEARCH CENTER</w:t>
+      </w:r>
+    </w:p>
+    <w:p>
+      <w:pPr>
+        <w:spacing w:before="0" w:after="20"/>
+        <w:jc w:val="left"/>
+      </w:pPr>
+      <w:r>
+        <w:rPr>
+          <w:rFonts w:ascii="Adani" w:hAnsi="Adani"/>
+          <w:b w:val="0"/>
+          <w:sz w:val="20"/>
+          <w:u w:val="none"/>
+        </w:rPr>
         <w:t>ADANI SKILLS AND EDUCATION FOUNDATION</w:t>
       </w:r>
     </w:p>
@@ -6515,37 +6074,7 @@
           <w:sz w:val="20"/>
           <w:u w:val="none"/>
         </w:rPr>
-        <w:t>ADANI SOCIAL DEVELOPMENT FOUNDATION</w:t>
-      </w:r>
-    </w:p>
-    <w:p>
-      <w:pPr>
-        <w:spacing w:before="0" w:after="20"/>
-        <w:jc w:val="left"/>
-      </w:pPr>
-      <w:r>
-        <w:rPr>
-          <w:rFonts w:ascii="Adani" w:hAnsi="Adani"/>
-          <w:b w:val="0"/>
-          <w:sz w:val="20"/>
-          <w:u w:val="none"/>
-        </w:rPr>
         <w:t>ADANI FOUNDATION</w:t>
-      </w:r>
-    </w:p>
-    <w:p>
-      <w:pPr>
-        <w:spacing w:before="0" w:after="20"/>
-        <w:jc w:val="left"/>
-      </w:pPr>
-      <w:r>
-        <w:rPr>
-          <w:rFonts w:ascii="Adani" w:hAnsi="Adani"/>
-          <w:b w:val="0"/>
-          <w:sz w:val="20"/>
-          <w:u w:val="none"/>
-        </w:rPr>
-        <w:t>ADANI MEDICITY AND RESEARCH CENTER</w:t>
       </w:r>
     </w:p>
     <w:p>
@@ -6620,6 +6149,21 @@
           <w:sz w:val="20"/>
           <w:u w:val="none"/>
         </w:rPr>
+        <w:t>ADANI AIRPORT HOLDINGS LIMITED</w:t>
+      </w:r>
+    </w:p>
+    <w:p>
+      <w:pPr>
+        <w:spacing w:before="0" w:after="20"/>
+        <w:jc w:val="left"/>
+      </w:pPr>
+      <w:r>
+        <w:rPr>
+          <w:rFonts w:ascii="Adani" w:hAnsi="Adani"/>
+          <w:b w:val="0"/>
+          <w:sz w:val="20"/>
+          <w:u w:val="none"/>
+        </w:rPr>
         <w:t>NORTH STAR CORPCON LLP</w:t>
       </w:r>
     </w:p>
@@ -6650,37 +6194,7 @@
           <w:sz w:val="20"/>
           <w:u w:val="none"/>
         </w:rPr>
-        <w:t>ADANI AIRPORT HOLDINGS LIMITED</w:t>
-      </w:r>
-    </w:p>
-    <w:p>
-      <w:pPr>
-        <w:spacing w:before="0" w:after="20"/>
-        <w:jc w:val="left"/>
-      </w:pPr>
-      <w:r>
-        <w:rPr>
-          <w:rFonts w:ascii="Adani" w:hAnsi="Adani"/>
-          <w:b w:val="0"/>
-          <w:sz w:val="20"/>
-          <w:u w:val="none"/>
-        </w:rPr>
         <w:t>ADANI SKILL DEVELOPMENT CENTRE</w:t>
-      </w:r>
-    </w:p>
-    <w:p>
-      <w:pPr>
-        <w:spacing w:before="0" w:after="20"/>
-        <w:jc w:val="left"/>
-      </w:pPr>
-      <w:r>
-        <w:rPr>
-          <w:rFonts w:ascii="Adani" w:hAnsi="Adani"/>
-          <w:b w:val="0"/>
-          <w:sz w:val="20"/>
-          <w:u w:val="none"/>
-        </w:rPr>
-        <w:t>ADANI GAS HOLDINGS LIMITED</w:t>
       </w:r>
     </w:p>
     <w:p>
@@ -6836,36 +6350,6 @@
           <w:u w:val="none"/>
         </w:rPr>
         <w:t>ADANI TOTAL PRIVATE LIMITED</w:t>
-      </w:r>
-    </w:p>
-    <w:p>
-      <w:pPr>
-        <w:spacing w:before="0" w:after="20"/>
-        <w:jc w:val="left"/>
-      </w:pPr>
-      <w:r>
-        <w:rPr>
-          <w:rFonts w:ascii="Adani" w:hAnsi="Adani"/>
-          <w:b w:val="0"/>
-          <w:sz w:val="20"/>
-          <w:u w:val="none"/>
-        </w:rPr>
-        <w:t>RAJASTHAN SEZ PRIVATE LIMITED</w:t>
-      </w:r>
-    </w:p>
-    <w:p>
-      <w:pPr>
-        <w:spacing w:before="0" w:after="20"/>
-        <w:jc w:val="left"/>
-      </w:pPr>
-      <w:r>
-        <w:rPr>
-          <w:rFonts w:ascii="Adani" w:hAnsi="Adani"/>
-          <w:b w:val="0"/>
-          <w:sz w:val="20"/>
-          <w:u w:val="none"/>
-        </w:rPr>
-        <w:t>INLAND CONWARE (LUDHIANA) PRIVATE LIMITED</w:t>
       </w:r>
     </w:p>
     <w:p>
@@ -7638,7 +7122,7 @@
                 <w:sz w:val="18"/>
                 <w:u w:val="none"/>
               </w:rPr>
-              <w:t>29</w:t>
+              <w:t>26</w:t>
             </w:r>
           </w:p>
         </w:tc>
@@ -8151,6 +7635,234 @@
                 <w:sz w:val="18"/>
                 <w:u w:val="none"/>
               </w:rPr>
+              <w:t>U85300GJ2022NPL131859</w:t>
+            </w:r>
+          </w:p>
+        </w:tc>
+        <w:tc>
+          <w:tcPr>
+            <w:tcW w:type="dxa" w:w="4252"/>
+            <w:shd w:val="clear" w:color="auto" w:fill="FFFFFF"/>
+            <w:tcBorders>
+              <w:top w:val="single" w:sz="4" w:space="0" w:color="000000"/>
+              <w:left w:val="single" w:sz="4" w:space="0" w:color="000000"/>
+              <w:bottom w:val="single" w:sz="4" w:space="0" w:color="000000"/>
+              <w:right w:val="single" w:sz="4" w:space="0" w:color="000000"/>
+            </w:tcBorders>
+            <w:vAlign w:val="center"/>
+          </w:tcPr>
+          <w:p>
+            <w:pPr>
+              <w:spacing w:before="40" w:after="40"/>
+              <w:jc w:val="left"/>
+            </w:pPr>
+            <w:r>
+              <w:rPr>
+                <w:rFonts w:ascii="Adani" w:hAnsi="Adani"/>
+                <w:b w:val="0"/>
+                <w:sz w:val="18"/>
+                <w:u w:val="none"/>
+              </w:rPr>
+              <w:t>ADANI SOCIAL DEVELOPMENT FOUNDATION</w:t>
+            </w:r>
+          </w:p>
+        </w:tc>
+        <w:tc>
+          <w:tcPr>
+            <w:tcW w:type="dxa" w:w="1587"/>
+            <w:shd w:val="clear" w:color="auto" w:fill="FFFFFF"/>
+            <w:tcBorders>
+              <w:top w:val="single" w:sz="4" w:space="0" w:color="000000"/>
+              <w:left w:val="single" w:sz="4" w:space="0" w:color="000000"/>
+              <w:bottom w:val="single" w:sz="4" w:space="0" w:color="000000"/>
+              <w:right w:val="single" w:sz="4" w:space="0" w:color="000000"/>
+            </w:tcBorders>
+            <w:vAlign w:val="center"/>
+          </w:tcPr>
+          <w:p>
+            <w:pPr>
+              <w:spacing w:before="40" w:after="40"/>
+              <w:jc w:val="left"/>
+            </w:pPr>
+            <w:r>
+              <w:rPr>
+                <w:rFonts w:ascii="Adani" w:hAnsi="Adani"/>
+                <w:b w:val="0"/>
+                <w:sz w:val="18"/>
+                <w:u w:val="none"/>
+              </w:rPr>
+              <w:t>Director</w:t>
+            </w:r>
+          </w:p>
+        </w:tc>
+        <w:tc>
+          <w:tcPr>
+            <w:tcW w:type="dxa" w:w="1304"/>
+            <w:shd w:val="clear" w:color="auto" w:fill="FFFFFF"/>
+            <w:tcBorders>
+              <w:top w:val="single" w:sz="4" w:space="0" w:color="000000"/>
+              <w:left w:val="single" w:sz="4" w:space="0" w:color="000000"/>
+              <w:bottom w:val="single" w:sz="4" w:space="0" w:color="000000"/>
+              <w:right w:val="single" w:sz="4" w:space="0" w:color="000000"/>
+            </w:tcBorders>
+            <w:vAlign w:val="center"/>
+          </w:tcPr>
+          <w:p>
+            <w:pPr>
+              <w:spacing w:before="40" w:after="40"/>
+              <w:jc w:val="left"/>
+            </w:pPr>
+            <w:r>
+              <w:rPr>
+                <w:rFonts w:ascii="Adani" w:hAnsi="Adani"/>
+                <w:b w:val="0"/>
+                <w:sz w:val="18"/>
+                <w:u w:val="none"/>
+              </w:rPr>
+              <w:t>30/09/2025</w:t>
+            </w:r>
+          </w:p>
+        </w:tc>
+      </w:tr>
+      <w:tr>
+        <w:tc>
+          <w:tcPr>
+            <w:tcW w:type="dxa" w:w="2268"/>
+            <w:shd w:val="clear" w:color="auto" w:fill="FFFFFF"/>
+            <w:tcBorders>
+              <w:top w:val="single" w:sz="4" w:space="0" w:color="000000"/>
+              <w:left w:val="single" w:sz="4" w:space="0" w:color="000000"/>
+              <w:bottom w:val="single" w:sz="4" w:space="0" w:color="000000"/>
+              <w:right w:val="single" w:sz="4" w:space="0" w:color="000000"/>
+            </w:tcBorders>
+            <w:vAlign w:val="center"/>
+          </w:tcPr>
+          <w:p>
+            <w:pPr>
+              <w:spacing w:before="40" w:after="40"/>
+              <w:jc w:val="left"/>
+            </w:pPr>
+            <w:r>
+              <w:rPr>
+                <w:rFonts w:ascii="Adani" w:hAnsi="Adani"/>
+                <w:b w:val="0"/>
+                <w:sz w:val="18"/>
+                <w:u w:val="none"/>
+              </w:rPr>
+              <w:t>U85300GJ2021NPL123901</w:t>
+            </w:r>
+          </w:p>
+        </w:tc>
+        <w:tc>
+          <w:tcPr>
+            <w:tcW w:type="dxa" w:w="4252"/>
+            <w:shd w:val="clear" w:color="auto" w:fill="FFFFFF"/>
+            <w:tcBorders>
+              <w:top w:val="single" w:sz="4" w:space="0" w:color="000000"/>
+              <w:left w:val="single" w:sz="4" w:space="0" w:color="000000"/>
+              <w:bottom w:val="single" w:sz="4" w:space="0" w:color="000000"/>
+              <w:right w:val="single" w:sz="4" w:space="0" w:color="000000"/>
+            </w:tcBorders>
+            <w:vAlign w:val="center"/>
+          </w:tcPr>
+          <w:p>
+            <w:pPr>
+              <w:spacing w:before="40" w:after="40"/>
+              <w:jc w:val="left"/>
+            </w:pPr>
+            <w:r>
+              <w:rPr>
+                <w:rFonts w:ascii="Adani" w:hAnsi="Adani"/>
+                <w:b w:val="0"/>
+                <w:sz w:val="18"/>
+                <w:u w:val="none"/>
+              </w:rPr>
+              <w:t>ADANI MEDICITY AND RESEARCH CENTER</w:t>
+            </w:r>
+          </w:p>
+        </w:tc>
+        <w:tc>
+          <w:tcPr>
+            <w:tcW w:type="dxa" w:w="1587"/>
+            <w:shd w:val="clear" w:color="auto" w:fill="FFFFFF"/>
+            <w:tcBorders>
+              <w:top w:val="single" w:sz="4" w:space="0" w:color="000000"/>
+              <w:left w:val="single" w:sz="4" w:space="0" w:color="000000"/>
+              <w:bottom w:val="single" w:sz="4" w:space="0" w:color="000000"/>
+              <w:right w:val="single" w:sz="4" w:space="0" w:color="000000"/>
+            </w:tcBorders>
+            <w:vAlign w:val="center"/>
+          </w:tcPr>
+          <w:p>
+            <w:pPr>
+              <w:spacing w:before="40" w:after="40"/>
+              <w:jc w:val="left"/>
+            </w:pPr>
+            <w:r>
+              <w:rPr>
+                <w:rFonts w:ascii="Adani" w:hAnsi="Adani"/>
+                <w:b w:val="0"/>
+                <w:sz w:val="18"/>
+                <w:u w:val="none"/>
+              </w:rPr>
+              <w:t>Director</w:t>
+            </w:r>
+          </w:p>
+        </w:tc>
+        <w:tc>
+          <w:tcPr>
+            <w:tcW w:type="dxa" w:w="1304"/>
+            <w:shd w:val="clear" w:color="auto" w:fill="FFFFFF"/>
+            <w:tcBorders>
+              <w:top w:val="single" w:sz="4" w:space="0" w:color="000000"/>
+              <w:left w:val="single" w:sz="4" w:space="0" w:color="000000"/>
+              <w:bottom w:val="single" w:sz="4" w:space="0" w:color="000000"/>
+              <w:right w:val="single" w:sz="4" w:space="0" w:color="000000"/>
+            </w:tcBorders>
+            <w:vAlign w:val="center"/>
+          </w:tcPr>
+          <w:p>
+            <w:pPr>
+              <w:spacing w:before="40" w:after="40"/>
+              <w:jc w:val="left"/>
+            </w:pPr>
+            <w:r>
+              <w:rPr>
+                <w:rFonts w:ascii="Adani" w:hAnsi="Adani"/>
+                <w:b w:val="0"/>
+                <w:sz w:val="18"/>
+                <w:u w:val="none"/>
+              </w:rPr>
+              <w:t>29/09/2025</w:t>
+            </w:r>
+          </w:p>
+        </w:tc>
+      </w:tr>
+      <w:tr>
+        <w:tc>
+          <w:tcPr>
+            <w:tcW w:type="dxa" w:w="2268"/>
+            <w:shd w:val="clear" w:color="auto" w:fill="FFFFFF"/>
+            <w:tcBorders>
+              <w:top w:val="single" w:sz="4" w:space="0" w:color="000000"/>
+              <w:left w:val="single" w:sz="4" w:space="0" w:color="000000"/>
+              <w:bottom w:val="single" w:sz="4" w:space="0" w:color="000000"/>
+              <w:right w:val="single" w:sz="4" w:space="0" w:color="000000"/>
+            </w:tcBorders>
+            <w:vAlign w:val="center"/>
+          </w:tcPr>
+          <w:p>
+            <w:pPr>
+              <w:spacing w:before="40" w:after="40"/>
+              <w:jc w:val="left"/>
+            </w:pPr>
+            <w:r>
+              <w:rPr>
+                <w:rFonts w:ascii="Adani" w:hAnsi="Adani"/>
+                <w:b w:val="0"/>
+                <w:sz w:val="18"/>
+                <w:u w:val="none"/>
+              </w:rPr>
               <w:t>U74140GJ2015NPL085150</w:t>
             </w:r>
           </w:p>
@@ -8607,7 +8319,7 @@
                 <w:sz w:val="18"/>
                 <w:u w:val="none"/>
               </w:rPr>
-              <w:t>U85300GJ2022NPL131859</w:t>
+              <w:t>U85499GJ2020PTC118707</w:t>
             </w:r>
           </w:p>
         </w:tc>
@@ -8635,7 +8347,7 @@
                 <w:sz w:val="18"/>
                 <w:u w:val="none"/>
               </w:rPr>
-              <w:t>ADANI SOCIAL DEVELOPMENT FOUNDATION</w:t>
+              <w:t>ADANI SPECIAL SITUATIONS PRIVATE LIMITED</w:t>
             </w:r>
           </w:p>
         </w:tc>
@@ -8663,7 +8375,7 @@
                 <w:sz w:val="18"/>
                 <w:u w:val="none"/>
               </w:rPr>
-              <w:t>Additional Director</w:t>
+              <w:t>Director</w:t>
             </w:r>
           </w:p>
         </w:tc>
@@ -8691,7 +8403,121 @@
                 <w:sz w:val="18"/>
                 <w:u w:val="none"/>
               </w:rPr>
-              <w:t>06/03/2025</w:t>
+              <w:t>21/06/2025</w:t>
+            </w:r>
+          </w:p>
+        </w:tc>
+      </w:tr>
+      <w:tr>
+        <w:tc>
+          <w:tcPr>
+            <w:tcW w:type="dxa" w:w="2268"/>
+            <w:shd w:val="clear" w:color="auto" w:fill="FFFFFF"/>
+            <w:tcBorders>
+              <w:top w:val="single" w:sz="4" w:space="0" w:color="000000"/>
+              <w:left w:val="single" w:sz="4" w:space="0" w:color="000000"/>
+              <w:bottom w:val="single" w:sz="4" w:space="0" w:color="000000"/>
+              <w:right w:val="single" w:sz="4" w:space="0" w:color="000000"/>
+            </w:tcBorders>
+            <w:vAlign w:val="center"/>
+          </w:tcPr>
+          <w:p>
+            <w:pPr>
+              <w:spacing w:before="40" w:after="40"/>
+              <w:jc w:val="left"/>
+            </w:pPr>
+            <w:r>
+              <w:rPr>
+                <w:rFonts w:ascii="Adani" w:hAnsi="Adani"/>
+                <w:b w:val="0"/>
+                <w:sz w:val="18"/>
+                <w:u w:val="none"/>
+              </w:rPr>
+              <w:t>U63090GJ2007PTC051309</w:t>
+            </w:r>
+          </w:p>
+        </w:tc>
+        <w:tc>
+          <w:tcPr>
+            <w:tcW w:type="dxa" w:w="4252"/>
+            <w:shd w:val="clear" w:color="auto" w:fill="FFFFFF"/>
+            <w:tcBorders>
+              <w:top w:val="single" w:sz="4" w:space="0" w:color="000000"/>
+              <w:left w:val="single" w:sz="4" w:space="0" w:color="000000"/>
+              <w:bottom w:val="single" w:sz="4" w:space="0" w:color="000000"/>
+              <w:right w:val="single" w:sz="4" w:space="0" w:color="000000"/>
+            </w:tcBorders>
+            <w:vAlign w:val="center"/>
+          </w:tcPr>
+          <w:p>
+            <w:pPr>
+              <w:spacing w:before="40" w:after="40"/>
+              <w:jc w:val="left"/>
+            </w:pPr>
+            <w:r>
+              <w:rPr>
+                <w:rFonts w:ascii="Adani" w:hAnsi="Adani"/>
+                <w:b w:val="0"/>
+                <w:sz w:val="18"/>
+                <w:u w:val="none"/>
+              </w:rPr>
+              <w:t>KARNAVATI AVIATION PRIVATE LIMITED</w:t>
+            </w:r>
+          </w:p>
+        </w:tc>
+        <w:tc>
+          <w:tcPr>
+            <w:tcW w:type="dxa" w:w="1587"/>
+            <w:shd w:val="clear" w:color="auto" w:fill="FFFFFF"/>
+            <w:tcBorders>
+              <w:top w:val="single" w:sz="4" w:space="0" w:color="000000"/>
+              <w:left w:val="single" w:sz="4" w:space="0" w:color="000000"/>
+              <w:bottom w:val="single" w:sz="4" w:space="0" w:color="000000"/>
+              <w:right w:val="single" w:sz="4" w:space="0" w:color="000000"/>
+            </w:tcBorders>
+            <w:vAlign w:val="center"/>
+          </w:tcPr>
+          <w:p>
+            <w:pPr>
+              <w:spacing w:before="40" w:after="40"/>
+              <w:jc w:val="left"/>
+            </w:pPr>
+            <w:r>
+              <w:rPr>
+                <w:rFonts w:ascii="Adani" w:hAnsi="Adani"/>
+                <w:b w:val="0"/>
+                <w:sz w:val="18"/>
+                <w:u w:val="none"/>
+              </w:rPr>
+              <w:t>Director</w:t>
+            </w:r>
+          </w:p>
+        </w:tc>
+        <w:tc>
+          <w:tcPr>
+            <w:tcW w:type="dxa" w:w="1304"/>
+            <w:shd w:val="clear" w:color="auto" w:fill="FFFFFF"/>
+            <w:tcBorders>
+              <w:top w:val="single" w:sz="4" w:space="0" w:color="000000"/>
+              <w:left w:val="single" w:sz="4" w:space="0" w:color="000000"/>
+              <w:bottom w:val="single" w:sz="4" w:space="0" w:color="000000"/>
+              <w:right w:val="single" w:sz="4" w:space="0" w:color="000000"/>
+            </w:tcBorders>
+            <w:vAlign w:val="center"/>
+          </w:tcPr>
+          <w:p>
+            <w:pPr>
+              <w:spacing w:before="40" w:after="40"/>
+              <w:jc w:val="left"/>
+            </w:pPr>
+            <w:r>
+              <w:rPr>
+                <w:rFonts w:ascii="Adani" w:hAnsi="Adani"/>
+                <w:b w:val="0"/>
+                <w:sz w:val="18"/>
+                <w:u w:val="none"/>
+              </w:rPr>
+              <w:t>16/06/2025</w:t>
             </w:r>
           </w:p>
         </w:tc>
@@ -8806,348 +8632,6 @@
                 <w:u w:val="none"/>
               </w:rPr>
               <w:t>28/02/2025</w:t>
-            </w:r>
-          </w:p>
-        </w:tc>
-      </w:tr>
-      <w:tr>
-        <w:tc>
-          <w:tcPr>
-            <w:tcW w:type="dxa" w:w="2268"/>
-            <w:shd w:val="clear" w:color="auto" w:fill="FFFFFF"/>
-            <w:tcBorders>
-              <w:top w:val="single" w:sz="4" w:space="0" w:color="000000"/>
-              <w:left w:val="single" w:sz="4" w:space="0" w:color="000000"/>
-              <w:bottom w:val="single" w:sz="4" w:space="0" w:color="000000"/>
-              <w:right w:val="single" w:sz="4" w:space="0" w:color="000000"/>
-            </w:tcBorders>
-            <w:vAlign w:val="center"/>
-          </w:tcPr>
-          <w:p>
-            <w:pPr>
-              <w:spacing w:before="40" w:after="40"/>
-              <w:jc w:val="left"/>
-            </w:pPr>
-            <w:r>
-              <w:rPr>
-                <w:rFonts w:ascii="Adani" w:hAnsi="Adani"/>
-                <w:b w:val="0"/>
-                <w:sz w:val="18"/>
-                <w:u w:val="none"/>
-              </w:rPr>
-              <w:t>U85499GJ2020PTC118707</w:t>
-            </w:r>
-          </w:p>
-        </w:tc>
-        <w:tc>
-          <w:tcPr>
-            <w:tcW w:type="dxa" w:w="4252"/>
-            <w:shd w:val="clear" w:color="auto" w:fill="FFFFFF"/>
-            <w:tcBorders>
-              <w:top w:val="single" w:sz="4" w:space="0" w:color="000000"/>
-              <w:left w:val="single" w:sz="4" w:space="0" w:color="000000"/>
-              <w:bottom w:val="single" w:sz="4" w:space="0" w:color="000000"/>
-              <w:right w:val="single" w:sz="4" w:space="0" w:color="000000"/>
-            </w:tcBorders>
-            <w:vAlign w:val="center"/>
-          </w:tcPr>
-          <w:p>
-            <w:pPr>
-              <w:spacing w:before="40" w:after="40"/>
-              <w:jc w:val="left"/>
-            </w:pPr>
-            <w:r>
-              <w:rPr>
-                <w:rFonts w:ascii="Adani" w:hAnsi="Adani"/>
-                <w:b w:val="0"/>
-                <w:sz w:val="18"/>
-                <w:u w:val="none"/>
-              </w:rPr>
-              <w:t>ADANI SPECIAL SITUATIONS PRIVATE LIMITED</w:t>
-            </w:r>
-          </w:p>
-        </w:tc>
-        <w:tc>
-          <w:tcPr>
-            <w:tcW w:type="dxa" w:w="1587"/>
-            <w:shd w:val="clear" w:color="auto" w:fill="FFFFFF"/>
-            <w:tcBorders>
-              <w:top w:val="single" w:sz="4" w:space="0" w:color="000000"/>
-              <w:left w:val="single" w:sz="4" w:space="0" w:color="000000"/>
-              <w:bottom w:val="single" w:sz="4" w:space="0" w:color="000000"/>
-              <w:right w:val="single" w:sz="4" w:space="0" w:color="000000"/>
-            </w:tcBorders>
-            <w:vAlign w:val="center"/>
-          </w:tcPr>
-          <w:p>
-            <w:pPr>
-              <w:spacing w:before="40" w:after="40"/>
-              <w:jc w:val="left"/>
-            </w:pPr>
-            <w:r>
-              <w:rPr>
-                <w:rFonts w:ascii="Adani" w:hAnsi="Adani"/>
-                <w:b w:val="0"/>
-                <w:sz w:val="18"/>
-                <w:u w:val="none"/>
-              </w:rPr>
-              <w:t>Additional Director</w:t>
-            </w:r>
-          </w:p>
-        </w:tc>
-        <w:tc>
-          <w:tcPr>
-            <w:tcW w:type="dxa" w:w="1304"/>
-            <w:shd w:val="clear" w:color="auto" w:fill="FFFFFF"/>
-            <w:tcBorders>
-              <w:top w:val="single" w:sz="4" w:space="0" w:color="000000"/>
-              <w:left w:val="single" w:sz="4" w:space="0" w:color="000000"/>
-              <w:bottom w:val="single" w:sz="4" w:space="0" w:color="000000"/>
-              <w:right w:val="single" w:sz="4" w:space="0" w:color="000000"/>
-            </w:tcBorders>
-            <w:vAlign w:val="center"/>
-          </w:tcPr>
-          <w:p>
-            <w:pPr>
-              <w:spacing w:before="40" w:after="40"/>
-              <w:jc w:val="left"/>
-            </w:pPr>
-            <w:r>
-              <w:rPr>
-                <w:rFonts w:ascii="Adani" w:hAnsi="Adani"/>
-                <w:b w:val="0"/>
-                <w:sz w:val="18"/>
-                <w:u w:val="none"/>
-              </w:rPr>
-              <w:t>01/01/2025</w:t>
-            </w:r>
-          </w:p>
-        </w:tc>
-      </w:tr>
-      <w:tr>
-        <w:tc>
-          <w:tcPr>
-            <w:tcW w:type="dxa" w:w="2268"/>
-            <w:shd w:val="clear" w:color="auto" w:fill="FFFFFF"/>
-            <w:tcBorders>
-              <w:top w:val="single" w:sz="4" w:space="0" w:color="000000"/>
-              <w:left w:val="single" w:sz="4" w:space="0" w:color="000000"/>
-              <w:bottom w:val="single" w:sz="4" w:space="0" w:color="000000"/>
-              <w:right w:val="single" w:sz="4" w:space="0" w:color="000000"/>
-            </w:tcBorders>
-            <w:vAlign w:val="center"/>
-          </w:tcPr>
-          <w:p>
-            <w:pPr>
-              <w:spacing w:before="40" w:after="40"/>
-              <w:jc w:val="left"/>
-            </w:pPr>
-            <w:r>
-              <w:rPr>
-                <w:rFonts w:ascii="Adani" w:hAnsi="Adani"/>
-                <w:b w:val="0"/>
-                <w:sz w:val="18"/>
-                <w:u w:val="none"/>
-              </w:rPr>
-              <w:t>U63090GJ2007PTC051309</w:t>
-            </w:r>
-          </w:p>
-        </w:tc>
-        <w:tc>
-          <w:tcPr>
-            <w:tcW w:type="dxa" w:w="4252"/>
-            <w:shd w:val="clear" w:color="auto" w:fill="FFFFFF"/>
-            <w:tcBorders>
-              <w:top w:val="single" w:sz="4" w:space="0" w:color="000000"/>
-              <w:left w:val="single" w:sz="4" w:space="0" w:color="000000"/>
-              <w:bottom w:val="single" w:sz="4" w:space="0" w:color="000000"/>
-              <w:right w:val="single" w:sz="4" w:space="0" w:color="000000"/>
-            </w:tcBorders>
-            <w:vAlign w:val="center"/>
-          </w:tcPr>
-          <w:p>
-            <w:pPr>
-              <w:spacing w:before="40" w:after="40"/>
-              <w:jc w:val="left"/>
-            </w:pPr>
-            <w:r>
-              <w:rPr>
-                <w:rFonts w:ascii="Adani" w:hAnsi="Adani"/>
-                <w:b w:val="0"/>
-                <w:sz w:val="18"/>
-                <w:u w:val="none"/>
-              </w:rPr>
-              <w:t>KARNAVATI AVIATION PRIVATE LIMITED</w:t>
-            </w:r>
-          </w:p>
-        </w:tc>
-        <w:tc>
-          <w:tcPr>
-            <w:tcW w:type="dxa" w:w="1587"/>
-            <w:shd w:val="clear" w:color="auto" w:fill="FFFFFF"/>
-            <w:tcBorders>
-              <w:top w:val="single" w:sz="4" w:space="0" w:color="000000"/>
-              <w:left w:val="single" w:sz="4" w:space="0" w:color="000000"/>
-              <w:bottom w:val="single" w:sz="4" w:space="0" w:color="000000"/>
-              <w:right w:val="single" w:sz="4" w:space="0" w:color="000000"/>
-            </w:tcBorders>
-            <w:vAlign w:val="center"/>
-          </w:tcPr>
-          <w:p>
-            <w:pPr>
-              <w:spacing w:before="40" w:after="40"/>
-              <w:jc w:val="left"/>
-            </w:pPr>
-            <w:r>
-              <w:rPr>
-                <w:rFonts w:ascii="Adani" w:hAnsi="Adani"/>
-                <w:b w:val="0"/>
-                <w:sz w:val="18"/>
-                <w:u w:val="none"/>
-              </w:rPr>
-              <w:t>Additional Director</w:t>
-            </w:r>
-          </w:p>
-        </w:tc>
-        <w:tc>
-          <w:tcPr>
-            <w:tcW w:type="dxa" w:w="1304"/>
-            <w:shd w:val="clear" w:color="auto" w:fill="FFFFFF"/>
-            <w:tcBorders>
-              <w:top w:val="single" w:sz="4" w:space="0" w:color="000000"/>
-              <w:left w:val="single" w:sz="4" w:space="0" w:color="000000"/>
-              <w:bottom w:val="single" w:sz="4" w:space="0" w:color="000000"/>
-              <w:right w:val="single" w:sz="4" w:space="0" w:color="000000"/>
-            </w:tcBorders>
-            <w:vAlign w:val="center"/>
-          </w:tcPr>
-          <w:p>
-            <w:pPr>
-              <w:spacing w:before="40" w:after="40"/>
-              <w:jc w:val="left"/>
-            </w:pPr>
-            <w:r>
-              <w:rPr>
-                <w:rFonts w:ascii="Adani" w:hAnsi="Adani"/>
-                <w:b w:val="0"/>
-                <w:sz w:val="18"/>
-                <w:u w:val="none"/>
-              </w:rPr>
-              <w:t>16/11/2024</w:t>
-            </w:r>
-          </w:p>
-        </w:tc>
-      </w:tr>
-      <w:tr>
-        <w:tc>
-          <w:tcPr>
-            <w:tcW w:type="dxa" w:w="2268"/>
-            <w:shd w:val="clear" w:color="auto" w:fill="FFFFFF"/>
-            <w:tcBorders>
-              <w:top w:val="single" w:sz="4" w:space="0" w:color="000000"/>
-              <w:left w:val="single" w:sz="4" w:space="0" w:color="000000"/>
-              <w:bottom w:val="single" w:sz="4" w:space="0" w:color="000000"/>
-              <w:right w:val="single" w:sz="4" w:space="0" w:color="000000"/>
-            </w:tcBorders>
-            <w:vAlign w:val="center"/>
-          </w:tcPr>
-          <w:p>
-            <w:pPr>
-              <w:spacing w:before="40" w:after="40"/>
-              <w:jc w:val="left"/>
-            </w:pPr>
-            <w:r>
-              <w:rPr>
-                <w:rFonts w:ascii="Adani" w:hAnsi="Adani"/>
-                <w:b w:val="0"/>
-                <w:sz w:val="18"/>
-                <w:u w:val="none"/>
-              </w:rPr>
-              <w:t>U85300GJ2021NPL123901</w:t>
-            </w:r>
-          </w:p>
-        </w:tc>
-        <w:tc>
-          <w:tcPr>
-            <w:tcW w:type="dxa" w:w="4252"/>
-            <w:shd w:val="clear" w:color="auto" w:fill="FFFFFF"/>
-            <w:tcBorders>
-              <w:top w:val="single" w:sz="4" w:space="0" w:color="000000"/>
-              <w:left w:val="single" w:sz="4" w:space="0" w:color="000000"/>
-              <w:bottom w:val="single" w:sz="4" w:space="0" w:color="000000"/>
-              <w:right w:val="single" w:sz="4" w:space="0" w:color="000000"/>
-            </w:tcBorders>
-            <w:vAlign w:val="center"/>
-          </w:tcPr>
-          <w:p>
-            <w:pPr>
-              <w:spacing w:before="40" w:after="40"/>
-              <w:jc w:val="left"/>
-            </w:pPr>
-            <w:r>
-              <w:rPr>
-                <w:rFonts w:ascii="Adani" w:hAnsi="Adani"/>
-                <w:b w:val="0"/>
-                <w:sz w:val="18"/>
-                <w:u w:val="none"/>
-              </w:rPr>
-              <w:t>ADANI MEDICITY AND RESEARCH CENTER</w:t>
-            </w:r>
-          </w:p>
-        </w:tc>
-        <w:tc>
-          <w:tcPr>
-            <w:tcW w:type="dxa" w:w="1587"/>
-            <w:shd w:val="clear" w:color="auto" w:fill="FFFFFF"/>
-            <w:tcBorders>
-              <w:top w:val="single" w:sz="4" w:space="0" w:color="000000"/>
-              <w:left w:val="single" w:sz="4" w:space="0" w:color="000000"/>
-              <w:bottom w:val="single" w:sz="4" w:space="0" w:color="000000"/>
-              <w:right w:val="single" w:sz="4" w:space="0" w:color="000000"/>
-            </w:tcBorders>
-            <w:vAlign w:val="center"/>
-          </w:tcPr>
-          <w:p>
-            <w:pPr>
-              <w:spacing w:before="40" w:after="40"/>
-              <w:jc w:val="left"/>
-            </w:pPr>
-            <w:r>
-              <w:rPr>
-                <w:rFonts w:ascii="Adani" w:hAnsi="Adani"/>
-                <w:b w:val="0"/>
-                <w:sz w:val="18"/>
-                <w:u w:val="none"/>
-              </w:rPr>
-              <w:t>Additional Director</w:t>
-            </w:r>
-          </w:p>
-        </w:tc>
-        <w:tc>
-          <w:tcPr>
-            <w:tcW w:type="dxa" w:w="1304"/>
-            <w:shd w:val="clear" w:color="auto" w:fill="FFFFFF"/>
-            <w:tcBorders>
-              <w:top w:val="single" w:sz="4" w:space="0" w:color="000000"/>
-              <w:left w:val="single" w:sz="4" w:space="0" w:color="000000"/>
-              <w:bottom w:val="single" w:sz="4" w:space="0" w:color="000000"/>
-              <w:right w:val="single" w:sz="4" w:space="0" w:color="000000"/>
-            </w:tcBorders>
-            <w:vAlign w:val="center"/>
-          </w:tcPr>
-          <w:p>
-            <w:pPr>
-              <w:spacing w:before="40" w:after="40"/>
-              <w:jc w:val="left"/>
-            </w:pPr>
-            <w:r>
-              <w:rPr>
-                <w:rFonts w:ascii="Adani" w:hAnsi="Adani"/>
-                <w:b w:val="0"/>
-                <w:sz w:val="18"/>
-                <w:u w:val="none"/>
-              </w:rPr>
-              <w:t>28/10/2024</w:t>
             </w:r>
           </w:p>
         </w:tc>
@@ -9604,6 +9088,120 @@
                 <w:u w:val="none"/>
               </w:rPr>
               <w:t>17/05/2022</w:t>
+            </w:r>
+          </w:p>
+        </w:tc>
+      </w:tr>
+      <w:tr>
+        <w:tc>
+          <w:tcPr>
+            <w:tcW w:type="dxa" w:w="2268"/>
+            <w:shd w:val="clear" w:color="auto" w:fill="FFFFFF"/>
+            <w:tcBorders>
+              <w:top w:val="single" w:sz="4" w:space="0" w:color="000000"/>
+              <w:left w:val="single" w:sz="4" w:space="0" w:color="000000"/>
+              <w:bottom w:val="single" w:sz="4" w:space="0" w:color="000000"/>
+              <w:right w:val="single" w:sz="4" w:space="0" w:color="000000"/>
+            </w:tcBorders>
+            <w:vAlign w:val="center"/>
+          </w:tcPr>
+          <w:p>
+            <w:pPr>
+              <w:spacing w:before="40" w:after="40"/>
+              <w:jc w:val="left"/>
+            </w:pPr>
+            <w:r>
+              <w:rPr>
+                <w:rFonts w:ascii="Adani" w:hAnsi="Adani"/>
+                <w:b w:val="0"/>
+                <w:sz w:val="18"/>
+                <w:u w:val="none"/>
+              </w:rPr>
+              <w:t>U62100GJ2019PLC109395</w:t>
+            </w:r>
+          </w:p>
+        </w:tc>
+        <w:tc>
+          <w:tcPr>
+            <w:tcW w:type="dxa" w:w="4252"/>
+            <w:shd w:val="clear" w:color="auto" w:fill="FFFFFF"/>
+            <w:tcBorders>
+              <w:top w:val="single" w:sz="4" w:space="0" w:color="000000"/>
+              <w:left w:val="single" w:sz="4" w:space="0" w:color="000000"/>
+              <w:bottom w:val="single" w:sz="4" w:space="0" w:color="000000"/>
+              <w:right w:val="single" w:sz="4" w:space="0" w:color="000000"/>
+            </w:tcBorders>
+            <w:vAlign w:val="center"/>
+          </w:tcPr>
+          <w:p>
+            <w:pPr>
+              <w:spacing w:before="40" w:after="40"/>
+              <w:jc w:val="left"/>
+            </w:pPr>
+            <w:r>
+              <w:rPr>
+                <w:rFonts w:ascii="Adani" w:hAnsi="Adani"/>
+                <w:b w:val="0"/>
+                <w:sz w:val="18"/>
+                <w:u w:val="none"/>
+              </w:rPr>
+              <w:t>ADANI AIRPORT HOLDINGS LIMITED</w:t>
+            </w:r>
+          </w:p>
+        </w:tc>
+        <w:tc>
+          <w:tcPr>
+            <w:tcW w:type="dxa" w:w="1587"/>
+            <w:shd w:val="clear" w:color="auto" w:fill="FFFFFF"/>
+            <w:tcBorders>
+              <w:top w:val="single" w:sz="4" w:space="0" w:color="000000"/>
+              <w:left w:val="single" w:sz="4" w:space="0" w:color="000000"/>
+              <w:bottom w:val="single" w:sz="4" w:space="0" w:color="000000"/>
+              <w:right w:val="single" w:sz="4" w:space="0" w:color="000000"/>
+            </w:tcBorders>
+            <w:vAlign w:val="center"/>
+          </w:tcPr>
+          <w:p>
+            <w:pPr>
+              <w:spacing w:before="40" w:after="40"/>
+              <w:jc w:val="left"/>
+            </w:pPr>
+            <w:r>
+              <w:rPr>
+                <w:rFonts w:ascii="Adani" w:hAnsi="Adani"/>
+                <w:b w:val="0"/>
+                <w:sz w:val="18"/>
+                <w:u w:val="none"/>
+              </w:rPr>
+              <w:t>Managing Director</w:t>
+            </w:r>
+          </w:p>
+        </w:tc>
+        <w:tc>
+          <w:tcPr>
+            <w:tcW w:type="dxa" w:w="1304"/>
+            <w:shd w:val="clear" w:color="auto" w:fill="FFFFFF"/>
+            <w:tcBorders>
+              <w:top w:val="single" w:sz="4" w:space="0" w:color="000000"/>
+              <w:left w:val="single" w:sz="4" w:space="0" w:color="000000"/>
+              <w:bottom w:val="single" w:sz="4" w:space="0" w:color="000000"/>
+              <w:right w:val="single" w:sz="4" w:space="0" w:color="000000"/>
+            </w:tcBorders>
+            <w:vAlign w:val="center"/>
+          </w:tcPr>
+          <w:p>
+            <w:pPr>
+              <w:spacing w:before="40" w:after="40"/>
+              <w:jc w:val="left"/>
+            </w:pPr>
+            <w:r>
+              <w:rPr>
+                <w:rFonts w:ascii="Adani" w:hAnsi="Adani"/>
+                <w:b w:val="0"/>
+                <w:sz w:val="18"/>
+                <w:u w:val="none"/>
+              </w:rPr>
+              <w:t>01/01/2022</w:t>
             </w:r>
           </w:p>
         </w:tc>
@@ -10203,120 +9801,6 @@
                 <w:sz w:val="18"/>
                 <w:u w:val="none"/>
               </w:rPr>
-              <w:t>U62100GJ2019PLC109395</w:t>
-            </w:r>
-          </w:p>
-        </w:tc>
-        <w:tc>
-          <w:tcPr>
-            <w:tcW w:type="dxa" w:w="4252"/>
-            <w:shd w:val="clear" w:color="auto" w:fill="FFFFFF"/>
-            <w:tcBorders>
-              <w:top w:val="single" w:sz="4" w:space="0" w:color="000000"/>
-              <w:left w:val="single" w:sz="4" w:space="0" w:color="000000"/>
-              <w:bottom w:val="single" w:sz="4" w:space="0" w:color="000000"/>
-              <w:right w:val="single" w:sz="4" w:space="0" w:color="000000"/>
-            </w:tcBorders>
-            <w:vAlign w:val="center"/>
-          </w:tcPr>
-          <w:p>
-            <w:pPr>
-              <w:spacing w:before="40" w:after="40"/>
-              <w:jc w:val="left"/>
-            </w:pPr>
-            <w:r>
-              <w:rPr>
-                <w:rFonts w:ascii="Adani" w:hAnsi="Adani"/>
-                <w:b w:val="0"/>
-                <w:sz w:val="18"/>
-                <w:u w:val="none"/>
-              </w:rPr>
-              <w:t>ADANI AIRPORT HOLDINGS LIMITED</w:t>
-            </w:r>
-          </w:p>
-        </w:tc>
-        <w:tc>
-          <w:tcPr>
-            <w:tcW w:type="dxa" w:w="1587"/>
-            <w:shd w:val="clear" w:color="auto" w:fill="FFFFFF"/>
-            <w:tcBorders>
-              <w:top w:val="single" w:sz="4" w:space="0" w:color="000000"/>
-              <w:left w:val="single" w:sz="4" w:space="0" w:color="000000"/>
-              <w:bottom w:val="single" w:sz="4" w:space="0" w:color="000000"/>
-              <w:right w:val="single" w:sz="4" w:space="0" w:color="000000"/>
-            </w:tcBorders>
-            <w:vAlign w:val="center"/>
-          </w:tcPr>
-          <w:p>
-            <w:pPr>
-              <w:spacing w:before="40" w:after="40"/>
-              <w:jc w:val="left"/>
-            </w:pPr>
-            <w:r>
-              <w:rPr>
-                <w:rFonts w:ascii="Adani" w:hAnsi="Adani"/>
-                <w:b w:val="0"/>
-                <w:sz w:val="18"/>
-                <w:u w:val="none"/>
-              </w:rPr>
-              <w:t>Additional Director</w:t>
-            </w:r>
-          </w:p>
-        </w:tc>
-        <w:tc>
-          <w:tcPr>
-            <w:tcW w:type="dxa" w:w="1304"/>
-            <w:shd w:val="clear" w:color="auto" w:fill="FFFFFF"/>
-            <w:tcBorders>
-              <w:top w:val="single" w:sz="4" w:space="0" w:color="000000"/>
-              <w:left w:val="single" w:sz="4" w:space="0" w:color="000000"/>
-              <w:bottom w:val="single" w:sz="4" w:space="0" w:color="000000"/>
-              <w:right w:val="single" w:sz="4" w:space="0" w:color="000000"/>
-            </w:tcBorders>
-            <w:vAlign w:val="center"/>
-          </w:tcPr>
-          <w:p>
-            <w:pPr>
-              <w:spacing w:before="40" w:after="40"/>
-              <w:jc w:val="left"/>
-            </w:pPr>
-            <w:r>
-              <w:rPr>
-                <w:rFonts w:ascii="Adani" w:hAnsi="Adani"/>
-                <w:b w:val="0"/>
-                <w:sz w:val="18"/>
-                <w:u w:val="none"/>
-              </w:rPr>
-              <w:t>27/08/2019</w:t>
-            </w:r>
-          </w:p>
-        </w:tc>
-      </w:tr>
-      <w:tr>
-        <w:tc>
-          <w:tcPr>
-            <w:tcW w:type="dxa" w:w="2268"/>
-            <w:shd w:val="clear" w:color="auto" w:fill="FFFFFF"/>
-            <w:tcBorders>
-              <w:top w:val="single" w:sz="4" w:space="0" w:color="000000"/>
-              <w:left w:val="single" w:sz="4" w:space="0" w:color="000000"/>
-              <w:bottom w:val="single" w:sz="4" w:space="0" w:color="000000"/>
-              <w:right w:val="single" w:sz="4" w:space="0" w:color="000000"/>
-            </w:tcBorders>
-            <w:vAlign w:val="center"/>
-          </w:tcPr>
-          <w:p>
-            <w:pPr>
-              <w:spacing w:before="40" w:after="40"/>
-              <w:jc w:val="left"/>
-            </w:pPr>
-            <w:r>
-              <w:rPr>
-                <w:rFonts w:ascii="Adani" w:hAnsi="Adani"/>
-                <w:b w:val="0"/>
-                <w:sz w:val="18"/>
-                <w:u w:val="none"/>
-              </w:rPr>
               <w:t>U74999GJ2016NPL092026</w:t>
             </w:r>
           </w:p>
@@ -10402,120 +9886,6 @@
                 <w:u w:val="none"/>
               </w:rPr>
               <w:t>16/05/2016</w:t>
-            </w:r>
-          </w:p>
-        </w:tc>
-      </w:tr>
-      <w:tr>
-        <w:tc>
-          <w:tcPr>
-            <w:tcW w:type="dxa" w:w="2268"/>
-            <w:shd w:val="clear" w:color="auto" w:fill="FFFFFF"/>
-            <w:tcBorders>
-              <w:top w:val="single" w:sz="4" w:space="0" w:color="000000"/>
-              <w:left w:val="single" w:sz="4" w:space="0" w:color="000000"/>
-              <w:bottom w:val="single" w:sz="4" w:space="0" w:color="000000"/>
-              <w:right w:val="single" w:sz="4" w:space="0" w:color="000000"/>
-            </w:tcBorders>
-            <w:vAlign w:val="center"/>
-          </w:tcPr>
-          <w:p>
-            <w:pPr>
-              <w:spacing w:before="40" w:after="40"/>
-              <w:jc w:val="left"/>
-            </w:pPr>
-            <w:r>
-              <w:rPr>
-                <w:rFonts w:ascii="Adani" w:hAnsi="Adani"/>
-                <w:b w:val="0"/>
-                <w:sz w:val="18"/>
-                <w:u w:val="none"/>
-              </w:rPr>
-              <w:t>U11200GJ2010PLC062148</w:t>
-            </w:r>
-          </w:p>
-        </w:tc>
-        <w:tc>
-          <w:tcPr>
-            <w:tcW w:type="dxa" w:w="4252"/>
-            <w:shd w:val="clear" w:color="auto" w:fill="FFFFFF"/>
-            <w:tcBorders>
-              <w:top w:val="single" w:sz="4" w:space="0" w:color="000000"/>
-              <w:left w:val="single" w:sz="4" w:space="0" w:color="000000"/>
-              <w:bottom w:val="single" w:sz="4" w:space="0" w:color="000000"/>
-              <w:right w:val="single" w:sz="4" w:space="0" w:color="000000"/>
-            </w:tcBorders>
-            <w:vAlign w:val="center"/>
-          </w:tcPr>
-          <w:p>
-            <w:pPr>
-              <w:spacing w:before="40" w:after="40"/>
-              <w:jc w:val="left"/>
-            </w:pPr>
-            <w:r>
-              <w:rPr>
-                <w:rFonts w:ascii="Adani" w:hAnsi="Adani"/>
-                <w:b w:val="0"/>
-                <w:sz w:val="18"/>
-                <w:u w:val="none"/>
-              </w:rPr>
-              <w:t>ADANI GAS HOLDINGS LIMITED</w:t>
-            </w:r>
-          </w:p>
-        </w:tc>
-        <w:tc>
-          <w:tcPr>
-            <w:tcW w:type="dxa" w:w="1587"/>
-            <w:shd w:val="clear" w:color="auto" w:fill="FFFFFF"/>
-            <w:tcBorders>
-              <w:top w:val="single" w:sz="4" w:space="0" w:color="000000"/>
-              <w:left w:val="single" w:sz="4" w:space="0" w:color="000000"/>
-              <w:bottom w:val="single" w:sz="4" w:space="0" w:color="000000"/>
-              <w:right w:val="single" w:sz="4" w:space="0" w:color="000000"/>
-            </w:tcBorders>
-            <w:vAlign w:val="center"/>
-          </w:tcPr>
-          <w:p>
-            <w:pPr>
-              <w:spacing w:before="40" w:after="40"/>
-              <w:jc w:val="left"/>
-            </w:pPr>
-            <w:r>
-              <w:rPr>
-                <w:rFonts w:ascii="Adani" w:hAnsi="Adani"/>
-                <w:b w:val="0"/>
-                <w:sz w:val="18"/>
-                <w:u w:val="none"/>
-              </w:rPr>
-              <w:t>Director</w:t>
-            </w:r>
-          </w:p>
-        </w:tc>
-        <w:tc>
-          <w:tcPr>
-            <w:tcW w:type="dxa" w:w="1304"/>
-            <w:shd w:val="clear" w:color="auto" w:fill="FFFFFF"/>
-            <w:tcBorders>
-              <w:top w:val="single" w:sz="4" w:space="0" w:color="000000"/>
-              <w:left w:val="single" w:sz="4" w:space="0" w:color="000000"/>
-              <w:bottom w:val="single" w:sz="4" w:space="0" w:color="000000"/>
-              <w:right w:val="single" w:sz="4" w:space="0" w:color="000000"/>
-            </w:tcBorders>
-            <w:vAlign w:val="center"/>
-          </w:tcPr>
-          <w:p>
-            <w:pPr>
-              <w:spacing w:before="40" w:after="40"/>
-              <w:jc w:val="left"/>
-            </w:pPr>
-            <w:r>
-              <w:rPr>
-                <w:rFonts w:ascii="Adani" w:hAnsi="Adani"/>
-                <w:b w:val="0"/>
-                <w:sz w:val="18"/>
-                <w:u w:val="none"/>
-              </w:rPr>
-              <w:t>22/01/2016</w:t>
             </w:r>
           </w:p>
         </w:tc>
@@ -10744,234 +10114,6 @@
                 <w:u w:val="none"/>
               </w:rPr>
               <w:t>14/08/2013</w:t>
-            </w:r>
-          </w:p>
-        </w:tc>
-      </w:tr>
-      <w:tr>
-        <w:tc>
-          <w:tcPr>
-            <w:tcW w:type="dxa" w:w="2268"/>
-            <w:shd w:val="clear" w:color="auto" w:fill="FFFFFF"/>
-            <w:tcBorders>
-              <w:top w:val="single" w:sz="4" w:space="0" w:color="000000"/>
-              <w:left w:val="single" w:sz="4" w:space="0" w:color="000000"/>
-              <w:bottom w:val="single" w:sz="4" w:space="0" w:color="000000"/>
-              <w:right w:val="single" w:sz="4" w:space="0" w:color="000000"/>
-            </w:tcBorders>
-            <w:vAlign w:val="center"/>
-          </w:tcPr>
-          <w:p>
-            <w:pPr>
-              <w:spacing w:before="40" w:after="40"/>
-              <w:jc w:val="left"/>
-            </w:pPr>
-            <w:r>
-              <w:rPr>
-                <w:rFonts w:ascii="Adani" w:hAnsi="Adani"/>
-                <w:b w:val="0"/>
-                <w:sz w:val="18"/>
-                <w:u w:val="none"/>
-              </w:rPr>
-              <w:t>U45209GJ2008PTC052722</w:t>
-            </w:r>
-          </w:p>
-        </w:tc>
-        <w:tc>
-          <w:tcPr>
-            <w:tcW w:type="dxa" w:w="4252"/>
-            <w:shd w:val="clear" w:color="auto" w:fill="FFFFFF"/>
-            <w:tcBorders>
-              <w:top w:val="single" w:sz="4" w:space="0" w:color="000000"/>
-              <w:left w:val="single" w:sz="4" w:space="0" w:color="000000"/>
-              <w:bottom w:val="single" w:sz="4" w:space="0" w:color="000000"/>
-              <w:right w:val="single" w:sz="4" w:space="0" w:color="000000"/>
-            </w:tcBorders>
-            <w:vAlign w:val="center"/>
-          </w:tcPr>
-          <w:p>
-            <w:pPr>
-              <w:spacing w:before="40" w:after="40"/>
-              <w:jc w:val="left"/>
-            </w:pPr>
-            <w:r>
-              <w:rPr>
-                <w:rFonts w:ascii="Adani" w:hAnsi="Adani"/>
-                <w:b w:val="0"/>
-                <w:sz w:val="18"/>
-                <w:u w:val="none"/>
-              </w:rPr>
-              <w:t>RAJASTHAN SEZ PRIVATE LIMITED</w:t>
-            </w:r>
-          </w:p>
-        </w:tc>
-        <w:tc>
-          <w:tcPr>
-            <w:tcW w:type="dxa" w:w="1587"/>
-            <w:shd w:val="clear" w:color="auto" w:fill="FFFFFF"/>
-            <w:tcBorders>
-              <w:top w:val="single" w:sz="4" w:space="0" w:color="000000"/>
-              <w:left w:val="single" w:sz="4" w:space="0" w:color="000000"/>
-              <w:bottom w:val="single" w:sz="4" w:space="0" w:color="000000"/>
-              <w:right w:val="single" w:sz="4" w:space="0" w:color="000000"/>
-            </w:tcBorders>
-            <w:vAlign w:val="center"/>
-          </w:tcPr>
-          <w:p>
-            <w:pPr>
-              <w:spacing w:before="40" w:after="40"/>
-              <w:jc w:val="left"/>
-            </w:pPr>
-            <w:r>
-              <w:rPr>
-                <w:rFonts w:ascii="Adani" w:hAnsi="Adani"/>
-                <w:b w:val="0"/>
-                <w:sz w:val="18"/>
-                <w:u w:val="none"/>
-              </w:rPr>
-              <w:t>Director</w:t>
-            </w:r>
-          </w:p>
-        </w:tc>
-        <w:tc>
-          <w:tcPr>
-            <w:tcW w:type="dxa" w:w="1304"/>
-            <w:shd w:val="clear" w:color="auto" w:fill="FFFFFF"/>
-            <w:tcBorders>
-              <w:top w:val="single" w:sz="4" w:space="0" w:color="000000"/>
-              <w:left w:val="single" w:sz="4" w:space="0" w:color="000000"/>
-              <w:bottom w:val="single" w:sz="4" w:space="0" w:color="000000"/>
-              <w:right w:val="single" w:sz="4" w:space="0" w:color="000000"/>
-            </w:tcBorders>
-            <w:vAlign w:val="center"/>
-          </w:tcPr>
-          <w:p>
-            <w:pPr>
-              <w:spacing w:before="40" w:after="40"/>
-              <w:jc w:val="left"/>
-            </w:pPr>
-            <w:r>
-              <w:rPr>
-                <w:rFonts w:ascii="Adani" w:hAnsi="Adani"/>
-                <w:b w:val="0"/>
-                <w:sz w:val="18"/>
-                <w:u w:val="none"/>
-              </w:rPr>
-              <w:t>01/06/2009</w:t>
-            </w:r>
-          </w:p>
-        </w:tc>
-      </w:tr>
-      <w:tr>
-        <w:tc>
-          <w:tcPr>
-            <w:tcW w:type="dxa" w:w="2268"/>
-            <w:shd w:val="clear" w:color="auto" w:fill="FFFFFF"/>
-            <w:tcBorders>
-              <w:top w:val="single" w:sz="4" w:space="0" w:color="000000"/>
-              <w:left w:val="single" w:sz="4" w:space="0" w:color="000000"/>
-              <w:bottom w:val="single" w:sz="4" w:space="0" w:color="000000"/>
-              <w:right w:val="single" w:sz="4" w:space="0" w:color="000000"/>
-            </w:tcBorders>
-            <w:vAlign w:val="center"/>
-          </w:tcPr>
-          <w:p>
-            <w:pPr>
-              <w:spacing w:before="40" w:after="40"/>
-              <w:jc w:val="left"/>
-            </w:pPr>
-            <w:r>
-              <w:rPr>
-                <w:rFonts w:ascii="Adani" w:hAnsi="Adani"/>
-                <w:b w:val="0"/>
-                <w:sz w:val="18"/>
-                <w:u w:val="none"/>
-              </w:rPr>
-              <w:t>U63010GJ2005PTC046720</w:t>
-            </w:r>
-          </w:p>
-        </w:tc>
-        <w:tc>
-          <w:tcPr>
-            <w:tcW w:type="dxa" w:w="4252"/>
-            <w:shd w:val="clear" w:color="auto" w:fill="FFFFFF"/>
-            <w:tcBorders>
-              <w:top w:val="single" w:sz="4" w:space="0" w:color="000000"/>
-              <w:left w:val="single" w:sz="4" w:space="0" w:color="000000"/>
-              <w:bottom w:val="single" w:sz="4" w:space="0" w:color="000000"/>
-              <w:right w:val="single" w:sz="4" w:space="0" w:color="000000"/>
-            </w:tcBorders>
-            <w:vAlign w:val="center"/>
-          </w:tcPr>
-          <w:p>
-            <w:pPr>
-              <w:spacing w:before="40" w:after="40"/>
-              <w:jc w:val="left"/>
-            </w:pPr>
-            <w:r>
-              <w:rPr>
-                <w:rFonts w:ascii="Adani" w:hAnsi="Adani"/>
-                <w:b w:val="0"/>
-                <w:sz w:val="18"/>
-                <w:u w:val="none"/>
-              </w:rPr>
-              <w:t>INLAND CONWARE (LUDHIANA) PRIVATE LIMITED</w:t>
-            </w:r>
-          </w:p>
-        </w:tc>
-        <w:tc>
-          <w:tcPr>
-            <w:tcW w:type="dxa" w:w="1587"/>
-            <w:shd w:val="clear" w:color="auto" w:fill="FFFFFF"/>
-            <w:tcBorders>
-              <w:top w:val="single" w:sz="4" w:space="0" w:color="000000"/>
-              <w:left w:val="single" w:sz="4" w:space="0" w:color="000000"/>
-              <w:bottom w:val="single" w:sz="4" w:space="0" w:color="000000"/>
-              <w:right w:val="single" w:sz="4" w:space="0" w:color="000000"/>
-            </w:tcBorders>
-            <w:vAlign w:val="center"/>
-          </w:tcPr>
-          <w:p>
-            <w:pPr>
-              <w:spacing w:before="40" w:after="40"/>
-              <w:jc w:val="left"/>
-            </w:pPr>
-            <w:r>
-              <w:rPr>
-                <w:rFonts w:ascii="Adani" w:hAnsi="Adani"/>
-                <w:b w:val="0"/>
-                <w:sz w:val="18"/>
-                <w:u w:val="none"/>
-              </w:rPr>
-              <w:t>Director</w:t>
-            </w:r>
-          </w:p>
-        </w:tc>
-        <w:tc>
-          <w:tcPr>
-            <w:tcW w:type="dxa" w:w="1304"/>
-            <w:shd w:val="clear" w:color="auto" w:fill="FFFFFF"/>
-            <w:tcBorders>
-              <w:top w:val="single" w:sz="4" w:space="0" w:color="000000"/>
-              <w:left w:val="single" w:sz="4" w:space="0" w:color="000000"/>
-              <w:bottom w:val="single" w:sz="4" w:space="0" w:color="000000"/>
-              <w:right w:val="single" w:sz="4" w:space="0" w:color="000000"/>
-            </w:tcBorders>
-            <w:vAlign w:val="center"/>
-          </w:tcPr>
-          <w:p>
-            <w:pPr>
-              <w:spacing w:before="40" w:after="40"/>
-              <w:jc w:val="left"/>
-            </w:pPr>
-            <w:r>
-              <w:rPr>
-                <w:rFonts w:ascii="Adani" w:hAnsi="Adani"/>
-                <w:b w:val="0"/>
-                <w:sz w:val="18"/>
-                <w:u w:val="none"/>
-              </w:rPr>
-              <w:t>21/08/2008</w:t>
             </w:r>
           </w:p>
         </w:tc>
